--- a/aws-api-gateway-unused-api-cleanup.docx
+++ b/aws-api-gateway-unused-api-cleanup.docx
@@ -161,15 +161,6 @@
       </w:pPr>
       <w:r>
         <w:t>[Governance &amp; Ongoing Monitoring](#10-governance--ongoing-monitoring)</w:t>
-      </w:r>
-    </w:p>
-    <w:p>
-      <w:pPr>
-        <w:pStyle w:val="ListNumber"/>
-        <w:ind w:left="360"/>
-      </w:pPr>
-      <w:r>
-        <w:t>[Appendix: Reference Commands](#11-appendix-reference-commands)</w:t>
       </w:r>
     </w:p>
     <w:p>
@@ -941,7 +932,7 @@
         <w:ind w:left="360"/>
       </w:pPr>
       <w:r>
-        <w:t>Appropriate IAM permissions (see §3.3)</w:t>
+        <w:t>Appropriate IAM permissions (see §3.2)</w:t>
       </w:r>
     </w:p>
     <w:p>
@@ -963,563 +954,7 @@
           <w:color w:val="1F497D"/>
           <w:sz w:val="28"/>
         </w:rPr>
-        <w:t>3.2 Step-by-Step Discovery</w:t>
-      </w:r>
-    </w:p>
-    <w:p>
-      <w:pPr>
-        <w:pStyle w:val="Heading4"/>
-      </w:pPr>
-      <w:r>
-        <w:rPr>
-          <w:b/>
-          <w:color w:val="1F497D"/>
-          <w:sz w:val="26"/>
-        </w:rPr>
-        <w:t>Step 1 — List all active AWS accounts</w:t>
-      </w:r>
-    </w:p>
-    <w:p>
-      <w:pPr>
-        <w:shd w:val="clear" w:color="auto" w:fill="F4F4F4"/>
-        <w:spacing w:before="0" w:after="0"/>
-        <w:ind w:left="283"/>
-      </w:pPr>
-      <w:r>
-        <w:rPr>
-          <w:rFonts w:ascii="Courier New" w:hAnsi="Courier New"/>
-          <w:color w:val="24292E"/>
-          <w:sz w:val="18"/>
-        </w:rPr>
-        <w:t>aws organizations list-accounts \</w:t>
-      </w:r>
-    </w:p>
-    <w:p>
-      <w:pPr>
-        <w:shd w:val="clear" w:color="auto" w:fill="F4F4F4"/>
-        <w:spacing w:before="0" w:after="0"/>
-        <w:ind w:left="283"/>
-      </w:pPr>
-      <w:r>
-        <w:rPr>
-          <w:rFonts w:ascii="Courier New" w:hAnsi="Courier New"/>
-          <w:color w:val="24292E"/>
-          <w:sz w:val="18"/>
-        </w:rPr>
-        <w:t xml:space="preserve">  --query 'Accounts[?Status==`ACTIVE`].[Id,Name]' \</w:t>
-      </w:r>
-    </w:p>
-    <w:p>
-      <w:pPr>
-        <w:shd w:val="clear" w:color="auto" w:fill="F4F4F4"/>
-        <w:spacing w:before="0" w:after="0"/>
-        <w:ind w:left="283"/>
-      </w:pPr>
-      <w:r>
-        <w:rPr>
-          <w:rFonts w:ascii="Courier New" w:hAnsi="Courier New"/>
-          <w:color w:val="24292E"/>
-          <w:sz w:val="18"/>
-        </w:rPr>
-        <w:t xml:space="preserve">  --output table</w:t>
-      </w:r>
-    </w:p>
-    <w:p>
-      <w:pPr>
-        <w:spacing w:after="80"/>
-      </w:pPr>
-    </w:p>
-    <w:p>
-      <w:pPr>
-        <w:pStyle w:val="Heading4"/>
-      </w:pPr>
-      <w:r>
-        <w:rPr>
-          <w:b/>
-          <w:color w:val="1F497D"/>
-          <w:sz w:val="26"/>
-        </w:rPr>
-        <w:t>Step 2 — List all enabled regions</w:t>
-      </w:r>
-    </w:p>
-    <w:p>
-      <w:pPr>
-        <w:shd w:val="clear" w:color="auto" w:fill="F4F4F4"/>
-        <w:spacing w:before="0" w:after="0"/>
-        <w:ind w:left="283"/>
-      </w:pPr>
-      <w:r>
-        <w:rPr>
-          <w:rFonts w:ascii="Courier New" w:hAnsi="Courier New"/>
-          <w:color w:val="24292E"/>
-          <w:sz w:val="18"/>
-        </w:rPr>
-        <w:t>aws account list-regions \</w:t>
-      </w:r>
-    </w:p>
-    <w:p>
-      <w:pPr>
-        <w:shd w:val="clear" w:color="auto" w:fill="F4F4F4"/>
-        <w:spacing w:before="0" w:after="0"/>
-        <w:ind w:left="283"/>
-      </w:pPr>
-      <w:r>
-        <w:rPr>
-          <w:rFonts w:ascii="Courier New" w:hAnsi="Courier New"/>
-          <w:color w:val="24292E"/>
-          <w:sz w:val="18"/>
-        </w:rPr>
-        <w:t xml:space="preserve">  --region-opt-status-contains ENABLED \</w:t>
-      </w:r>
-    </w:p>
-    <w:p>
-      <w:pPr>
-        <w:shd w:val="clear" w:color="auto" w:fill="F4F4F4"/>
-        <w:spacing w:before="0" w:after="0"/>
-        <w:ind w:left="283"/>
-      </w:pPr>
-      <w:r>
-        <w:rPr>
-          <w:rFonts w:ascii="Courier New" w:hAnsi="Courier New"/>
-          <w:color w:val="24292E"/>
-          <w:sz w:val="18"/>
-        </w:rPr>
-        <w:t xml:space="preserve">  --query 'Regions[].RegionName' \</w:t>
-      </w:r>
-    </w:p>
-    <w:p>
-      <w:pPr>
-        <w:shd w:val="clear" w:color="auto" w:fill="F4F4F4"/>
-        <w:spacing w:before="0" w:after="0"/>
-        <w:ind w:left="283"/>
-      </w:pPr>
-      <w:r>
-        <w:rPr>
-          <w:rFonts w:ascii="Courier New" w:hAnsi="Courier New"/>
-          <w:color w:val="24292E"/>
-          <w:sz w:val="18"/>
-        </w:rPr>
-        <w:t xml:space="preserve">  --output text</w:t>
-      </w:r>
-    </w:p>
-    <w:p>
-      <w:pPr>
-        <w:spacing w:after="80"/>
-      </w:pPr>
-    </w:p>
-    <w:p>
-      <w:pPr>
-        <w:pStyle w:val="Heading4"/>
-      </w:pPr>
-      <w:r>
-        <w:rPr>
-          <w:b/>
-          <w:color w:val="1F497D"/>
-          <w:sz w:val="26"/>
-        </w:rPr>
-        <w:t>Step 3 — Enumerate REST APIs (v1) in a region</w:t>
-      </w:r>
-    </w:p>
-    <w:p>
-      <w:pPr>
-        <w:shd w:val="clear" w:color="auto" w:fill="F4F4F4"/>
-        <w:spacing w:before="0" w:after="0"/>
-        <w:ind w:left="283"/>
-      </w:pPr>
-      <w:r>
-        <w:rPr>
-          <w:rFonts w:ascii="Courier New" w:hAnsi="Courier New"/>
-          <w:color w:val="24292E"/>
-          <w:sz w:val="18"/>
-        </w:rPr>
-        <w:t>aws apigateway get-rest-apis \</w:t>
-      </w:r>
-    </w:p>
-    <w:p>
-      <w:pPr>
-        <w:shd w:val="clear" w:color="auto" w:fill="F4F4F4"/>
-        <w:spacing w:before="0" w:after="0"/>
-        <w:ind w:left="283"/>
-      </w:pPr>
-      <w:r>
-        <w:rPr>
-          <w:rFonts w:ascii="Courier New" w:hAnsi="Courier New"/>
-          <w:color w:val="24292E"/>
-          <w:sz w:val="18"/>
-        </w:rPr>
-        <w:t xml:space="preserve">  --region &lt;REGION&gt; \</w:t>
-      </w:r>
-    </w:p>
-    <w:p>
-      <w:pPr>
-        <w:shd w:val="clear" w:color="auto" w:fill="F4F4F4"/>
-        <w:spacing w:before="0" w:after="0"/>
-        <w:ind w:left="283"/>
-      </w:pPr>
-      <w:r>
-        <w:rPr>
-          <w:rFonts w:ascii="Courier New" w:hAnsi="Courier New"/>
-          <w:color w:val="24292E"/>
-          <w:sz w:val="18"/>
-        </w:rPr>
-        <w:t xml:space="preserve">  --query 'items[*].{ID:id,Name:name,Created:createdDate}' \</w:t>
-      </w:r>
-    </w:p>
-    <w:p>
-      <w:pPr>
-        <w:shd w:val="clear" w:color="auto" w:fill="F4F4F4"/>
-        <w:spacing w:before="0" w:after="0"/>
-        <w:ind w:left="283"/>
-      </w:pPr>
-      <w:r>
-        <w:rPr>
-          <w:rFonts w:ascii="Courier New" w:hAnsi="Courier New"/>
-          <w:color w:val="24292E"/>
-          <w:sz w:val="18"/>
-        </w:rPr>
-        <w:t xml:space="preserve">  --output table</w:t>
-      </w:r>
-    </w:p>
-    <w:p>
-      <w:pPr>
-        <w:spacing w:after="80"/>
-      </w:pPr>
-    </w:p>
-    <w:p>
-      <w:pPr>
-        <w:pStyle w:val="Heading4"/>
-      </w:pPr>
-      <w:r>
-        <w:rPr>
-          <w:b/>
-          <w:color w:val="1F497D"/>
-          <w:sz w:val="26"/>
-        </w:rPr>
-        <w:t>Step 4 — Enumerate HTTP &amp; WebSocket APIs (v2) in a region</w:t>
-      </w:r>
-    </w:p>
-    <w:p>
-      <w:pPr>
-        <w:shd w:val="clear" w:color="auto" w:fill="F4F4F4"/>
-        <w:spacing w:before="0" w:after="0"/>
-        <w:ind w:left="283"/>
-      </w:pPr>
-      <w:r>
-        <w:rPr>
-          <w:rFonts w:ascii="Courier New" w:hAnsi="Courier New"/>
-          <w:color w:val="24292E"/>
-          <w:sz w:val="18"/>
-        </w:rPr>
-        <w:t>aws apigatewayv2 get-apis \</w:t>
-      </w:r>
-    </w:p>
-    <w:p>
-      <w:pPr>
-        <w:shd w:val="clear" w:color="auto" w:fill="F4F4F4"/>
-        <w:spacing w:before="0" w:after="0"/>
-        <w:ind w:left="283"/>
-      </w:pPr>
-      <w:r>
-        <w:rPr>
-          <w:rFonts w:ascii="Courier New" w:hAnsi="Courier New"/>
-          <w:color w:val="24292E"/>
-          <w:sz w:val="18"/>
-        </w:rPr>
-        <w:t xml:space="preserve">  --region &lt;REGION&gt; \</w:t>
-      </w:r>
-    </w:p>
-    <w:p>
-      <w:pPr>
-        <w:shd w:val="clear" w:color="auto" w:fill="F4F4F4"/>
-        <w:spacing w:before="0" w:after="0"/>
-        <w:ind w:left="283"/>
-      </w:pPr>
-      <w:r>
-        <w:rPr>
-          <w:rFonts w:ascii="Courier New" w:hAnsi="Courier New"/>
-          <w:color w:val="24292E"/>
-          <w:sz w:val="18"/>
-        </w:rPr>
-        <w:t xml:space="preserve">  --query 'Items[*].{ID:ApiId,Name:Name,Protocol:ProtocolType,Created:CreatedDate}' \</w:t>
-      </w:r>
-    </w:p>
-    <w:p>
-      <w:pPr>
-        <w:shd w:val="clear" w:color="auto" w:fill="F4F4F4"/>
-        <w:spacing w:before="0" w:after="0"/>
-        <w:ind w:left="283"/>
-      </w:pPr>
-      <w:r>
-        <w:rPr>
-          <w:rFonts w:ascii="Courier New" w:hAnsi="Courier New"/>
-          <w:color w:val="24292E"/>
-          <w:sz w:val="18"/>
-        </w:rPr>
-        <w:t xml:space="preserve">  --output table</w:t>
-      </w:r>
-    </w:p>
-    <w:p>
-      <w:pPr>
-        <w:spacing w:after="80"/>
-      </w:pPr>
-    </w:p>
-    <w:p>
-      <w:pPr>
-        <w:pStyle w:val="Heading4"/>
-      </w:pPr>
-      <w:r>
-        <w:rPr>
-          <w:b/>
-          <w:color w:val="1F497D"/>
-          <w:sz w:val="26"/>
-        </w:rPr>
-        <w:t>Step 5 — Export inventory to JSON</w:t>
-      </w:r>
-    </w:p>
-    <w:p>
-      <w:pPr>
-        <w:shd w:val="clear" w:color="auto" w:fill="F4F4F4"/>
-        <w:spacing w:before="0" w:after="0"/>
-        <w:ind w:left="283"/>
-      </w:pPr>
-      <w:r>
-        <w:rPr>
-          <w:rFonts w:ascii="Courier New" w:hAnsi="Courier New"/>
-          <w:color w:val="24292E"/>
-          <w:sz w:val="18"/>
-        </w:rPr>
-        <w:t># REST APIs</w:t>
-      </w:r>
-    </w:p>
-    <w:p>
-      <w:pPr>
-        <w:shd w:val="clear" w:color="auto" w:fill="F4F4F4"/>
-        <w:spacing w:before="0" w:after="0"/>
-        <w:ind w:left="283"/>
-      </w:pPr>
-      <w:r>
-        <w:rPr>
-          <w:rFonts w:ascii="Courier New" w:hAnsi="Courier New"/>
-          <w:color w:val="24292E"/>
-          <w:sz w:val="18"/>
-        </w:rPr>
-        <w:t>aws apigateway get-rest-apis --region &lt;REGION&gt; \</w:t>
-      </w:r>
-    </w:p>
-    <w:p>
-      <w:pPr>
-        <w:shd w:val="clear" w:color="auto" w:fill="F4F4F4"/>
-        <w:spacing w:before="0" w:after="0"/>
-        <w:ind w:left="283"/>
-      </w:pPr>
-      <w:r>
-        <w:rPr>
-          <w:rFonts w:ascii="Courier New" w:hAnsi="Courier New"/>
-          <w:color w:val="24292E"/>
-          <w:sz w:val="18"/>
-        </w:rPr>
-        <w:t xml:space="preserve">  --output json &gt; inventory-rest-&lt;REGION&gt;.json</w:t>
-      </w:r>
-    </w:p>
-    <w:p>
-      <w:pPr>
-        <w:shd w:val="clear" w:color="auto" w:fill="F4F4F4"/>
-        <w:spacing w:before="0" w:after="0"/>
-        <w:ind w:left="283"/>
-      </w:pPr>
-      <w:r>
-        <w:rPr>
-          <w:rFonts w:ascii="Courier New" w:hAnsi="Courier New"/>
-          <w:color w:val="24292E"/>
-          <w:sz w:val="18"/>
-        </w:rPr>
-        <w:t xml:space="preserve"> </w:t>
-      </w:r>
-    </w:p>
-    <w:p>
-      <w:pPr>
-        <w:shd w:val="clear" w:color="auto" w:fill="F4F4F4"/>
-        <w:spacing w:before="0" w:after="0"/>
-        <w:ind w:left="283"/>
-      </w:pPr>
-      <w:r>
-        <w:rPr>
-          <w:rFonts w:ascii="Courier New" w:hAnsi="Courier New"/>
-          <w:color w:val="24292E"/>
-          <w:sz w:val="18"/>
-        </w:rPr>
-        <w:t># HTTP + WebSocket APIs</w:t>
-      </w:r>
-    </w:p>
-    <w:p>
-      <w:pPr>
-        <w:shd w:val="clear" w:color="auto" w:fill="F4F4F4"/>
-        <w:spacing w:before="0" w:after="0"/>
-        <w:ind w:left="283"/>
-      </w:pPr>
-      <w:r>
-        <w:rPr>
-          <w:rFonts w:ascii="Courier New" w:hAnsi="Courier New"/>
-          <w:color w:val="24292E"/>
-          <w:sz w:val="18"/>
-        </w:rPr>
-        <w:t>aws apigatewayv2 get-apis --region &lt;REGION&gt; \</w:t>
-      </w:r>
-    </w:p>
-    <w:p>
-      <w:pPr>
-        <w:shd w:val="clear" w:color="auto" w:fill="F4F4F4"/>
-        <w:spacing w:before="0" w:after="0"/>
-        <w:ind w:left="283"/>
-      </w:pPr>
-      <w:r>
-        <w:rPr>
-          <w:rFonts w:ascii="Courier New" w:hAnsi="Courier New"/>
-          <w:color w:val="24292E"/>
-          <w:sz w:val="18"/>
-        </w:rPr>
-        <w:t xml:space="preserve">  --output json &gt; inventory-v2-&lt;REGION&gt;.json</w:t>
-      </w:r>
-    </w:p>
-    <w:p>
-      <w:pPr>
-        <w:spacing w:after="80"/>
-      </w:pPr>
-    </w:p>
-    <w:p>
-      <w:pPr>
-        <w:pStyle w:val="Heading4"/>
-      </w:pPr>
-      <w:r>
-        <w:rPr>
-          <w:b/>
-          <w:color w:val="1F497D"/>
-          <w:sz w:val="26"/>
-        </w:rPr>
-        <w:t>Step 6 — Assume cross-account role for multi-account scanning</w:t>
-      </w:r>
-    </w:p>
-    <w:p>
-      <w:pPr>
-        <w:shd w:val="clear" w:color="auto" w:fill="F4F4F4"/>
-        <w:spacing w:before="0" w:after="0"/>
-        <w:ind w:left="283"/>
-      </w:pPr>
-      <w:r>
-        <w:rPr>
-          <w:rFonts w:ascii="Courier New" w:hAnsi="Courier New"/>
-          <w:color w:val="24292E"/>
-          <w:sz w:val="18"/>
-        </w:rPr>
-        <w:t>CREDS=$(aws sts assume-role \</w:t>
-      </w:r>
-    </w:p>
-    <w:p>
-      <w:pPr>
-        <w:shd w:val="clear" w:color="auto" w:fill="F4F4F4"/>
-        <w:spacing w:before="0" w:after="0"/>
-        <w:ind w:left="283"/>
-      </w:pPr>
-      <w:r>
-        <w:rPr>
-          <w:rFonts w:ascii="Courier New" w:hAnsi="Courier New"/>
-          <w:color w:val="24292E"/>
-          <w:sz w:val="18"/>
-        </w:rPr>
-        <w:t xml:space="preserve">  --role-arn arn:aws:iam::&lt;ACCOUNT_ID&gt;:role/APIGatewayReadOnlyRole \</w:t>
-      </w:r>
-    </w:p>
-    <w:p>
-      <w:pPr>
-        <w:shd w:val="clear" w:color="auto" w:fill="F4F4F4"/>
-        <w:spacing w:before="0" w:after="0"/>
-        <w:ind w:left="283"/>
-      </w:pPr>
-      <w:r>
-        <w:rPr>
-          <w:rFonts w:ascii="Courier New" w:hAnsi="Courier New"/>
-          <w:color w:val="24292E"/>
-          <w:sz w:val="18"/>
-        </w:rPr>
-        <w:t xml:space="preserve">  --role-session-name cleanup-scan)</w:t>
-      </w:r>
-    </w:p>
-    <w:p>
-      <w:pPr>
-        <w:shd w:val="clear" w:color="auto" w:fill="F4F4F4"/>
-        <w:spacing w:before="0" w:after="0"/>
-        <w:ind w:left="283"/>
-      </w:pPr>
-      <w:r>
-        <w:rPr>
-          <w:rFonts w:ascii="Courier New" w:hAnsi="Courier New"/>
-          <w:color w:val="24292E"/>
-          <w:sz w:val="18"/>
-        </w:rPr>
-        <w:t xml:space="preserve"> </w:t>
-      </w:r>
-    </w:p>
-    <w:p>
-      <w:pPr>
-        <w:shd w:val="clear" w:color="auto" w:fill="F4F4F4"/>
-        <w:spacing w:before="0" w:after="0"/>
-        <w:ind w:left="283"/>
-      </w:pPr>
-      <w:r>
-        <w:rPr>
-          <w:rFonts w:ascii="Courier New" w:hAnsi="Courier New"/>
-          <w:color w:val="24292E"/>
-          <w:sz w:val="18"/>
-        </w:rPr>
-        <w:t>export AWS_ACCESS_KEY_ID=$(echo $CREDS | jq -r '.Credentials.AccessKeyId')</w:t>
-      </w:r>
-    </w:p>
-    <w:p>
-      <w:pPr>
-        <w:shd w:val="clear" w:color="auto" w:fill="F4F4F4"/>
-        <w:spacing w:before="0" w:after="0"/>
-        <w:ind w:left="283"/>
-      </w:pPr>
-      <w:r>
-        <w:rPr>
-          <w:rFonts w:ascii="Courier New" w:hAnsi="Courier New"/>
-          <w:color w:val="24292E"/>
-          <w:sz w:val="18"/>
-        </w:rPr>
-        <w:t>export AWS_SECRET_ACCESS_KEY=$(echo $CREDS | jq -r '.Credentials.SecretAccessKey')</w:t>
-      </w:r>
-    </w:p>
-    <w:p>
-      <w:pPr>
-        <w:shd w:val="clear" w:color="auto" w:fill="F4F4F4"/>
-        <w:spacing w:before="0" w:after="0"/>
-        <w:ind w:left="283"/>
-      </w:pPr>
-      <w:r>
-        <w:rPr>
-          <w:rFonts w:ascii="Courier New" w:hAnsi="Courier New"/>
-          <w:color w:val="24292E"/>
-          <w:sz w:val="18"/>
-        </w:rPr>
-        <w:t>export AWS_SESSION_TOKEN=$(echo $CREDS | jq -r '.Credentials.SessionToken')</w:t>
-      </w:r>
-    </w:p>
-    <w:p>
-      <w:pPr>
-        <w:spacing w:after="80"/>
-      </w:pPr>
-    </w:p>
-    <w:p>
-      <w:pPr>
-        <w:pStyle w:val="Heading3"/>
-      </w:pPr>
-      <w:r>
-        <w:rPr>
-          <w:b/>
-          <w:color w:val="1F497D"/>
-          <w:sz w:val="28"/>
-        </w:rPr>
-        <w:t>3.3 Required IAM Permissions</w:t>
+        <w:t>3.2 Required IAM Permissions</w:t>
       </w:r>
     </w:p>
     <w:p>
@@ -1867,12 +1302,12 @@
           <w:color w:val="1F497D"/>
           <w:sz w:val="28"/>
         </w:rPr>
-        <w:t>3.4 AWS Config Aggregator Query</w:t>
-      </w:r>
-    </w:p>
-    <w:p>
-      <w:r>
-        <w:t>For organisations using AWS Config, run the following advanced query to retrieve all API Gateway resources in one call:</w:t>
+        <w:t>3.3 AWS Config Aggregator Query</w:t>
+      </w:r>
+    </w:p>
+    <w:p>
+      <w:r>
+        <w:t>For organisations using AWS Config, the automation uses the following advanced query to retrieve all API Gateway resources in one call:</w:t>
       </w:r>
     </w:p>
     <w:p>
@@ -2077,68 +1512,16 @@
     </w:p>
     <w:p>
       <w:pPr>
-        <w:shd w:val="clear" w:color="auto" w:fill="F4F4F4"/>
-        <w:spacing w:before="0" w:after="0"/>
-        <w:ind w:left="283"/>
+        <w:spacing w:before="40" w:after="40"/>
+        <w:ind w:left="576"/>
       </w:pPr>
       <w:r>
         <w:rPr>
-          <w:rFonts w:ascii="Courier New" w:hAnsi="Courier New"/>
-          <w:color w:val="24292E"/>
-          <w:sz w:val="18"/>
+          <w:i/>
+          <w:color w:val="555555"/>
         </w:rPr>
-        <w:t>aws configservice select-aggregate-resource-config \</w:t>
-      </w:r>
-    </w:p>
-    <w:p>
-      <w:pPr>
-        <w:shd w:val="clear" w:color="auto" w:fill="F4F4F4"/>
-        <w:spacing w:before="0" w:after="0"/>
-        <w:ind w:left="283"/>
-      </w:pPr>
-      <w:r>
-        <w:rPr>
-          <w:rFonts w:ascii="Courier New" w:hAnsi="Courier New"/>
-          <w:color w:val="24292E"/>
-          <w:sz w:val="18"/>
-        </w:rPr>
-        <w:t xml:space="preserve">  --configuration-aggregator-name OrgAggregator \</w:t>
-      </w:r>
-    </w:p>
-    <w:p>
-      <w:pPr>
-        <w:shd w:val="clear" w:color="auto" w:fill="F4F4F4"/>
-        <w:spacing w:before="0" w:after="0"/>
-        <w:ind w:left="283"/>
-      </w:pPr>
-      <w:r>
-        <w:rPr>
-          <w:rFonts w:ascii="Courier New" w:hAnsi="Courier New"/>
-          <w:color w:val="24292E"/>
-          <w:sz w:val="18"/>
-        </w:rPr>
-        <w:t xml:space="preserve">  --expression "&lt;SQL above&gt;" \</w:t>
-      </w:r>
-    </w:p>
-    <w:p>
-      <w:pPr>
-        <w:shd w:val="clear" w:color="auto" w:fill="F4F4F4"/>
-        <w:spacing w:before="0" w:after="0"/>
-        <w:ind w:left="283"/>
-      </w:pPr>
-      <w:r>
-        <w:rPr>
-          <w:rFonts w:ascii="Courier New" w:hAnsi="Courier New"/>
-          <w:color w:val="24292E"/>
-          <w:sz w:val="18"/>
-        </w:rPr>
-        <w:t xml:space="preserve">  --output json &gt; config-inventory.json</w:t>
-      </w:r>
-    </w:p>
-    <w:p>
-      <w:pPr>
-        <w:spacing w:after="80"/>
-      </w:pPr>
+        <w:t>Discovery across all accounts and regions is performed automatically by **Lambda: Scanner** (see §9.2). No manual CLI steps are required.</w:t>
+      </w:r>
     </w:p>
     <w:p>
       <w:pPr>
@@ -2161,6 +1544,20 @@
       </w:r>
     </w:p>
     <w:p>
+      <w:r>
+        <w:t xml:space="preserve">The automation pipeline analyses each discovered API against the following signals. All data collection is performed automatically by </w:t>
+      </w:r>
+      <w:r>
+        <w:rPr>
+          <w:b/>
+        </w:rPr>
+        <w:t>Lambda: Scanner</w:t>
+      </w:r>
+      <w:r>
+        <w:t xml:space="preserve"> (see §9.2).</w:t>
+      </w:r>
+    </w:p>
+    <w:p>
       <w:pPr>
         <w:pStyle w:val="Heading3"/>
       </w:pPr>
@@ -2170,160 +1567,67 @@
           <w:color w:val="1F497D"/>
           <w:sz w:val="28"/>
         </w:rPr>
-        <w:t>4.1 Pull Invocation Count per API (CloudWatch)</w:t>
-      </w:r>
-    </w:p>
-    <w:p>
-      <w:pPr>
-        <w:shd w:val="clear" w:color="auto" w:fill="F4F4F4"/>
-        <w:spacing w:before="0" w:after="0"/>
-        <w:ind w:left="283"/>
-      </w:pPr>
+        <w:t>4.1 Invocation Count (CloudWatch)</w:t>
+      </w:r>
+    </w:p>
+    <w:p>
+      <w:r>
+        <w:t xml:space="preserve">The scanner pulls the </w:t>
+      </w:r>
       <w:r>
         <w:rPr>
           <w:rFonts w:ascii="Courier New" w:hAnsi="Courier New"/>
           <w:color w:val="24292E"/>
-          <w:sz w:val="18"/>
+          <w:sz w:val="20"/>
         </w:rPr>
-        <w:t>aws cloudwatch get-metric-statistics \</w:t>
-      </w:r>
-    </w:p>
-    <w:p>
-      <w:pPr>
-        <w:shd w:val="clear" w:color="auto" w:fill="F4F4F4"/>
-        <w:spacing w:before="0" w:after="0"/>
-        <w:ind w:left="283"/>
-      </w:pPr>
+        <w:t>Count</w:t>
+      </w:r>
+      <w:r>
+        <w:t xml:space="preserve"> metric from the </w:t>
+      </w:r>
       <w:r>
         <w:rPr>
           <w:rFonts w:ascii="Courier New" w:hAnsi="Courier New"/>
           <w:color w:val="24292E"/>
-          <w:sz w:val="18"/>
+          <w:sz w:val="20"/>
         </w:rPr>
-        <w:t xml:space="preserve">  --namespace "AWS/ApiGateway" \</w:t>
-      </w:r>
-    </w:p>
-    <w:p>
-      <w:pPr>
-        <w:shd w:val="clear" w:color="auto" w:fill="F4F4F4"/>
-        <w:spacing w:before="0" w:after="0"/>
-        <w:ind w:left="283"/>
-      </w:pPr>
+        <w:t>AWS/ApiGateway</w:t>
+      </w:r>
+      <w:r>
+        <w:t xml:space="preserve"> namespace over the configured look-back window (default: 90 days). A </w:t>
+      </w:r>
       <w:r>
         <w:rPr>
           <w:rFonts w:ascii="Courier New" w:hAnsi="Courier New"/>
           <w:color w:val="24292E"/>
-          <w:sz w:val="18"/>
+          <w:sz w:val="20"/>
         </w:rPr>
-        <w:t xml:space="preserve">  --metric-name "Count" \</w:t>
-      </w:r>
-    </w:p>
-    <w:p>
-      <w:pPr>
-        <w:shd w:val="clear" w:color="auto" w:fill="F4F4F4"/>
-        <w:spacing w:before="0" w:after="0"/>
-        <w:ind w:left="283"/>
-      </w:pPr>
+        <w:t>Sum</w:t>
+      </w:r>
+      <w:r>
+        <w:t xml:space="preserve"> of </w:t>
+      </w:r>
       <w:r>
         <w:rPr>
           <w:rFonts w:ascii="Courier New" w:hAnsi="Courier New"/>
           <w:color w:val="24292E"/>
-          <w:sz w:val="18"/>
+          <w:sz w:val="20"/>
         </w:rPr>
-        <w:t xml:space="preserve">  --dimensions Name=ApiName,Value=&lt;API_NAME&gt; \</w:t>
-      </w:r>
-    </w:p>
-    <w:p>
-      <w:pPr>
-        <w:shd w:val="clear" w:color="auto" w:fill="F4F4F4"/>
-        <w:spacing w:before="0" w:after="0"/>
-        <w:ind w:left="283"/>
-      </w:pPr>
+        <w:t>0</w:t>
+      </w:r>
+      <w:r>
+        <w:t xml:space="preserve"> or an empty </w:t>
+      </w:r>
       <w:r>
         <w:rPr>
           <w:rFonts w:ascii="Courier New" w:hAnsi="Courier New"/>
           <w:color w:val="24292E"/>
-          <w:sz w:val="18"/>
+          <w:sz w:val="20"/>
         </w:rPr>
-        <w:t xml:space="preserve">  --start-time $(date -u -v-90d '+%Y-%m-%dT%H:%M:%SZ') \</w:t>
-      </w:r>
-    </w:p>
-    <w:p>
-      <w:pPr>
-        <w:shd w:val="clear" w:color="auto" w:fill="F4F4F4"/>
-        <w:spacing w:before="0" w:after="0"/>
-        <w:ind w:left="283"/>
-      </w:pPr>
-      <w:r>
-        <w:rPr>
-          <w:rFonts w:ascii="Courier New" w:hAnsi="Courier New"/>
-          <w:color w:val="24292E"/>
-          <w:sz w:val="18"/>
-        </w:rPr>
-        <w:t xml:space="preserve">  --end-time $(date -u '+%Y-%m-%dT%H:%M:%SZ') \</w:t>
-      </w:r>
-    </w:p>
-    <w:p>
-      <w:pPr>
-        <w:shd w:val="clear" w:color="auto" w:fill="F4F4F4"/>
-        <w:spacing w:before="0" w:after="0"/>
-        <w:ind w:left="283"/>
-      </w:pPr>
-      <w:r>
-        <w:rPr>
-          <w:rFonts w:ascii="Courier New" w:hAnsi="Courier New"/>
-          <w:color w:val="24292E"/>
-          <w:sz w:val="18"/>
-        </w:rPr>
-        <w:t xml:space="preserve">  --period 7776000 \</w:t>
-      </w:r>
-    </w:p>
-    <w:p>
-      <w:pPr>
-        <w:shd w:val="clear" w:color="auto" w:fill="F4F4F4"/>
-        <w:spacing w:before="0" w:after="0"/>
-        <w:ind w:left="283"/>
-      </w:pPr>
-      <w:r>
-        <w:rPr>
-          <w:rFonts w:ascii="Courier New" w:hAnsi="Courier New"/>
-          <w:color w:val="24292E"/>
-          <w:sz w:val="18"/>
-        </w:rPr>
-        <w:t xml:space="preserve">  --statistics Sum \</w:t>
-      </w:r>
-    </w:p>
-    <w:p>
-      <w:pPr>
-        <w:shd w:val="clear" w:color="auto" w:fill="F4F4F4"/>
-        <w:spacing w:before="0" w:after="0"/>
-        <w:ind w:left="283"/>
-      </w:pPr>
-      <w:r>
-        <w:rPr>
-          <w:rFonts w:ascii="Courier New" w:hAnsi="Courier New"/>
-          <w:color w:val="24292E"/>
-          <w:sz w:val="18"/>
-        </w:rPr>
-        <w:t xml:space="preserve">  --output json</w:t>
-      </w:r>
-    </w:p>
-    <w:p>
-      <w:pPr>
-        <w:spacing w:after="80"/>
-      </w:pPr>
-    </w:p>
-    <w:p>
-      <w:pPr>
-        <w:spacing w:before="40" w:after="40"/>
-        <w:ind w:left="576"/>
-      </w:pPr>
-      <w:r>
-        <w:rPr>
-          <w:i/>
-          <w:color w:val="555555"/>
-        </w:rPr>
-        <w:t>A `Sum` of `0` or a `Datapoints` array that is empty means no traffic in the period.</w:t>
+        <w:t>Datapoints</w:t>
+      </w:r>
+      <w:r>
+        <w:t xml:space="preserve"> array means no traffic in the period.</w:t>
       </w:r>
     </w:p>
     <w:p>
@@ -2336,188 +1640,13 @@
           <w:color w:val="1F497D"/>
           <w:sz w:val="28"/>
         </w:rPr>
-        <w:t>4.2 Query Access Logs via CloudWatch Logs Insights</w:t>
-      </w:r>
-    </w:p>
-    <w:p>
-      <w:r>
-        <w:t>If access logging is enabled on a stage, run the following Logs Insights query to confirm zero real requests:</w:t>
-      </w:r>
-    </w:p>
-    <w:p>
-      <w:pPr>
-        <w:shd w:val="clear" w:color="auto" w:fill="F4F4F4"/>
-        <w:spacing w:before="0" w:after="0"/>
-        <w:ind w:left="283"/>
-      </w:pPr>
-      <w:r>
-        <w:rPr>
-          <w:rFonts w:ascii="Courier New" w:hAnsi="Courier New"/>
-          <w:color w:val="24292E"/>
-          <w:sz w:val="18"/>
-        </w:rPr>
-        <w:t>fields @timestamp, @message</w:t>
-      </w:r>
-    </w:p>
-    <w:p>
-      <w:pPr>
-        <w:shd w:val="clear" w:color="auto" w:fill="F4F4F4"/>
-        <w:spacing w:before="0" w:after="0"/>
-        <w:ind w:left="283"/>
-      </w:pPr>
-      <w:r>
-        <w:rPr>
-          <w:rFonts w:ascii="Courier New" w:hAnsi="Courier New"/>
-          <w:color w:val="24292E"/>
-          <w:sz w:val="18"/>
-        </w:rPr>
-        <w:t>| filter @logStream like /access/</w:t>
-      </w:r>
-    </w:p>
-    <w:p>
-      <w:pPr>
-        <w:shd w:val="clear" w:color="auto" w:fill="F4F4F4"/>
-        <w:spacing w:before="0" w:after="0"/>
-        <w:ind w:left="283"/>
-      </w:pPr>
-      <w:r>
-        <w:rPr>
-          <w:rFonts w:ascii="Courier New" w:hAnsi="Courier New"/>
-          <w:color w:val="24292E"/>
-          <w:sz w:val="18"/>
-        </w:rPr>
-        <w:t>| stats count() as requestCount by bin(1d)</w:t>
-      </w:r>
-    </w:p>
-    <w:p>
-      <w:pPr>
-        <w:shd w:val="clear" w:color="auto" w:fill="F4F4F4"/>
-        <w:spacing w:before="0" w:after="0"/>
-        <w:ind w:left="283"/>
-      </w:pPr>
-      <w:r>
-        <w:rPr>
-          <w:rFonts w:ascii="Courier New" w:hAnsi="Courier New"/>
-          <w:color w:val="24292E"/>
-          <w:sz w:val="18"/>
-        </w:rPr>
-        <w:t>| sort @timestamp desc</w:t>
-      </w:r>
-    </w:p>
-    <w:p>
-      <w:pPr>
-        <w:shd w:val="clear" w:color="auto" w:fill="F4F4F4"/>
-        <w:spacing w:before="0" w:after="0"/>
-        <w:ind w:left="283"/>
-      </w:pPr>
-      <w:r>
-        <w:rPr>
-          <w:rFonts w:ascii="Courier New" w:hAnsi="Courier New"/>
-          <w:color w:val="24292E"/>
-          <w:sz w:val="18"/>
-        </w:rPr>
-        <w:t>| limit 20</w:t>
-      </w:r>
-    </w:p>
-    <w:p>
-      <w:pPr>
-        <w:spacing w:after="80"/>
-      </w:pPr>
-    </w:p>
-    <w:p>
-      <w:pPr>
-        <w:shd w:val="clear" w:color="auto" w:fill="F4F4F4"/>
-        <w:spacing w:before="0" w:after="0"/>
-        <w:ind w:left="283"/>
-      </w:pPr>
-      <w:r>
-        <w:rPr>
-          <w:rFonts w:ascii="Courier New" w:hAnsi="Courier New"/>
-          <w:color w:val="24292E"/>
-          <w:sz w:val="18"/>
-        </w:rPr>
-        <w:t>aws logs start-query \</w:t>
-      </w:r>
-    </w:p>
-    <w:p>
-      <w:pPr>
-        <w:shd w:val="clear" w:color="auto" w:fill="F4F4F4"/>
-        <w:spacing w:before="0" w:after="0"/>
-        <w:ind w:left="283"/>
-      </w:pPr>
-      <w:r>
-        <w:rPr>
-          <w:rFonts w:ascii="Courier New" w:hAnsi="Courier New"/>
-          <w:color w:val="24292E"/>
-          <w:sz w:val="18"/>
-        </w:rPr>
-        <w:t xml:space="preserve">  --log-group-name "API-Gateway-Execution-Logs_&lt;API_ID&gt;/&lt;STAGE&gt;" \</w:t>
-      </w:r>
-    </w:p>
-    <w:p>
-      <w:pPr>
-        <w:shd w:val="clear" w:color="auto" w:fill="F4F4F4"/>
-        <w:spacing w:before="0" w:after="0"/>
-        <w:ind w:left="283"/>
-      </w:pPr>
-      <w:r>
-        <w:rPr>
-          <w:rFonts w:ascii="Courier New" w:hAnsi="Courier New"/>
-          <w:color w:val="24292E"/>
-          <w:sz w:val="18"/>
-        </w:rPr>
-        <w:t xml:space="preserve">  --start-time $(date -v-90d +%s) \</w:t>
-      </w:r>
-    </w:p>
-    <w:p>
-      <w:pPr>
-        <w:shd w:val="clear" w:color="auto" w:fill="F4F4F4"/>
-        <w:spacing w:before="0" w:after="0"/>
-        <w:ind w:left="283"/>
-      </w:pPr>
-      <w:r>
-        <w:rPr>
-          <w:rFonts w:ascii="Courier New" w:hAnsi="Courier New"/>
-          <w:color w:val="24292E"/>
-          <w:sz w:val="18"/>
-        </w:rPr>
-        <w:t xml:space="preserve">  --end-time $(date +%s) \</w:t>
-      </w:r>
-    </w:p>
-    <w:p>
-      <w:pPr>
-        <w:shd w:val="clear" w:color="auto" w:fill="F4F4F4"/>
-        <w:spacing w:before="0" w:after="0"/>
-        <w:ind w:left="283"/>
-      </w:pPr>
-      <w:r>
-        <w:rPr>
-          <w:rFonts w:ascii="Courier New" w:hAnsi="Courier New"/>
-          <w:color w:val="24292E"/>
-          <w:sz w:val="18"/>
-        </w:rPr>
-        <w:t xml:space="preserve">  --query-string 'stats count() as hits | filter @message like /HTTP/' \</w:t>
-      </w:r>
-    </w:p>
-    <w:p>
-      <w:pPr>
-        <w:shd w:val="clear" w:color="auto" w:fill="F4F4F4"/>
-        <w:spacing w:before="0" w:after="0"/>
-        <w:ind w:left="283"/>
-      </w:pPr>
-      <w:r>
-        <w:rPr>
-          <w:rFonts w:ascii="Courier New" w:hAnsi="Courier New"/>
-          <w:color w:val="24292E"/>
-          <w:sz w:val="18"/>
-        </w:rPr>
-        <w:t xml:space="preserve">  --output json</w:t>
-      </w:r>
-    </w:p>
-    <w:p>
-      <w:pPr>
-        <w:spacing w:after="80"/>
-      </w:pPr>
+        <w:t>4.2 Access Log Analysis</w:t>
+      </w:r>
+    </w:p>
+    <w:p>
+      <w:r>
+        <w:t>If access logging is enabled on a stage, the scanner queries CloudWatch Logs Insights to confirm zero real requests by counting log entries in the look-back window.</w:t>
+      </w:r>
     </w:p>
     <w:p>
       <w:pPr>
@@ -2529,152 +1658,12 @@
           <w:color w:val="1F497D"/>
           <w:sz w:val="28"/>
         </w:rPr>
-        <w:t>4.3 Check for Stages and Deployments</w:t>
-      </w:r>
-    </w:p>
-    <w:p>
-      <w:pPr>
-        <w:shd w:val="clear" w:color="auto" w:fill="F4F4F4"/>
-        <w:spacing w:before="0" w:after="0"/>
-        <w:ind w:left="283"/>
-      </w:pPr>
-      <w:r>
-        <w:rPr>
-          <w:rFonts w:ascii="Courier New" w:hAnsi="Courier New"/>
-          <w:color w:val="24292E"/>
-          <w:sz w:val="18"/>
-        </w:rPr>
-        <w:t># List stages for a REST API</w:t>
-      </w:r>
-    </w:p>
-    <w:p>
-      <w:pPr>
-        <w:shd w:val="clear" w:color="auto" w:fill="F4F4F4"/>
-        <w:spacing w:before="0" w:after="0"/>
-        <w:ind w:left="283"/>
-      </w:pPr>
-      <w:r>
-        <w:rPr>
-          <w:rFonts w:ascii="Courier New" w:hAnsi="Courier New"/>
-          <w:color w:val="24292E"/>
-          <w:sz w:val="18"/>
-        </w:rPr>
-        <w:t>aws apigateway get-stages \</w:t>
-      </w:r>
-    </w:p>
-    <w:p>
-      <w:pPr>
-        <w:shd w:val="clear" w:color="auto" w:fill="F4F4F4"/>
-        <w:spacing w:before="0" w:after="0"/>
-        <w:ind w:left="283"/>
-      </w:pPr>
-      <w:r>
-        <w:rPr>
-          <w:rFonts w:ascii="Courier New" w:hAnsi="Courier New"/>
-          <w:color w:val="24292E"/>
-          <w:sz w:val="18"/>
-        </w:rPr>
-        <w:t xml:space="preserve">  --rest-api-id &lt;API_ID&gt; \</w:t>
-      </w:r>
-    </w:p>
-    <w:p>
-      <w:pPr>
-        <w:shd w:val="clear" w:color="auto" w:fill="F4F4F4"/>
-        <w:spacing w:before="0" w:after="0"/>
-        <w:ind w:left="283"/>
-      </w:pPr>
-      <w:r>
-        <w:rPr>
-          <w:rFonts w:ascii="Courier New" w:hAnsi="Courier New"/>
-          <w:color w:val="24292E"/>
-          <w:sz w:val="18"/>
-        </w:rPr>
-        <w:t xml:space="preserve">  --region &lt;REGION&gt;</w:t>
-      </w:r>
-    </w:p>
-    <w:p>
-      <w:pPr>
-        <w:shd w:val="clear" w:color="auto" w:fill="F4F4F4"/>
-        <w:spacing w:before="0" w:after="0"/>
-        <w:ind w:left="283"/>
-      </w:pPr>
-      <w:r>
-        <w:rPr>
-          <w:rFonts w:ascii="Courier New" w:hAnsi="Courier New"/>
-          <w:color w:val="24292E"/>
-          <w:sz w:val="18"/>
-        </w:rPr>
-        <w:t xml:space="preserve"> </w:t>
-      </w:r>
-    </w:p>
-    <w:p>
-      <w:pPr>
-        <w:shd w:val="clear" w:color="auto" w:fill="F4F4F4"/>
-        <w:spacing w:before="0" w:after="0"/>
-        <w:ind w:left="283"/>
-      </w:pPr>
-      <w:r>
-        <w:rPr>
-          <w:rFonts w:ascii="Courier New" w:hAnsi="Courier New"/>
-          <w:color w:val="24292E"/>
-          <w:sz w:val="18"/>
-        </w:rPr>
-        <w:t># List deployments</w:t>
-      </w:r>
-    </w:p>
-    <w:p>
-      <w:pPr>
-        <w:shd w:val="clear" w:color="auto" w:fill="F4F4F4"/>
-        <w:spacing w:before="0" w:after="0"/>
-        <w:ind w:left="283"/>
-      </w:pPr>
-      <w:r>
-        <w:rPr>
-          <w:rFonts w:ascii="Courier New" w:hAnsi="Courier New"/>
-          <w:color w:val="24292E"/>
-          <w:sz w:val="18"/>
-        </w:rPr>
-        <w:t>aws apigateway get-deployments \</w:t>
-      </w:r>
-    </w:p>
-    <w:p>
-      <w:pPr>
-        <w:shd w:val="clear" w:color="auto" w:fill="F4F4F4"/>
-        <w:spacing w:before="0" w:after="0"/>
-        <w:ind w:left="283"/>
-      </w:pPr>
-      <w:r>
-        <w:rPr>
-          <w:rFonts w:ascii="Courier New" w:hAnsi="Courier New"/>
-          <w:color w:val="24292E"/>
-          <w:sz w:val="18"/>
-        </w:rPr>
-        <w:t xml:space="preserve">  --rest-api-id &lt;API_ID&gt; \</w:t>
-      </w:r>
-    </w:p>
-    <w:p>
-      <w:pPr>
-        <w:shd w:val="clear" w:color="auto" w:fill="F4F4F4"/>
-        <w:spacing w:before="0" w:after="0"/>
-        <w:ind w:left="283"/>
-      </w:pPr>
-      <w:r>
-        <w:rPr>
-          <w:rFonts w:ascii="Courier New" w:hAnsi="Courier New"/>
-          <w:color w:val="24292E"/>
-          <w:sz w:val="18"/>
-        </w:rPr>
-        <w:t xml:space="preserve">  --region &lt;REGION&gt;</w:t>
-      </w:r>
-    </w:p>
-    <w:p>
-      <w:pPr>
-        <w:spacing w:after="80"/>
-      </w:pPr>
-    </w:p>
-    <w:p>
-      <w:r>
-        <w:t xml:space="preserve">An API with </w:t>
+        <w:t>4.3 Stages and Deployments</w:t>
+      </w:r>
+    </w:p>
+    <w:p>
+      <w:r>
+        <w:t xml:space="preserve">The scanner checks whether each REST API has at least one active stage and deployment. An API with </w:t>
       </w:r>
       <w:r>
         <w:rPr>
@@ -2705,62 +1694,12 @@
           <w:color w:val="1F497D"/>
           <w:sz w:val="28"/>
         </w:rPr>
-        <w:t>4.4 Check Usage Plans</w:t>
-      </w:r>
-    </w:p>
-    <w:p>
-      <w:pPr>
-        <w:shd w:val="clear" w:color="auto" w:fill="F4F4F4"/>
-        <w:spacing w:before="0" w:after="0"/>
-        <w:ind w:left="283"/>
-      </w:pPr>
-      <w:r>
-        <w:rPr>
-          <w:rFonts w:ascii="Courier New" w:hAnsi="Courier New"/>
-          <w:color w:val="24292E"/>
-          <w:sz w:val="18"/>
-        </w:rPr>
-        <w:t>aws apigateway get-usage-plans --region &lt;REGION&gt; \</w:t>
-      </w:r>
-    </w:p>
-    <w:p>
-      <w:pPr>
-        <w:shd w:val="clear" w:color="auto" w:fill="F4F4F4"/>
-        <w:spacing w:before="0" w:after="0"/>
-        <w:ind w:left="283"/>
-      </w:pPr>
-      <w:r>
-        <w:rPr>
-          <w:rFonts w:ascii="Courier New" w:hAnsi="Courier New"/>
-          <w:color w:val="24292E"/>
-          <w:sz w:val="18"/>
-        </w:rPr>
-        <w:t xml:space="preserve">  --query 'items[*].{Name:name,APIs:apiStages}' \</w:t>
-      </w:r>
-    </w:p>
-    <w:p>
-      <w:pPr>
-        <w:shd w:val="clear" w:color="auto" w:fill="F4F4F4"/>
-        <w:spacing w:before="0" w:after="0"/>
-        <w:ind w:left="283"/>
-      </w:pPr>
-      <w:r>
-        <w:rPr>
-          <w:rFonts w:ascii="Courier New" w:hAnsi="Courier New"/>
-          <w:color w:val="24292E"/>
-          <w:sz w:val="18"/>
-        </w:rPr>
-        <w:t xml:space="preserve">  --output table</w:t>
-      </w:r>
-    </w:p>
-    <w:p>
-      <w:pPr>
-        <w:spacing w:after="80"/>
-      </w:pPr>
-    </w:p>
-    <w:p>
-      <w:r>
-        <w:t>APIs not referenced by any usage plan have never been formally integrated into a client workflow.</w:t>
+        <w:t>4.4 Usage Plans</w:t>
+      </w:r>
+    </w:p>
+    <w:p>
+      <w:r>
+        <w:t>The scanner checks whether each REST API is referenced by a usage plan. APIs not attached to any usage plan have never been formally integrated into a client workflow.</w:t>
       </w:r>
     </w:p>
     <w:p>
@@ -2773,118 +1712,13 @@
           <w:color w:val="1F497D"/>
           <w:sz w:val="28"/>
         </w:rPr>
-        <w:t>4.5 Cost Attribution via Cost Explorer</w:t>
-      </w:r>
-    </w:p>
-    <w:p>
-      <w:pPr>
-        <w:shd w:val="clear" w:color="auto" w:fill="F4F4F4"/>
-        <w:spacing w:before="0" w:after="0"/>
-        <w:ind w:left="283"/>
-      </w:pPr>
-      <w:r>
-        <w:rPr>
-          <w:rFonts w:ascii="Courier New" w:hAnsi="Courier New"/>
-          <w:color w:val="24292E"/>
-          <w:sz w:val="18"/>
-        </w:rPr>
-        <w:t>aws ce get-cost-and-usage \</w:t>
-      </w:r>
-    </w:p>
-    <w:p>
-      <w:pPr>
-        <w:shd w:val="clear" w:color="auto" w:fill="F4F4F4"/>
-        <w:spacing w:before="0" w:after="0"/>
-        <w:ind w:left="283"/>
-      </w:pPr>
-      <w:r>
-        <w:rPr>
-          <w:rFonts w:ascii="Courier New" w:hAnsi="Courier New"/>
-          <w:color w:val="24292E"/>
-          <w:sz w:val="18"/>
-        </w:rPr>
-        <w:t xml:space="preserve">  --time-period Start=2026-01-01,End=2026-04-13 \</w:t>
-      </w:r>
-    </w:p>
-    <w:p>
-      <w:pPr>
-        <w:shd w:val="clear" w:color="auto" w:fill="F4F4F4"/>
-        <w:spacing w:before="0" w:after="0"/>
-        <w:ind w:left="283"/>
-      </w:pPr>
-      <w:r>
-        <w:rPr>
-          <w:rFonts w:ascii="Courier New" w:hAnsi="Courier New"/>
-          <w:color w:val="24292E"/>
-          <w:sz w:val="18"/>
-        </w:rPr>
-        <w:t xml:space="preserve">  --granularity MONTHLY \</w:t>
-      </w:r>
-    </w:p>
-    <w:p>
-      <w:pPr>
-        <w:shd w:val="clear" w:color="auto" w:fill="F4F4F4"/>
-        <w:spacing w:before="0" w:after="0"/>
-        <w:ind w:left="283"/>
-      </w:pPr>
-      <w:r>
-        <w:rPr>
-          <w:rFonts w:ascii="Courier New" w:hAnsi="Courier New"/>
-          <w:color w:val="24292E"/>
-          <w:sz w:val="18"/>
-        </w:rPr>
-        <w:t xml:space="preserve">  --filter '{"Dimensions":{"Key":"SERVICE","Values":["Amazon API Gateway"]}}' \</w:t>
-      </w:r>
-    </w:p>
-    <w:p>
-      <w:pPr>
-        <w:shd w:val="clear" w:color="auto" w:fill="F4F4F4"/>
-        <w:spacing w:before="0" w:after="0"/>
-        <w:ind w:left="283"/>
-      </w:pPr>
-      <w:r>
-        <w:rPr>
-          <w:rFonts w:ascii="Courier New" w:hAnsi="Courier New"/>
-          <w:color w:val="24292E"/>
-          <w:sz w:val="18"/>
-        </w:rPr>
-        <w:t xml:space="preserve">  --group-by '[{"Type":"DIMENSION","Key":"USAGE_TYPE"}]' \</w:t>
-      </w:r>
-    </w:p>
-    <w:p>
-      <w:pPr>
-        <w:shd w:val="clear" w:color="auto" w:fill="F4F4F4"/>
-        <w:spacing w:before="0" w:after="0"/>
-        <w:ind w:left="283"/>
-      </w:pPr>
-      <w:r>
-        <w:rPr>
-          <w:rFonts w:ascii="Courier New" w:hAnsi="Courier New"/>
-          <w:color w:val="24292E"/>
-          <w:sz w:val="18"/>
-        </w:rPr>
-        <w:t xml:space="preserve">  --metrics "UnblendedCost" \</w:t>
-      </w:r>
-    </w:p>
-    <w:p>
-      <w:pPr>
-        <w:shd w:val="clear" w:color="auto" w:fill="F4F4F4"/>
-        <w:spacing w:before="0" w:after="0"/>
-        <w:ind w:left="283"/>
-      </w:pPr>
-      <w:r>
-        <w:rPr>
-          <w:rFonts w:ascii="Courier New" w:hAnsi="Courier New"/>
-          <w:color w:val="24292E"/>
-          <w:sz w:val="18"/>
-        </w:rPr>
-        <w:t xml:space="preserve">  --output table</w:t>
-      </w:r>
-    </w:p>
-    <w:p>
-      <w:pPr>
-        <w:spacing w:after="80"/>
-      </w:pPr>
+        <w:t>4.5 Cost Attribution</w:t>
+      </w:r>
+    </w:p>
+    <w:p>
+      <w:r>
+        <w:t>Cost data is surfaced via the DynamoDB inventory table and reported in the quarterly cost saving report (§10.3). The automation tags each API record with its estimated monthly cost contribution.</w:t>
+      </w:r>
     </w:p>
     <w:p>
       <w:pPr>
@@ -3385,6 +2219,11 @@
       </w:r>
     </w:p>
     <w:p>
+      <w:r>
+        <w:t>The automation resolves the API owner in the following order:</w:t>
+      </w:r>
+    </w:p>
+    <w:p>
       <w:pPr>
         <w:pStyle w:val="ListNumber"/>
         <w:ind w:left="360"/>
@@ -3432,116 +2271,6 @@
       <w:r>
         <w:t>Fall back to the AWS account owner if no other signal is available.</w:t>
       </w:r>
-    </w:p>
-    <w:p>
-      <w:pPr>
-        <w:shd w:val="clear" w:color="auto" w:fill="F4F4F4"/>
-        <w:spacing w:before="0" w:after="0"/>
-        <w:ind w:left="283"/>
-      </w:pPr>
-      <w:r>
-        <w:rPr>
-          <w:rFonts w:ascii="Courier New" w:hAnsi="Courier New"/>
-          <w:color w:val="24292E"/>
-          <w:sz w:val="18"/>
-        </w:rPr>
-        <w:t># Check tags on a REST API</w:t>
-      </w:r>
-    </w:p>
-    <w:p>
-      <w:pPr>
-        <w:shd w:val="clear" w:color="auto" w:fill="F4F4F4"/>
-        <w:spacing w:before="0" w:after="0"/>
-        <w:ind w:left="283"/>
-      </w:pPr>
-      <w:r>
-        <w:rPr>
-          <w:rFonts w:ascii="Courier New" w:hAnsi="Courier New"/>
-          <w:color w:val="24292E"/>
-          <w:sz w:val="18"/>
-        </w:rPr>
-        <w:t>aws apigateway get-tags \</w:t>
-      </w:r>
-    </w:p>
-    <w:p>
-      <w:pPr>
-        <w:shd w:val="clear" w:color="auto" w:fill="F4F4F4"/>
-        <w:spacing w:before="0" w:after="0"/>
-        <w:ind w:left="283"/>
-      </w:pPr>
-      <w:r>
-        <w:rPr>
-          <w:rFonts w:ascii="Courier New" w:hAnsi="Courier New"/>
-          <w:color w:val="24292E"/>
-          <w:sz w:val="18"/>
-        </w:rPr>
-        <w:t xml:space="preserve">  --resource-arn arn:aws:apigateway:&lt;REGION&gt;::/restapis/&lt;API_ID&gt;</w:t>
-      </w:r>
-    </w:p>
-    <w:p>
-      <w:pPr>
-        <w:shd w:val="clear" w:color="auto" w:fill="F4F4F4"/>
-        <w:spacing w:before="0" w:after="0"/>
-        <w:ind w:left="283"/>
-      </w:pPr>
-      <w:r>
-        <w:rPr>
-          <w:rFonts w:ascii="Courier New" w:hAnsi="Courier New"/>
-          <w:color w:val="24292E"/>
-          <w:sz w:val="18"/>
-        </w:rPr>
-        <w:t xml:space="preserve"> </w:t>
-      </w:r>
-    </w:p>
-    <w:p>
-      <w:pPr>
-        <w:shd w:val="clear" w:color="auto" w:fill="F4F4F4"/>
-        <w:spacing w:before="0" w:after="0"/>
-        <w:ind w:left="283"/>
-      </w:pPr>
-      <w:r>
-        <w:rPr>
-          <w:rFonts w:ascii="Courier New" w:hAnsi="Courier New"/>
-          <w:color w:val="24292E"/>
-          <w:sz w:val="18"/>
-        </w:rPr>
-        <w:t># Check tags on an HTTP/WebSocket API</w:t>
-      </w:r>
-    </w:p>
-    <w:p>
-      <w:pPr>
-        <w:shd w:val="clear" w:color="auto" w:fill="F4F4F4"/>
-        <w:spacing w:before="0" w:after="0"/>
-        <w:ind w:left="283"/>
-      </w:pPr>
-      <w:r>
-        <w:rPr>
-          <w:rFonts w:ascii="Courier New" w:hAnsi="Courier New"/>
-          <w:color w:val="24292E"/>
-          <w:sz w:val="18"/>
-        </w:rPr>
-        <w:t>aws apigatewayv2 get-tags \</w:t>
-      </w:r>
-    </w:p>
-    <w:p>
-      <w:pPr>
-        <w:shd w:val="clear" w:color="auto" w:fill="F4F4F4"/>
-        <w:spacing w:before="0" w:after="0"/>
-        <w:ind w:left="283"/>
-      </w:pPr>
-      <w:r>
-        <w:rPr>
-          <w:rFonts w:ascii="Courier New" w:hAnsi="Courier New"/>
-          <w:color w:val="24292E"/>
-          <w:sz w:val="18"/>
-        </w:rPr>
-        <w:t xml:space="preserve">  --resource-arn arn:aws:apigateway:&lt;REGION&gt;::/apis/&lt;API_ID&gt;</w:t>
-      </w:r>
-    </w:p>
-    <w:p>
-      <w:pPr>
-        <w:spacing w:after="80"/>
-      </w:pPr>
     </w:p>
     <w:p>
       <w:pPr>
@@ -4466,7 +3195,7 @@
     </w:p>
     <w:p>
       <w:r>
-        <w:t>Before deleting any API, confirm all of the following:</w:t>
+        <w:t>Before the automation proceeds with any deletion, the following conditions are automatically verified:</w:t>
       </w:r>
     </w:p>
     <w:p>
@@ -4547,13 +3276,277 @@
     </w:p>
     <w:p>
       <w:r>
+        <w:t xml:space="preserve">Performed automatically by </w:t>
+      </w:r>
+      <w:r>
         <w:rPr>
           <w:b/>
         </w:rPr>
-        <w:t>Disable all usage plans / throttle to zero</w:t>
-      </w:r>
-      <w:r>
-        <w:t xml:space="preserve"> (REST APIs):</w:t>
+        <w:t>Lambda: Cleaner</w:t>
+      </w:r>
+      <w:r>
+        <w:t xml:space="preserve"> (</w:t>
+      </w:r>
+      <w:r>
+        <w:rPr>
+          <w:rFonts w:ascii="Courier New" w:hAnsi="Courier New"/>
+          <w:color w:val="24292E"/>
+          <w:sz w:val="20"/>
+        </w:rPr>
+        <w:t>CLEANER_MODE=soft</w:t>
+      </w:r>
+      <w:r>
+        <w:t>):</w:t>
+      </w:r>
+    </w:p>
+    <w:p>
+      <w:pPr>
+        <w:pStyle w:val="ListBullet"/>
+        <w:ind w:left="360"/>
+      </w:pPr>
+      <w:r>
+        <w:t>Exports and archives the OpenAPI spec to S3</w:t>
+      </w:r>
+    </w:p>
+    <w:p>
+      <w:pPr>
+        <w:pStyle w:val="ListBullet"/>
+        <w:ind w:left="360"/>
+      </w:pPr>
+      <w:r>
+        <w:t>Throttles all stages to 0 requests/second</w:t>
+      </w:r>
+    </w:p>
+    <w:p>
+      <w:pPr>
+        <w:pStyle w:val="ListBullet"/>
+        <w:ind w:left="360"/>
+      </w:pPr>
+      <w:r>
+        <w:t xml:space="preserve">Sets </w:t>
+      </w:r>
+      <w:r>
+        <w:rPr>
+          <w:rFonts w:ascii="Courier New" w:hAnsi="Courier New"/>
+          <w:color w:val="24292E"/>
+          <w:sz w:val="20"/>
+        </w:rPr>
+        <w:t>soft_deleted_at</w:t>
+      </w:r>
+      <w:r>
+        <w:t xml:space="preserve"> in the DynamoDB inventory</w:t>
+      </w:r>
+    </w:p>
+    <w:p>
+      <w:r>
+        <w:t xml:space="preserve">The pipeline then waits </w:t>
+      </w:r>
+      <w:r>
+        <w:rPr>
+          <w:b/>
+        </w:rPr>
+        <w:t>7 days</w:t>
+      </w:r>
+      <w:r>
+        <w:t xml:space="preserve"> (Step Functions Wait state). If any </w:t>
+      </w:r>
+      <w:r>
+        <w:rPr>
+          <w:rFonts w:ascii="Courier New" w:hAnsi="Courier New"/>
+          <w:color w:val="24292E"/>
+          <w:sz w:val="20"/>
+        </w:rPr>
+        <w:t>Count</w:t>
+      </w:r>
+      <w:r>
+        <w:t xml:space="preserve"> metric &gt; 0 appears during this window, the pipeline halts and alerts via SNS.</w:t>
+      </w:r>
+    </w:p>
+    <w:p>
+      <w:pPr>
+        <w:pStyle w:val="Heading3"/>
+      </w:pPr>
+      <w:r>
+        <w:rPr>
+          <w:b/>
+          <w:color w:val="1F497D"/>
+          <w:sz w:val="28"/>
+        </w:rPr>
+        <w:t>7.3 Phase 2 — Hard Delete (Day 7+)</w:t>
+      </w:r>
+    </w:p>
+    <w:p>
+      <w:r>
+        <w:t xml:space="preserve">Performed automatically by </w:t>
+      </w:r>
+      <w:r>
+        <w:rPr>
+          <w:b/>
+        </w:rPr>
+        <w:t>Lambda: Cleaner</w:t>
+      </w:r>
+      <w:r>
+        <w:t xml:space="preserve"> (</w:t>
+      </w:r>
+      <w:r>
+        <w:rPr>
+          <w:rFonts w:ascii="Courier New" w:hAnsi="Courier New"/>
+          <w:color w:val="24292E"/>
+          <w:sz w:val="20"/>
+        </w:rPr>
+        <w:t>CLEANER_MODE=hard</w:t>
+      </w:r>
+      <w:r>
+        <w:t>):</w:t>
+      </w:r>
+    </w:p>
+    <w:p>
+      <w:pPr>
+        <w:pStyle w:val="ListBullet"/>
+        <w:ind w:left="360"/>
+      </w:pPr>
+      <w:r>
+        <w:t xml:space="preserve">Calls </w:t>
+      </w:r>
+      <w:r>
+        <w:rPr>
+          <w:rFonts w:ascii="Courier New" w:hAnsi="Courier New"/>
+          <w:color w:val="24292E"/>
+          <w:sz w:val="20"/>
+        </w:rPr>
+        <w:t>delete-rest-api</w:t>
+      </w:r>
+      <w:r>
+        <w:t xml:space="preserve"> (v1) or </w:t>
+      </w:r>
+      <w:r>
+        <w:rPr>
+          <w:rFonts w:ascii="Courier New" w:hAnsi="Courier New"/>
+          <w:color w:val="24292E"/>
+          <w:sz w:val="20"/>
+        </w:rPr>
+        <w:t>delete-api</w:t>
+      </w:r>
+      <w:r>
+        <w:t xml:space="preserve"> (v2)</w:t>
+      </w:r>
+    </w:p>
+    <w:p>
+      <w:pPr>
+        <w:pStyle w:val="ListBullet"/>
+        <w:ind w:left="360"/>
+      </w:pPr>
+      <w:r>
+        <w:t xml:space="preserve">Sets </w:t>
+      </w:r>
+      <w:r>
+        <w:rPr>
+          <w:rFonts w:ascii="Courier New" w:hAnsi="Courier New"/>
+          <w:color w:val="24292E"/>
+          <w:sz w:val="20"/>
+        </w:rPr>
+        <w:t>deleted_at</w:t>
+      </w:r>
+      <w:r>
+        <w:t xml:space="preserve"> in DynamoDB</w:t>
+      </w:r>
+    </w:p>
+    <w:p>
+      <w:pPr>
+        <w:pStyle w:val="ListBullet"/>
+        <w:ind w:left="360"/>
+      </w:pPr>
+      <w:r>
+        <w:t>Full audit trail is preserved in DynamoDB and the S3 archive</w:t>
+      </w:r>
+    </w:p>
+    <w:p>
+      <w:pPr>
+        <w:pStyle w:val="Heading3"/>
+      </w:pPr>
+      <w:r>
+        <w:rPr>
+          <w:b/>
+          <w:color w:val="1F497D"/>
+          <w:sz w:val="28"/>
+        </w:rPr>
+        <w:t>7.4 Dry-Run Mode</w:t>
+      </w:r>
+    </w:p>
+    <w:p>
+      <w:r>
+        <w:t xml:space="preserve">The automation defaults to </w:t>
+      </w:r>
+      <w:r>
+        <w:rPr>
+          <w:rFonts w:ascii="Courier New" w:hAnsi="Courier New"/>
+          <w:color w:val="24292E"/>
+          <w:sz w:val="20"/>
+        </w:rPr>
+        <w:t>DRY_RUN=true</w:t>
+      </w:r>
+      <w:r>
+        <w:t xml:space="preserve">. In this mode all pipeline steps execute normally but no real AWS changes are made — throttle calls and delete calls are logged only. Set </w:t>
+      </w:r>
+      <w:r>
+        <w:rPr>
+          <w:rFonts w:ascii="Courier New" w:hAnsi="Courier New"/>
+          <w:color w:val="24292E"/>
+          <w:sz w:val="20"/>
+        </w:rPr>
+        <w:t>DRY_RUN=false</w:t>
+      </w:r>
+      <w:r>
+        <w:t xml:space="preserve"> in </w:t>
+      </w:r>
+      <w:r>
+        <w:rPr>
+          <w:rFonts w:ascii="Courier New" w:hAnsi="Courier New"/>
+          <w:color w:val="24292E"/>
+          <w:sz w:val="20"/>
+        </w:rPr>
+        <w:t>terraform.tfvars</w:t>
+      </w:r>
+      <w:r>
+        <w:t xml:space="preserve"> to enable live deletions (see §9.6).</w:t>
+      </w:r>
+    </w:p>
+    <w:p>
+      <w:pPr>
+        <w:pBdr>
+          <w:bottom w:val="single" w:sz="6" w:space="1" w:color="CCCCCC"/>
+        </w:pBdr>
+      </w:pPr>
+    </w:p>
+    <w:p>
+      <w:pPr>
+        <w:pStyle w:val="Heading2"/>
+      </w:pPr>
+      <w:r>
+        <w:rPr>
+          <w:b/>
+          <w:color w:val="1F497D"/>
+          <w:sz w:val="32"/>
+        </w:rPr>
+        <w:t>8. Rollback &amp; Recovery Plan</w:t>
+      </w:r>
+    </w:p>
+    <w:p>
+      <w:pPr>
+        <w:pStyle w:val="Heading3"/>
+      </w:pPr>
+      <w:r>
+        <w:rPr>
+          <w:b/>
+          <w:color w:val="1F497D"/>
+          <w:sz w:val="28"/>
+        </w:rPr>
+        <w:t>8.1 Pre-Deletion Archival to S3</w:t>
+      </w:r>
+    </w:p>
+    <w:p>
+      <w:r>
+        <w:t>Before any deletion the automation automatically exports the full OpenAPI 3.0 spec and uploads it to the configured S3 archive bucket:</w:t>
       </w:r>
     </w:p>
     <w:p>
@@ -4568,7 +3561,35 @@
           <w:color w:val="24292E"/>
           <w:sz w:val="18"/>
         </w:rPr>
-        <w:t>aws apigateway update-stage \</w:t>
+        <w:t>s3://your-api-archive-bucket/api-gateway/&lt;ACCOUNT_ID&gt;/&lt;REGION&gt;/&lt;API_ID&gt;/&lt;DATE&gt;-oas30.json</w:t>
+      </w:r>
+    </w:p>
+    <w:p>
+      <w:pPr>
+        <w:spacing w:after="80"/>
+      </w:pPr>
+    </w:p>
+    <w:p>
+      <w:r>
+        <w:t>The S3 bucket is configured with versioning enabled, AES-256 encryption, and a lifecycle policy that transitions objects to Glacier after 90 days with a 7-year retention period.</w:t>
+      </w:r>
+    </w:p>
+    <w:p>
+      <w:pPr>
+        <w:pStyle w:val="Heading3"/>
+      </w:pPr>
+      <w:r>
+        <w:rPr>
+          <w:b/>
+          <w:color w:val="1F497D"/>
+          <w:sz w:val="28"/>
+        </w:rPr>
+        <w:t>8.2 Re-Import Procedure</w:t>
+      </w:r>
+    </w:p>
+    <w:p>
+      <w:r>
+        <w:t>If an API needs to be restored after deletion, retrieve the archived spec from S3 and re-import:</w:t>
       </w:r>
     </w:p>
     <w:p>
@@ -4583,7 +3604,7 @@
           <w:color w:val="24292E"/>
           <w:sz w:val="18"/>
         </w:rPr>
-        <w:t xml:space="preserve">  --rest-api-id &lt;API_ID&gt; \</w:t>
+        <w:t># Download spec from S3</w:t>
       </w:r>
     </w:p>
     <w:p>
@@ -4598,7 +3619,7 @@
           <w:color w:val="24292E"/>
           <w:sz w:val="18"/>
         </w:rPr>
-        <w:t xml:space="preserve">  --stage-name &lt;STAGE&gt; \</w:t>
+        <w:t>aws s3 cp \</w:t>
       </w:r>
     </w:p>
     <w:p>
@@ -4613,7 +3634,7 @@
           <w:color w:val="24292E"/>
           <w:sz w:val="18"/>
         </w:rPr>
-        <w:t xml:space="preserve">  --patch-operations '[</w:t>
+        <w:t xml:space="preserve">  s3://your-api-archive-bucket/api-gateway/&lt;ACCOUNT_ID&gt;/&lt;REGION&gt;/&lt;API_ID&gt;/&lt;DATE&gt;-oas30.json \</w:t>
       </w:r>
     </w:p>
     <w:p>
@@ -4628,113 +3649,7 @@
           <w:color w:val="24292E"/>
           <w:sz w:val="18"/>
         </w:rPr>
-        <w:t xml:space="preserve">    {"op":"replace","path":"/defaultRouteSettings/throttlingBurstLimit","value":"0"},</w:t>
-      </w:r>
-    </w:p>
-    <w:p>
-      <w:pPr>
-        <w:shd w:val="clear" w:color="auto" w:fill="F4F4F4"/>
-        <w:spacing w:before="0" w:after="0"/>
-        <w:ind w:left="283"/>
-      </w:pPr>
-      <w:r>
-        <w:rPr>
-          <w:rFonts w:ascii="Courier New" w:hAnsi="Courier New"/>
-          <w:color w:val="24292E"/>
-          <w:sz w:val="18"/>
-        </w:rPr>
-        <w:t xml:space="preserve">    {"op":"replace","path":"/defaultRouteSettings/throttlingRateLimit","value":"0"}</w:t>
-      </w:r>
-    </w:p>
-    <w:p>
-      <w:pPr>
-        <w:shd w:val="clear" w:color="auto" w:fill="F4F4F4"/>
-        <w:spacing w:before="0" w:after="0"/>
-        <w:ind w:left="283"/>
-      </w:pPr>
-      <w:r>
-        <w:rPr>
-          <w:rFonts w:ascii="Courier New" w:hAnsi="Courier New"/>
-          <w:color w:val="24292E"/>
-          <w:sz w:val="18"/>
-        </w:rPr>
-        <w:t xml:space="preserve">  ]'</w:t>
-      </w:r>
-    </w:p>
-    <w:p>
-      <w:pPr>
-        <w:spacing w:after="80"/>
-      </w:pPr>
-    </w:p>
-    <w:p>
-      <w:r>
-        <w:rPr>
-          <w:b/>
-        </w:rPr>
-        <w:t>Remove custom domain mapping</w:t>
-      </w:r>
-      <w:r>
-        <w:t xml:space="preserve"> (if any):</w:t>
-      </w:r>
-    </w:p>
-    <w:p>
-      <w:pPr>
-        <w:shd w:val="clear" w:color="auto" w:fill="F4F4F4"/>
-        <w:spacing w:before="0" w:after="0"/>
-        <w:ind w:left="283"/>
-      </w:pPr>
-      <w:r>
-        <w:rPr>
-          <w:rFonts w:ascii="Courier New" w:hAnsi="Courier New"/>
-          <w:color w:val="24292E"/>
-          <w:sz w:val="18"/>
-        </w:rPr>
-        <w:t># REST API</w:t>
-      </w:r>
-    </w:p>
-    <w:p>
-      <w:pPr>
-        <w:shd w:val="clear" w:color="auto" w:fill="F4F4F4"/>
-        <w:spacing w:before="0" w:after="0"/>
-        <w:ind w:left="283"/>
-      </w:pPr>
-      <w:r>
-        <w:rPr>
-          <w:rFonts w:ascii="Courier New" w:hAnsi="Courier New"/>
-          <w:color w:val="24292E"/>
-          <w:sz w:val="18"/>
-        </w:rPr>
-        <w:t>aws apigateway delete-base-path-mapping \</w:t>
-      </w:r>
-    </w:p>
-    <w:p>
-      <w:pPr>
-        <w:shd w:val="clear" w:color="auto" w:fill="F4F4F4"/>
-        <w:spacing w:before="0" w:after="0"/>
-        <w:ind w:left="283"/>
-      </w:pPr>
-      <w:r>
-        <w:rPr>
-          <w:rFonts w:ascii="Courier New" w:hAnsi="Courier New"/>
-          <w:color w:val="24292E"/>
-          <w:sz w:val="18"/>
-        </w:rPr>
-        <w:t xml:space="preserve">  --domain-name &lt;DOMAIN&gt; \</w:t>
-      </w:r>
-    </w:p>
-    <w:p>
-      <w:pPr>
-        <w:shd w:val="clear" w:color="auto" w:fill="F4F4F4"/>
-        <w:spacing w:before="0" w:after="0"/>
-        <w:ind w:left="283"/>
-      </w:pPr>
-      <w:r>
-        <w:rPr>
-          <w:rFonts w:ascii="Courier New" w:hAnsi="Courier New"/>
-          <w:color w:val="24292E"/>
-          <w:sz w:val="18"/>
-        </w:rPr>
-        <w:t xml:space="preserve">  --base-path &lt;BASE_PATH&gt;</w:t>
+        <w:t xml:space="preserve">  /tmp/&lt;API_ID&gt;-oas30.json</w:t>
       </w:r>
     </w:p>
     <w:p>
@@ -4750,747 +3665,6 @@
           <w:sz w:val="18"/>
         </w:rPr>
         <w:t xml:space="preserve"> </w:t>
-      </w:r>
-    </w:p>
-    <w:p>
-      <w:pPr>
-        <w:shd w:val="clear" w:color="auto" w:fill="F4F4F4"/>
-        <w:spacing w:before="0" w:after="0"/>
-        <w:ind w:left="283"/>
-      </w:pPr>
-      <w:r>
-        <w:rPr>
-          <w:rFonts w:ascii="Courier New" w:hAnsi="Courier New"/>
-          <w:color w:val="24292E"/>
-          <w:sz w:val="18"/>
-        </w:rPr>
-        <w:t># HTTP/WebSocket API</w:t>
-      </w:r>
-    </w:p>
-    <w:p>
-      <w:pPr>
-        <w:shd w:val="clear" w:color="auto" w:fill="F4F4F4"/>
-        <w:spacing w:before="0" w:after="0"/>
-        <w:ind w:left="283"/>
-      </w:pPr>
-      <w:r>
-        <w:rPr>
-          <w:rFonts w:ascii="Courier New" w:hAnsi="Courier New"/>
-          <w:color w:val="24292E"/>
-          <w:sz w:val="18"/>
-        </w:rPr>
-        <w:t>aws apigatewayv2 delete-api-mapping \</w:t>
-      </w:r>
-    </w:p>
-    <w:p>
-      <w:pPr>
-        <w:shd w:val="clear" w:color="auto" w:fill="F4F4F4"/>
-        <w:spacing w:before="0" w:after="0"/>
-        <w:ind w:left="283"/>
-      </w:pPr>
-      <w:r>
-        <w:rPr>
-          <w:rFonts w:ascii="Courier New" w:hAnsi="Courier New"/>
-          <w:color w:val="24292E"/>
-          <w:sz w:val="18"/>
-        </w:rPr>
-        <w:t xml:space="preserve">  --domain-name &lt;DOMAIN&gt; \</w:t>
-      </w:r>
-    </w:p>
-    <w:p>
-      <w:pPr>
-        <w:shd w:val="clear" w:color="auto" w:fill="F4F4F4"/>
-        <w:spacing w:before="0" w:after="0"/>
-        <w:ind w:left="283"/>
-      </w:pPr>
-      <w:r>
-        <w:rPr>
-          <w:rFonts w:ascii="Courier New" w:hAnsi="Courier New"/>
-          <w:color w:val="24292E"/>
-          <w:sz w:val="18"/>
-        </w:rPr>
-        <w:t xml:space="preserve">  --api-mapping-id &lt;MAPPING_ID&gt;</w:t>
-      </w:r>
-    </w:p>
-    <w:p>
-      <w:pPr>
-        <w:spacing w:after="80"/>
-      </w:pPr>
-    </w:p>
-    <w:p>
-      <w:r>
-        <w:rPr>
-          <w:b/>
-        </w:rPr>
-        <w:t>Monitor for 7 days.</w:t>
-      </w:r>
-      <w:r>
-        <w:t xml:space="preserve"> If any </w:t>
-      </w:r>
-      <w:r>
-        <w:rPr>
-          <w:rFonts w:ascii="Courier New" w:hAnsi="Courier New"/>
-          <w:color w:val="24292E"/>
-          <w:sz w:val="20"/>
-        </w:rPr>
-        <w:t>Count</w:t>
-      </w:r>
-      <w:r>
-        <w:t xml:space="preserve"> metric &gt; 0 appears, halt and re-investigate.</w:t>
-      </w:r>
-    </w:p>
-    <w:p>
-      <w:pPr>
-        <w:pStyle w:val="Heading3"/>
-      </w:pPr>
-      <w:r>
-        <w:rPr>
-          <w:b/>
-          <w:color w:val="1F497D"/>
-          <w:sz w:val="28"/>
-        </w:rPr>
-        <w:t>7.3 Phase 2 — Hard Delete (Day 7+)</w:t>
-      </w:r>
-    </w:p>
-    <w:p>
-      <w:r>
-        <w:rPr>
-          <w:b/>
-        </w:rPr>
-        <w:t>Delete REST API (v1):</w:t>
-      </w:r>
-    </w:p>
-    <w:p>
-      <w:pPr>
-        <w:shd w:val="clear" w:color="auto" w:fill="F4F4F4"/>
-        <w:spacing w:before="0" w:after="0"/>
-        <w:ind w:left="283"/>
-      </w:pPr>
-      <w:r>
-        <w:rPr>
-          <w:rFonts w:ascii="Courier New" w:hAnsi="Courier New"/>
-          <w:color w:val="24292E"/>
-          <w:sz w:val="18"/>
-        </w:rPr>
-        <w:t>aws apigateway delete-rest-api \</w:t>
-      </w:r>
-    </w:p>
-    <w:p>
-      <w:pPr>
-        <w:shd w:val="clear" w:color="auto" w:fill="F4F4F4"/>
-        <w:spacing w:before="0" w:after="0"/>
-        <w:ind w:left="283"/>
-      </w:pPr>
-      <w:r>
-        <w:rPr>
-          <w:rFonts w:ascii="Courier New" w:hAnsi="Courier New"/>
-          <w:color w:val="24292E"/>
-          <w:sz w:val="18"/>
-        </w:rPr>
-        <w:t xml:space="preserve">  --rest-api-id &lt;API_ID&gt; \</w:t>
-      </w:r>
-    </w:p>
-    <w:p>
-      <w:pPr>
-        <w:shd w:val="clear" w:color="auto" w:fill="F4F4F4"/>
-        <w:spacing w:before="0" w:after="0"/>
-        <w:ind w:left="283"/>
-      </w:pPr>
-      <w:r>
-        <w:rPr>
-          <w:rFonts w:ascii="Courier New" w:hAnsi="Courier New"/>
-          <w:color w:val="24292E"/>
-          <w:sz w:val="18"/>
-        </w:rPr>
-        <w:t xml:space="preserve">  --region &lt;REGION&gt;</w:t>
-      </w:r>
-    </w:p>
-    <w:p>
-      <w:pPr>
-        <w:spacing w:after="80"/>
-      </w:pPr>
-    </w:p>
-    <w:p>
-      <w:r>
-        <w:rPr>
-          <w:b/>
-        </w:rPr>
-        <w:t>Delete HTTP or WebSocket API (v2):</w:t>
-      </w:r>
-    </w:p>
-    <w:p>
-      <w:pPr>
-        <w:shd w:val="clear" w:color="auto" w:fill="F4F4F4"/>
-        <w:spacing w:before="0" w:after="0"/>
-        <w:ind w:left="283"/>
-      </w:pPr>
-      <w:r>
-        <w:rPr>
-          <w:rFonts w:ascii="Courier New" w:hAnsi="Courier New"/>
-          <w:color w:val="24292E"/>
-          <w:sz w:val="18"/>
-        </w:rPr>
-        <w:t>aws apigatewayv2 delete-api \</w:t>
-      </w:r>
-    </w:p>
-    <w:p>
-      <w:pPr>
-        <w:shd w:val="clear" w:color="auto" w:fill="F4F4F4"/>
-        <w:spacing w:before="0" w:after="0"/>
-        <w:ind w:left="283"/>
-      </w:pPr>
-      <w:r>
-        <w:rPr>
-          <w:rFonts w:ascii="Courier New" w:hAnsi="Courier New"/>
-          <w:color w:val="24292E"/>
-          <w:sz w:val="18"/>
-        </w:rPr>
-        <w:t xml:space="preserve">  --api-id &lt;API_ID&gt; \</w:t>
-      </w:r>
-    </w:p>
-    <w:p>
-      <w:pPr>
-        <w:shd w:val="clear" w:color="auto" w:fill="F4F4F4"/>
-        <w:spacing w:before="0" w:after="0"/>
-        <w:ind w:left="283"/>
-      </w:pPr>
-      <w:r>
-        <w:rPr>
-          <w:rFonts w:ascii="Courier New" w:hAnsi="Courier New"/>
-          <w:color w:val="24292E"/>
-          <w:sz w:val="18"/>
-        </w:rPr>
-        <w:t xml:space="preserve">  --region &lt;REGION&gt;</w:t>
-      </w:r>
-    </w:p>
-    <w:p>
-      <w:pPr>
-        <w:spacing w:after="80"/>
-      </w:pPr>
-    </w:p>
-    <w:p>
-      <w:pPr>
-        <w:pStyle w:val="Heading3"/>
-      </w:pPr>
-      <w:r>
-        <w:rPr>
-          <w:b/>
-          <w:color w:val="1F497D"/>
-          <w:sz w:val="28"/>
-        </w:rPr>
-        <w:t>7.4 Dry-Run Mode</w:t>
-      </w:r>
-    </w:p>
-    <w:p>
-      <w:r>
-        <w:t xml:space="preserve">Before running deletions in bulk, always perform a dry run using </w:t>
-      </w:r>
-      <w:r>
-        <w:rPr>
-          <w:rFonts w:ascii="Courier New" w:hAnsi="Courier New"/>
-          <w:color w:val="24292E"/>
-          <w:sz w:val="20"/>
-        </w:rPr>
-        <w:t>--dry-run</w:t>
-      </w:r>
-      <w:r>
-        <w:t xml:space="preserve"> (where supported) or by echoing commands:</w:t>
-      </w:r>
-    </w:p>
-    <w:p>
-      <w:pPr>
-        <w:shd w:val="clear" w:color="auto" w:fill="F4F4F4"/>
-        <w:spacing w:before="0" w:after="0"/>
-        <w:ind w:left="283"/>
-      </w:pPr>
-      <w:r>
-        <w:rPr>
-          <w:rFonts w:ascii="Courier New" w:hAnsi="Courier New"/>
-          <w:color w:val="24292E"/>
-          <w:sz w:val="18"/>
-        </w:rPr>
-        <w:t>DRY_RUN=true</w:t>
-      </w:r>
-    </w:p>
-    <w:p>
-      <w:pPr>
-        <w:shd w:val="clear" w:color="auto" w:fill="F4F4F4"/>
-        <w:spacing w:before="0" w:after="0"/>
-        <w:ind w:left="283"/>
-      </w:pPr>
-      <w:r>
-        <w:rPr>
-          <w:rFonts w:ascii="Courier New" w:hAnsi="Courier New"/>
-          <w:color w:val="24292E"/>
-          <w:sz w:val="18"/>
-        </w:rPr>
-        <w:t xml:space="preserve"> </w:t>
-      </w:r>
-    </w:p>
-    <w:p>
-      <w:pPr>
-        <w:shd w:val="clear" w:color="auto" w:fill="F4F4F4"/>
-        <w:spacing w:before="0" w:after="0"/>
-        <w:ind w:left="283"/>
-      </w:pPr>
-      <w:r>
-        <w:rPr>
-          <w:rFonts w:ascii="Courier New" w:hAnsi="Courier New"/>
-          <w:color w:val="24292E"/>
-          <w:sz w:val="18"/>
-        </w:rPr>
-        <w:t>delete_api() {</w:t>
-      </w:r>
-    </w:p>
-    <w:p>
-      <w:pPr>
-        <w:shd w:val="clear" w:color="auto" w:fill="F4F4F4"/>
-        <w:spacing w:before="0" w:after="0"/>
-        <w:ind w:left="283"/>
-      </w:pPr>
-      <w:r>
-        <w:rPr>
-          <w:rFonts w:ascii="Courier New" w:hAnsi="Courier New"/>
-          <w:color w:val="24292E"/>
-          <w:sz w:val="18"/>
-        </w:rPr>
-        <w:t xml:space="preserve">  local api_id=$1</w:t>
-      </w:r>
-    </w:p>
-    <w:p>
-      <w:pPr>
-        <w:shd w:val="clear" w:color="auto" w:fill="F4F4F4"/>
-        <w:spacing w:before="0" w:after="0"/>
-        <w:ind w:left="283"/>
-      </w:pPr>
-      <w:r>
-        <w:rPr>
-          <w:rFonts w:ascii="Courier New" w:hAnsi="Courier New"/>
-          <w:color w:val="24292E"/>
-          <w:sz w:val="18"/>
-        </w:rPr>
-        <w:t xml:space="preserve">  local region=$2</w:t>
-      </w:r>
-    </w:p>
-    <w:p>
-      <w:pPr>
-        <w:shd w:val="clear" w:color="auto" w:fill="F4F4F4"/>
-        <w:spacing w:before="0" w:after="0"/>
-        <w:ind w:left="283"/>
-      </w:pPr>
-      <w:r>
-        <w:rPr>
-          <w:rFonts w:ascii="Courier New" w:hAnsi="Courier New"/>
-          <w:color w:val="24292E"/>
-          <w:sz w:val="18"/>
-        </w:rPr>
-        <w:t xml:space="preserve">  if [ "$DRY_RUN" = "true" ]; then</w:t>
-      </w:r>
-    </w:p>
-    <w:p>
-      <w:pPr>
-        <w:shd w:val="clear" w:color="auto" w:fill="F4F4F4"/>
-        <w:spacing w:before="0" w:after="0"/>
-        <w:ind w:left="283"/>
-      </w:pPr>
-      <w:r>
-        <w:rPr>
-          <w:rFonts w:ascii="Courier New" w:hAnsi="Courier New"/>
-          <w:color w:val="24292E"/>
-          <w:sz w:val="18"/>
-        </w:rPr>
-        <w:t xml:space="preserve">    echo "[DRY RUN] Would delete REST API: $api_id in $region"</w:t>
-      </w:r>
-    </w:p>
-    <w:p>
-      <w:pPr>
-        <w:shd w:val="clear" w:color="auto" w:fill="F4F4F4"/>
-        <w:spacing w:before="0" w:after="0"/>
-        <w:ind w:left="283"/>
-      </w:pPr>
-      <w:r>
-        <w:rPr>
-          <w:rFonts w:ascii="Courier New" w:hAnsi="Courier New"/>
-          <w:color w:val="24292E"/>
-          <w:sz w:val="18"/>
-        </w:rPr>
-        <w:t xml:space="preserve">  else</w:t>
-      </w:r>
-    </w:p>
-    <w:p>
-      <w:pPr>
-        <w:shd w:val="clear" w:color="auto" w:fill="F4F4F4"/>
-        <w:spacing w:before="0" w:after="0"/>
-        <w:ind w:left="283"/>
-      </w:pPr>
-      <w:r>
-        <w:rPr>
-          <w:rFonts w:ascii="Courier New" w:hAnsi="Courier New"/>
-          <w:color w:val="24292E"/>
-          <w:sz w:val="18"/>
-        </w:rPr>
-        <w:t xml:space="preserve">    aws apigateway delete-rest-api --rest-api-id "$api_id" --region "$region"</w:t>
-      </w:r>
-    </w:p>
-    <w:p>
-      <w:pPr>
-        <w:shd w:val="clear" w:color="auto" w:fill="F4F4F4"/>
-        <w:spacing w:before="0" w:after="0"/>
-        <w:ind w:left="283"/>
-      </w:pPr>
-      <w:r>
-        <w:rPr>
-          <w:rFonts w:ascii="Courier New" w:hAnsi="Courier New"/>
-          <w:color w:val="24292E"/>
-          <w:sz w:val="18"/>
-        </w:rPr>
-        <w:t xml:space="preserve">  fi</w:t>
-      </w:r>
-    </w:p>
-    <w:p>
-      <w:pPr>
-        <w:shd w:val="clear" w:color="auto" w:fill="F4F4F4"/>
-        <w:spacing w:before="0" w:after="0"/>
-        <w:ind w:left="283"/>
-      </w:pPr>
-      <w:r>
-        <w:rPr>
-          <w:rFonts w:ascii="Courier New" w:hAnsi="Courier New"/>
-          <w:color w:val="24292E"/>
-          <w:sz w:val="18"/>
-        </w:rPr>
-        <w:t>}</w:t>
-      </w:r>
-    </w:p>
-    <w:p>
-      <w:pPr>
-        <w:spacing w:after="80"/>
-      </w:pPr>
-    </w:p>
-    <w:p>
-      <w:pPr>
-        <w:pBdr>
-          <w:bottom w:val="single" w:sz="6" w:space="1" w:color="CCCCCC"/>
-        </w:pBdr>
-      </w:pPr>
-    </w:p>
-    <w:p>
-      <w:pPr>
-        <w:pStyle w:val="Heading2"/>
-      </w:pPr>
-      <w:r>
-        <w:rPr>
-          <w:b/>
-          <w:color w:val="1F497D"/>
-          <w:sz w:val="32"/>
-        </w:rPr>
-        <w:t>8. Rollback &amp; Recovery Plan</w:t>
-      </w:r>
-    </w:p>
-    <w:p>
-      <w:pPr>
-        <w:pStyle w:val="Heading3"/>
-      </w:pPr>
-      <w:r>
-        <w:rPr>
-          <w:b/>
-          <w:color w:val="1F497D"/>
-          <w:sz w:val="28"/>
-        </w:rPr>
-        <w:t>8.1 Pre-Deletion Archival to S3</w:t>
-      </w:r>
-    </w:p>
-    <w:p>
-      <w:r>
-        <w:t>Export and store the full API definition before any deletion:</w:t>
-      </w:r>
-    </w:p>
-    <w:p>
-      <w:pPr>
-        <w:shd w:val="clear" w:color="auto" w:fill="F4F4F4"/>
-        <w:spacing w:before="0" w:after="0"/>
-        <w:ind w:left="283"/>
-      </w:pPr>
-      <w:r>
-        <w:rPr>
-          <w:rFonts w:ascii="Courier New" w:hAnsi="Courier New"/>
-          <w:color w:val="24292E"/>
-          <w:sz w:val="18"/>
-        </w:rPr>
-        <w:t># Export OpenAPI 3.0 spec (REST API)</w:t>
-      </w:r>
-    </w:p>
-    <w:p>
-      <w:pPr>
-        <w:shd w:val="clear" w:color="auto" w:fill="F4F4F4"/>
-        <w:spacing w:before="0" w:after="0"/>
-        <w:ind w:left="283"/>
-      </w:pPr>
-      <w:r>
-        <w:rPr>
-          <w:rFonts w:ascii="Courier New" w:hAnsi="Courier New"/>
-          <w:color w:val="24292E"/>
-          <w:sz w:val="18"/>
-        </w:rPr>
-        <w:t>aws apigateway get-export \</w:t>
-      </w:r>
-    </w:p>
-    <w:p>
-      <w:pPr>
-        <w:shd w:val="clear" w:color="auto" w:fill="F4F4F4"/>
-        <w:spacing w:before="0" w:after="0"/>
-        <w:ind w:left="283"/>
-      </w:pPr>
-      <w:r>
-        <w:rPr>
-          <w:rFonts w:ascii="Courier New" w:hAnsi="Courier New"/>
-          <w:color w:val="24292E"/>
-          <w:sz w:val="18"/>
-        </w:rPr>
-        <w:t xml:space="preserve">  --rest-api-id &lt;API_ID&gt; \</w:t>
-      </w:r>
-    </w:p>
-    <w:p>
-      <w:pPr>
-        <w:shd w:val="clear" w:color="auto" w:fill="F4F4F4"/>
-        <w:spacing w:before="0" w:after="0"/>
-        <w:ind w:left="283"/>
-      </w:pPr>
-      <w:r>
-        <w:rPr>
-          <w:rFonts w:ascii="Courier New" w:hAnsi="Courier New"/>
-          <w:color w:val="24292E"/>
-          <w:sz w:val="18"/>
-        </w:rPr>
-        <w:t xml:space="preserve">  --stage-name &lt;STAGE&gt; \</w:t>
-      </w:r>
-    </w:p>
-    <w:p>
-      <w:pPr>
-        <w:shd w:val="clear" w:color="auto" w:fill="F4F4F4"/>
-        <w:spacing w:before="0" w:after="0"/>
-        <w:ind w:left="283"/>
-      </w:pPr>
-      <w:r>
-        <w:rPr>
-          <w:rFonts w:ascii="Courier New" w:hAnsi="Courier New"/>
-          <w:color w:val="24292E"/>
-          <w:sz w:val="18"/>
-        </w:rPr>
-        <w:t xml:space="preserve">  --export-type oas30 \</w:t>
-      </w:r>
-    </w:p>
-    <w:p>
-      <w:pPr>
-        <w:shd w:val="clear" w:color="auto" w:fill="F4F4F4"/>
-        <w:spacing w:before="0" w:after="0"/>
-        <w:ind w:left="283"/>
-      </w:pPr>
-      <w:r>
-        <w:rPr>
-          <w:rFonts w:ascii="Courier New" w:hAnsi="Courier New"/>
-          <w:color w:val="24292E"/>
-          <w:sz w:val="18"/>
-        </w:rPr>
-        <w:t xml:space="preserve">  --accepts application/json \</w:t>
-      </w:r>
-    </w:p>
-    <w:p>
-      <w:pPr>
-        <w:shd w:val="clear" w:color="auto" w:fill="F4F4F4"/>
-        <w:spacing w:before="0" w:after="0"/>
-        <w:ind w:left="283"/>
-      </w:pPr>
-      <w:r>
-        <w:rPr>
-          <w:rFonts w:ascii="Courier New" w:hAnsi="Courier New"/>
-          <w:color w:val="24292E"/>
-          <w:sz w:val="18"/>
-        </w:rPr>
-        <w:t xml:space="preserve">  /tmp/&lt;API_ID&gt;-oas30.json</w:t>
-      </w:r>
-    </w:p>
-    <w:p>
-      <w:pPr>
-        <w:shd w:val="clear" w:color="auto" w:fill="F4F4F4"/>
-        <w:spacing w:before="0" w:after="0"/>
-        <w:ind w:left="283"/>
-      </w:pPr>
-      <w:r>
-        <w:rPr>
-          <w:rFonts w:ascii="Courier New" w:hAnsi="Courier New"/>
-          <w:color w:val="24292E"/>
-          <w:sz w:val="18"/>
-        </w:rPr>
-        <w:t xml:space="preserve"> </w:t>
-      </w:r>
-    </w:p>
-    <w:p>
-      <w:pPr>
-        <w:shd w:val="clear" w:color="auto" w:fill="F4F4F4"/>
-        <w:spacing w:before="0" w:after="0"/>
-        <w:ind w:left="283"/>
-      </w:pPr>
-      <w:r>
-        <w:rPr>
-          <w:rFonts w:ascii="Courier New" w:hAnsi="Courier New"/>
-          <w:color w:val="24292E"/>
-          <w:sz w:val="18"/>
-        </w:rPr>
-        <w:t># Upload to S3 archive bucket</w:t>
-      </w:r>
-    </w:p>
-    <w:p>
-      <w:pPr>
-        <w:shd w:val="clear" w:color="auto" w:fill="F4F4F4"/>
-        <w:spacing w:before="0" w:after="0"/>
-        <w:ind w:left="283"/>
-      </w:pPr>
-      <w:r>
-        <w:rPr>
-          <w:rFonts w:ascii="Courier New" w:hAnsi="Courier New"/>
-          <w:color w:val="24292E"/>
-          <w:sz w:val="18"/>
-        </w:rPr>
-        <w:t>aws s3 cp /tmp/&lt;API_ID&gt;-oas30.json \</w:t>
-      </w:r>
-    </w:p>
-    <w:p>
-      <w:pPr>
-        <w:shd w:val="clear" w:color="auto" w:fill="F4F4F4"/>
-        <w:spacing w:before="0" w:after="0"/>
-        <w:ind w:left="283"/>
-      </w:pPr>
-      <w:r>
-        <w:rPr>
-          <w:rFonts w:ascii="Courier New" w:hAnsi="Courier New"/>
-          <w:color w:val="24292E"/>
-          <w:sz w:val="18"/>
-        </w:rPr>
-        <w:t xml:space="preserve">  s3://your-api-archive-bucket/api-gateway/&lt;ACCOUNT_ID&gt;/&lt;REGION&gt;/&lt;API_ID&gt;/&lt;DATE&gt;-oas30.json</w:t>
-      </w:r>
-    </w:p>
-    <w:p>
-      <w:pPr>
-        <w:spacing w:after="80"/>
-      </w:pPr>
-    </w:p>
-    <w:p>
-      <w:r>
-        <w:t>Also export Swagger format for compatibility:</w:t>
-      </w:r>
-    </w:p>
-    <w:p>
-      <w:pPr>
-        <w:shd w:val="clear" w:color="auto" w:fill="F4F4F4"/>
-        <w:spacing w:before="0" w:after="0"/>
-        <w:ind w:left="283"/>
-      </w:pPr>
-      <w:r>
-        <w:rPr>
-          <w:rFonts w:ascii="Courier New" w:hAnsi="Courier New"/>
-          <w:color w:val="24292E"/>
-          <w:sz w:val="18"/>
-        </w:rPr>
-        <w:t>aws apigateway get-export \</w:t>
-      </w:r>
-    </w:p>
-    <w:p>
-      <w:pPr>
-        <w:shd w:val="clear" w:color="auto" w:fill="F4F4F4"/>
-        <w:spacing w:before="0" w:after="0"/>
-        <w:ind w:left="283"/>
-      </w:pPr>
-      <w:r>
-        <w:rPr>
-          <w:rFonts w:ascii="Courier New" w:hAnsi="Courier New"/>
-          <w:color w:val="24292E"/>
-          <w:sz w:val="18"/>
-        </w:rPr>
-        <w:t xml:space="preserve">  --rest-api-id &lt;API_ID&gt; \</w:t>
-      </w:r>
-    </w:p>
-    <w:p>
-      <w:pPr>
-        <w:shd w:val="clear" w:color="auto" w:fill="F4F4F4"/>
-        <w:spacing w:before="0" w:after="0"/>
-        <w:ind w:left="283"/>
-      </w:pPr>
-      <w:r>
-        <w:rPr>
-          <w:rFonts w:ascii="Courier New" w:hAnsi="Courier New"/>
-          <w:color w:val="24292E"/>
-          <w:sz w:val="18"/>
-        </w:rPr>
-        <w:t xml:space="preserve">  --stage-name &lt;STAGE&gt; \</w:t>
-      </w:r>
-    </w:p>
-    <w:p>
-      <w:pPr>
-        <w:shd w:val="clear" w:color="auto" w:fill="F4F4F4"/>
-        <w:spacing w:before="0" w:after="0"/>
-        <w:ind w:left="283"/>
-      </w:pPr>
-      <w:r>
-        <w:rPr>
-          <w:rFonts w:ascii="Courier New" w:hAnsi="Courier New"/>
-          <w:color w:val="24292E"/>
-          <w:sz w:val="18"/>
-        </w:rPr>
-        <w:t xml:space="preserve">  --export-type swagger \</w:t>
-      </w:r>
-    </w:p>
-    <w:p>
-      <w:pPr>
-        <w:shd w:val="clear" w:color="auto" w:fill="F4F4F4"/>
-        <w:spacing w:before="0" w:after="0"/>
-        <w:ind w:left="283"/>
-      </w:pPr>
-      <w:r>
-        <w:rPr>
-          <w:rFonts w:ascii="Courier New" w:hAnsi="Courier New"/>
-          <w:color w:val="24292E"/>
-          <w:sz w:val="18"/>
-        </w:rPr>
-        <w:t xml:space="preserve">  --accepts application/json \</w:t>
-      </w:r>
-    </w:p>
-    <w:p>
-      <w:pPr>
-        <w:shd w:val="clear" w:color="auto" w:fill="F4F4F4"/>
-        <w:spacing w:before="0" w:after="0"/>
-        <w:ind w:left="283"/>
-      </w:pPr>
-      <w:r>
-        <w:rPr>
-          <w:rFonts w:ascii="Courier New" w:hAnsi="Courier New"/>
-          <w:color w:val="24292E"/>
-          <w:sz w:val="18"/>
-        </w:rPr>
-        <w:t xml:space="preserve">  /tmp/&lt;API_ID&gt;-swagger.json</w:t>
-      </w:r>
-    </w:p>
-    <w:p>
-      <w:pPr>
-        <w:spacing w:after="80"/>
-      </w:pPr>
-    </w:p>
-    <w:p>
-      <w:pPr>
-        <w:pStyle w:val="Heading3"/>
-      </w:pPr>
-      <w:r>
-        <w:rPr>
-          <w:b/>
-          <w:color w:val="1F497D"/>
-          <w:sz w:val="28"/>
-        </w:rPr>
-        <w:t>8.2 Re-Import Procedure</w:t>
-      </w:r>
-    </w:p>
-    <w:p>
-      <w:r>
-        <w:t>If an API needs to be restored after deletion:</w:t>
       </w:r>
     </w:p>
     <w:p>
@@ -8507,7 +6681,7 @@
           <w:color w:val="1F497D"/>
           <w:sz w:val="28"/>
         </w:rPr>
-        <w:t>9.5 Quick Start — Manual (CLI)</w:t>
+        <w:t>9.5 Quick Start — Automated (Terraform)</w:t>
       </w:r>
     </w:p>
     <w:p>
@@ -8522,7 +6696,7 @@
           <w:color w:val="24292E"/>
           <w:sz w:val="18"/>
         </w:rPr>
-        <w:t># 1. Install dependencies</w:t>
+        <w:t># 1. Configure</w:t>
       </w:r>
     </w:p>
     <w:p>
@@ -8537,7 +6711,22 @@
           <w:color w:val="24292E"/>
           <w:sz w:val="18"/>
         </w:rPr>
-        <w:t>pip install -r automation/api-gateway-cleanup/requirements.txt</w:t>
+        <w:t>cd automation/api-gateway-cleanup/terraform</w:t>
+      </w:r>
+    </w:p>
+    <w:p>
+      <w:pPr>
+        <w:shd w:val="clear" w:color="auto" w:fill="F4F4F4"/>
+        <w:spacing w:before="0" w:after="0"/>
+        <w:ind w:left="283"/>
+      </w:pPr>
+      <w:r>
+        <w:rPr>
+          <w:rFonts w:ascii="Courier New" w:hAnsi="Courier New"/>
+          <w:color w:val="24292E"/>
+          <w:sz w:val="18"/>
+        </w:rPr>
+        <w:t>cp terraform.tfvars terraform.tfvars.local  # edit your values</w:t>
       </w:r>
     </w:p>
     <w:p>
@@ -8567,7 +6756,7 @@
           <w:color w:val="24292E"/>
           <w:sz w:val="18"/>
         </w:rPr>
-        <w:t># 2. Scan all APIs (dry run, no AWS writes)</w:t>
+        <w:t># 2. Deploy all infrastructure</w:t>
       </w:r>
     </w:p>
     <w:p>
@@ -8582,7 +6771,7 @@
           <w:color w:val="24292E"/>
           <w:sz w:val="18"/>
         </w:rPr>
-        <w:t>python automation/api-gateway-cleanup/scripts/scan.py \</w:t>
+        <w:t>terraform init</w:t>
       </w:r>
     </w:p>
     <w:p>
@@ -8597,7 +6786,7 @@
           <w:color w:val="24292E"/>
           <w:sz w:val="18"/>
         </w:rPr>
-        <w:t xml:space="preserve">  --profile myprofile \</w:t>
+        <w:t>terraform plan</w:t>
       </w:r>
     </w:p>
     <w:p>
@@ -8612,22 +6801,7 @@
           <w:color w:val="24292E"/>
           <w:sz w:val="18"/>
         </w:rPr>
-        <w:t xml:space="preserve">  --days 90 \</w:t>
-      </w:r>
-    </w:p>
-    <w:p>
-      <w:pPr>
-        <w:shd w:val="clear" w:color="auto" w:fill="F4F4F4"/>
-        <w:spacing w:before="0" w:after="0"/>
-        <w:ind w:left="283"/>
-      </w:pPr>
-      <w:r>
-        <w:rPr>
-          <w:rFonts w:ascii="Courier New" w:hAnsi="Courier New"/>
-          <w:color w:val="24292E"/>
-          <w:sz w:val="18"/>
-        </w:rPr>
-        <w:t xml:space="preserve">  --output ./report</w:t>
+        <w:t>terraform apply</w:t>
       </w:r>
     </w:p>
     <w:p>
@@ -8657,7 +6831,52 @@
           <w:color w:val="24292E"/>
           <w:sz w:val="18"/>
         </w:rPr>
-        <w:t># 3. Review report.csv (sorted by severity)</w:t>
+        <w:t># 3. Trigger first run manually</w:t>
+      </w:r>
+    </w:p>
+    <w:p>
+      <w:pPr>
+        <w:shd w:val="clear" w:color="auto" w:fill="F4F4F4"/>
+        <w:spacing w:before="0" w:after="0"/>
+        <w:ind w:left="283"/>
+      </w:pPr>
+      <w:r>
+        <w:rPr>
+          <w:rFonts w:ascii="Courier New" w:hAnsi="Courier New"/>
+          <w:color w:val="24292E"/>
+          <w:sz w:val="18"/>
+        </w:rPr>
+        <w:t>aws stepfunctions start-execution \</w:t>
+      </w:r>
+    </w:p>
+    <w:p>
+      <w:pPr>
+        <w:shd w:val="clear" w:color="auto" w:fill="F4F4F4"/>
+        <w:spacing w:before="0" w:after="0"/>
+        <w:ind w:left="283"/>
+      </w:pPr>
+      <w:r>
+        <w:rPr>
+          <w:rFonts w:ascii="Courier New" w:hAnsi="Courier New"/>
+          <w:color w:val="24292E"/>
+          <w:sz w:val="18"/>
+        </w:rPr>
+        <w:t xml:space="preserve">  --state-machine-arn $(terraform output -raw state_machine_arn) \</w:t>
+      </w:r>
+    </w:p>
+    <w:p>
+      <w:pPr>
+        <w:shd w:val="clear" w:color="auto" w:fill="F4F4F4"/>
+        <w:spacing w:before="0" w:after="0"/>
+        <w:ind w:left="283"/>
+      </w:pPr>
+      <w:r>
+        <w:rPr>
+          <w:rFonts w:ascii="Courier New" w:hAnsi="Courier New"/>
+          <w:color w:val="24292E"/>
+          <w:sz w:val="18"/>
+        </w:rPr>
+        <w:t xml:space="preserve">  --input '{"triggered_by": "manual"}'</w:t>
       </w:r>
     </w:p>
     <w:p>
@@ -8687,7 +6906,7 @@
           <w:color w:val="24292E"/>
           <w:sz w:val="18"/>
         </w:rPr>
-        <w:t># 4. Archive specs to S3 before deletion</w:t>
+        <w:t># 4. Watch the execution</w:t>
       </w:r>
     </w:p>
     <w:p>
@@ -8702,7 +6921,7 @@
           <w:color w:val="24292E"/>
           <w:sz w:val="18"/>
         </w:rPr>
-        <w:t>python automation/api-gateway-cleanup/scripts/archive.py \</w:t>
+        <w:t>aws stepfunctions describe-execution \</w:t>
       </w:r>
     </w:p>
     <w:p>
@@ -8717,37 +6936,7 @@
           <w:color w:val="24292E"/>
           <w:sz w:val="18"/>
         </w:rPr>
-        <w:t xml:space="preserve">  --report ./report.json \</w:t>
-      </w:r>
-    </w:p>
-    <w:p>
-      <w:pPr>
-        <w:shd w:val="clear" w:color="auto" w:fill="F4F4F4"/>
-        <w:spacing w:before="0" w:after="0"/>
-        <w:ind w:left="283"/>
-      </w:pPr>
-      <w:r>
-        <w:rPr>
-          <w:rFonts w:ascii="Courier New" w:hAnsi="Courier New"/>
-          <w:color w:val="24292E"/>
-          <w:sz w:val="18"/>
-        </w:rPr>
-        <w:t xml:space="preserve">  --bucket your-api-archive-bucket \</w:t>
-      </w:r>
-    </w:p>
-    <w:p>
-      <w:pPr>
-        <w:shd w:val="clear" w:color="auto" w:fill="F4F4F4"/>
-        <w:spacing w:before="0" w:after="0"/>
-        <w:ind w:left="283"/>
-      </w:pPr>
-      <w:r>
-        <w:rPr>
-          <w:rFonts w:ascii="Courier New" w:hAnsi="Courier New"/>
-          <w:color w:val="24292E"/>
-          <w:sz w:val="18"/>
-        </w:rPr>
-        <w:t xml:space="preserve">  --dry-run</w:t>
+        <w:t xml:space="preserve">  --execution-arn &lt;ARN from above&gt;</w:t>
       </w:r>
     </w:p>
     <w:p>
@@ -8777,7 +6966,7 @@
           <w:color w:val="24292E"/>
           <w:sz w:val="18"/>
         </w:rPr>
-        <w:t># 5. Soft delete (throttle to zero) — preview first</w:t>
+        <w:t># 5. Flip to live mode when satisfied</w:t>
       </w:r>
     </w:p>
     <w:p>
@@ -8792,272 +6981,7 @@
           <w:color w:val="24292E"/>
           <w:sz w:val="18"/>
         </w:rPr>
-        <w:t>python automation/api-gateway-cleanup/scripts/cleanup.py \</w:t>
-      </w:r>
-    </w:p>
-    <w:p>
-      <w:pPr>
-        <w:shd w:val="clear" w:color="auto" w:fill="F4F4F4"/>
-        <w:spacing w:before="0" w:after="0"/>
-        <w:ind w:left="283"/>
-      </w:pPr>
-      <w:r>
-        <w:rPr>
-          <w:rFonts w:ascii="Courier New" w:hAnsi="Courier New"/>
-          <w:color w:val="24292E"/>
-          <w:sz w:val="18"/>
-        </w:rPr>
-        <w:t xml:space="preserve">  --report ./report.json --mode soft</w:t>
-      </w:r>
-    </w:p>
-    <w:p>
-      <w:pPr>
-        <w:shd w:val="clear" w:color="auto" w:fill="F4F4F4"/>
-        <w:spacing w:before="0" w:after="0"/>
-        <w:ind w:left="283"/>
-      </w:pPr>
-      <w:r>
-        <w:rPr>
-          <w:rFonts w:ascii="Courier New" w:hAnsi="Courier New"/>
-          <w:color w:val="24292E"/>
-          <w:sz w:val="18"/>
-        </w:rPr>
-        <w:t xml:space="preserve"> </w:t>
-      </w:r>
-    </w:p>
-    <w:p>
-      <w:pPr>
-        <w:shd w:val="clear" w:color="auto" w:fill="F4F4F4"/>
-        <w:spacing w:before="0" w:after="0"/>
-        <w:ind w:left="283"/>
-      </w:pPr>
-      <w:r>
-        <w:rPr>
-          <w:rFonts w:ascii="Courier New" w:hAnsi="Courier New"/>
-          <w:color w:val="24292E"/>
-          <w:sz w:val="18"/>
-        </w:rPr>
-        <w:t># 6. Apply soft delete</w:t>
-      </w:r>
-    </w:p>
-    <w:p>
-      <w:pPr>
-        <w:shd w:val="clear" w:color="auto" w:fill="F4F4F4"/>
-        <w:spacing w:before="0" w:after="0"/>
-        <w:ind w:left="283"/>
-      </w:pPr>
-      <w:r>
-        <w:rPr>
-          <w:rFonts w:ascii="Courier New" w:hAnsi="Courier New"/>
-          <w:color w:val="24292E"/>
-          <w:sz w:val="18"/>
-        </w:rPr>
-        <w:t>python automation/api-gateway-cleanup/scripts/cleanup.py \</w:t>
-      </w:r>
-    </w:p>
-    <w:p>
-      <w:pPr>
-        <w:shd w:val="clear" w:color="auto" w:fill="F4F4F4"/>
-        <w:spacing w:before="0" w:after="0"/>
-        <w:ind w:left="283"/>
-      </w:pPr>
-      <w:r>
-        <w:rPr>
-          <w:rFonts w:ascii="Courier New" w:hAnsi="Courier New"/>
-          <w:color w:val="24292E"/>
-          <w:sz w:val="18"/>
-        </w:rPr>
-        <w:t xml:space="preserve">  --report ./report.json --mode soft --no-dry-run</w:t>
-      </w:r>
-    </w:p>
-    <w:p>
-      <w:pPr>
-        <w:shd w:val="clear" w:color="auto" w:fill="F4F4F4"/>
-        <w:spacing w:before="0" w:after="0"/>
-        <w:ind w:left="283"/>
-      </w:pPr>
-      <w:r>
-        <w:rPr>
-          <w:rFonts w:ascii="Courier New" w:hAnsi="Courier New"/>
-          <w:color w:val="24292E"/>
-          <w:sz w:val="18"/>
-        </w:rPr>
-        <w:t xml:space="preserve"> </w:t>
-      </w:r>
-    </w:p>
-    <w:p>
-      <w:pPr>
-        <w:shd w:val="clear" w:color="auto" w:fill="F4F4F4"/>
-        <w:spacing w:before="0" w:after="0"/>
-        <w:ind w:left="283"/>
-      </w:pPr>
-      <w:r>
-        <w:rPr>
-          <w:rFonts w:ascii="Courier New" w:hAnsi="Courier New"/>
-          <w:color w:val="24292E"/>
-          <w:sz w:val="18"/>
-        </w:rPr>
-        <w:t># 7. Hard delete after monitoring window (7+ days later)</w:t>
-      </w:r>
-    </w:p>
-    <w:p>
-      <w:pPr>
-        <w:shd w:val="clear" w:color="auto" w:fill="F4F4F4"/>
-        <w:spacing w:before="0" w:after="0"/>
-        <w:ind w:left="283"/>
-      </w:pPr>
-      <w:r>
-        <w:rPr>
-          <w:rFonts w:ascii="Courier New" w:hAnsi="Courier New"/>
-          <w:color w:val="24292E"/>
-          <w:sz w:val="18"/>
-        </w:rPr>
-        <w:t>python automation/api-gateway-cleanup/scripts/cleanup.py \</w:t>
-      </w:r>
-    </w:p>
-    <w:p>
-      <w:pPr>
-        <w:shd w:val="clear" w:color="auto" w:fill="F4F4F4"/>
-        <w:spacing w:before="0" w:after="0"/>
-        <w:ind w:left="283"/>
-      </w:pPr>
-      <w:r>
-        <w:rPr>
-          <w:rFonts w:ascii="Courier New" w:hAnsi="Courier New"/>
-          <w:color w:val="24292E"/>
-          <w:sz w:val="18"/>
-        </w:rPr>
-        <w:t xml:space="preserve">  --report ./report.json --mode hard --no-dry-run</w:t>
-      </w:r>
-    </w:p>
-    <w:p>
-      <w:pPr>
-        <w:spacing w:after="80"/>
-      </w:pPr>
-    </w:p>
-    <w:p>
-      <w:pPr>
-        <w:pBdr>
-          <w:bottom w:val="single" w:sz="6" w:space="1" w:color="CCCCCC"/>
-        </w:pBdr>
-      </w:pPr>
-    </w:p>
-    <w:p>
-      <w:pPr>
-        <w:pStyle w:val="Heading3"/>
-      </w:pPr>
-      <w:r>
-        <w:rPr>
-          <w:b/>
-          <w:color w:val="1F497D"/>
-          <w:sz w:val="28"/>
-        </w:rPr>
-        <w:t>9.6 Quick Start — Automated (Terraform)</w:t>
-      </w:r>
-    </w:p>
-    <w:p>
-      <w:pPr>
-        <w:shd w:val="clear" w:color="auto" w:fill="F4F4F4"/>
-        <w:spacing w:before="0" w:after="0"/>
-        <w:ind w:left="283"/>
-      </w:pPr>
-      <w:r>
-        <w:rPr>
-          <w:rFonts w:ascii="Courier New" w:hAnsi="Courier New"/>
-          <w:color w:val="24292E"/>
-          <w:sz w:val="18"/>
-        </w:rPr>
-        <w:t># 1. Configure</w:t>
-      </w:r>
-    </w:p>
-    <w:p>
-      <w:pPr>
-        <w:shd w:val="clear" w:color="auto" w:fill="F4F4F4"/>
-        <w:spacing w:before="0" w:after="0"/>
-        <w:ind w:left="283"/>
-      </w:pPr>
-      <w:r>
-        <w:rPr>
-          <w:rFonts w:ascii="Courier New" w:hAnsi="Courier New"/>
-          <w:color w:val="24292E"/>
-          <w:sz w:val="18"/>
-        </w:rPr>
-        <w:t>cd automation/api-gateway-cleanup/terraform</w:t>
-      </w:r>
-    </w:p>
-    <w:p>
-      <w:pPr>
-        <w:shd w:val="clear" w:color="auto" w:fill="F4F4F4"/>
-        <w:spacing w:before="0" w:after="0"/>
-        <w:ind w:left="283"/>
-      </w:pPr>
-      <w:r>
-        <w:rPr>
-          <w:rFonts w:ascii="Courier New" w:hAnsi="Courier New"/>
-          <w:color w:val="24292E"/>
-          <w:sz w:val="18"/>
-        </w:rPr>
-        <w:t>cp terraform.tfvars terraform.tfvars.local  # edit your values</w:t>
-      </w:r>
-    </w:p>
-    <w:p>
-      <w:pPr>
-        <w:shd w:val="clear" w:color="auto" w:fill="F4F4F4"/>
-        <w:spacing w:before="0" w:after="0"/>
-        <w:ind w:left="283"/>
-      </w:pPr>
-      <w:r>
-        <w:rPr>
-          <w:rFonts w:ascii="Courier New" w:hAnsi="Courier New"/>
-          <w:color w:val="24292E"/>
-          <w:sz w:val="18"/>
-        </w:rPr>
-        <w:t xml:space="preserve"> </w:t>
-      </w:r>
-    </w:p>
-    <w:p>
-      <w:pPr>
-        <w:shd w:val="clear" w:color="auto" w:fill="F4F4F4"/>
-        <w:spacing w:before="0" w:after="0"/>
-        <w:ind w:left="283"/>
-      </w:pPr>
-      <w:r>
-        <w:rPr>
-          <w:rFonts w:ascii="Courier New" w:hAnsi="Courier New"/>
-          <w:color w:val="24292E"/>
-          <w:sz w:val="18"/>
-        </w:rPr>
-        <w:t># 2. Deploy all infrastructure</w:t>
-      </w:r>
-    </w:p>
-    <w:p>
-      <w:pPr>
-        <w:shd w:val="clear" w:color="auto" w:fill="F4F4F4"/>
-        <w:spacing w:before="0" w:after="0"/>
-        <w:ind w:left="283"/>
-      </w:pPr>
-      <w:r>
-        <w:rPr>
-          <w:rFonts w:ascii="Courier New" w:hAnsi="Courier New"/>
-          <w:color w:val="24292E"/>
-          <w:sz w:val="18"/>
-        </w:rPr>
-        <w:t>terraform init</w:t>
-      </w:r>
-    </w:p>
-    <w:p>
-      <w:pPr>
-        <w:shd w:val="clear" w:color="auto" w:fill="F4F4F4"/>
-        <w:spacing w:before="0" w:after="0"/>
-        <w:ind w:left="283"/>
-      </w:pPr>
-      <w:r>
-        <w:rPr>
-          <w:rFonts w:ascii="Courier New" w:hAnsi="Courier New"/>
-          <w:color w:val="24292E"/>
-          <w:sz w:val="18"/>
-        </w:rPr>
-        <w:t>terraform plan</w:t>
+        <w:t># Edit terraform.tfvars: dry_run = "false"</w:t>
       </w:r>
     </w:p>
     <w:p>
@@ -9077,201 +7001,6 @@
     </w:p>
     <w:p>
       <w:pPr>
-        <w:shd w:val="clear" w:color="auto" w:fill="F4F4F4"/>
-        <w:spacing w:before="0" w:after="0"/>
-        <w:ind w:left="283"/>
-      </w:pPr>
-      <w:r>
-        <w:rPr>
-          <w:rFonts w:ascii="Courier New" w:hAnsi="Courier New"/>
-          <w:color w:val="24292E"/>
-          <w:sz w:val="18"/>
-        </w:rPr>
-        <w:t xml:space="preserve"> </w:t>
-      </w:r>
-    </w:p>
-    <w:p>
-      <w:pPr>
-        <w:shd w:val="clear" w:color="auto" w:fill="F4F4F4"/>
-        <w:spacing w:before="0" w:after="0"/>
-        <w:ind w:left="283"/>
-      </w:pPr>
-      <w:r>
-        <w:rPr>
-          <w:rFonts w:ascii="Courier New" w:hAnsi="Courier New"/>
-          <w:color w:val="24292E"/>
-          <w:sz w:val="18"/>
-        </w:rPr>
-        <w:t># 3. Trigger first run manually</w:t>
-      </w:r>
-    </w:p>
-    <w:p>
-      <w:pPr>
-        <w:shd w:val="clear" w:color="auto" w:fill="F4F4F4"/>
-        <w:spacing w:before="0" w:after="0"/>
-        <w:ind w:left="283"/>
-      </w:pPr>
-      <w:r>
-        <w:rPr>
-          <w:rFonts w:ascii="Courier New" w:hAnsi="Courier New"/>
-          <w:color w:val="24292E"/>
-          <w:sz w:val="18"/>
-        </w:rPr>
-        <w:t>aws stepfunctions start-execution \</w:t>
-      </w:r>
-    </w:p>
-    <w:p>
-      <w:pPr>
-        <w:shd w:val="clear" w:color="auto" w:fill="F4F4F4"/>
-        <w:spacing w:before="0" w:after="0"/>
-        <w:ind w:left="283"/>
-      </w:pPr>
-      <w:r>
-        <w:rPr>
-          <w:rFonts w:ascii="Courier New" w:hAnsi="Courier New"/>
-          <w:color w:val="24292E"/>
-          <w:sz w:val="18"/>
-        </w:rPr>
-        <w:t xml:space="preserve">  --state-machine-arn $(terraform output -raw state_machine_arn) \</w:t>
-      </w:r>
-    </w:p>
-    <w:p>
-      <w:pPr>
-        <w:shd w:val="clear" w:color="auto" w:fill="F4F4F4"/>
-        <w:spacing w:before="0" w:after="0"/>
-        <w:ind w:left="283"/>
-      </w:pPr>
-      <w:r>
-        <w:rPr>
-          <w:rFonts w:ascii="Courier New" w:hAnsi="Courier New"/>
-          <w:color w:val="24292E"/>
-          <w:sz w:val="18"/>
-        </w:rPr>
-        <w:t xml:space="preserve">  --input '{"triggered_by": "manual"}'</w:t>
-      </w:r>
-    </w:p>
-    <w:p>
-      <w:pPr>
-        <w:shd w:val="clear" w:color="auto" w:fill="F4F4F4"/>
-        <w:spacing w:before="0" w:after="0"/>
-        <w:ind w:left="283"/>
-      </w:pPr>
-      <w:r>
-        <w:rPr>
-          <w:rFonts w:ascii="Courier New" w:hAnsi="Courier New"/>
-          <w:color w:val="24292E"/>
-          <w:sz w:val="18"/>
-        </w:rPr>
-        <w:t xml:space="preserve"> </w:t>
-      </w:r>
-    </w:p>
-    <w:p>
-      <w:pPr>
-        <w:shd w:val="clear" w:color="auto" w:fill="F4F4F4"/>
-        <w:spacing w:before="0" w:after="0"/>
-        <w:ind w:left="283"/>
-      </w:pPr>
-      <w:r>
-        <w:rPr>
-          <w:rFonts w:ascii="Courier New" w:hAnsi="Courier New"/>
-          <w:color w:val="24292E"/>
-          <w:sz w:val="18"/>
-        </w:rPr>
-        <w:t># 4. Watch the execution</w:t>
-      </w:r>
-    </w:p>
-    <w:p>
-      <w:pPr>
-        <w:shd w:val="clear" w:color="auto" w:fill="F4F4F4"/>
-        <w:spacing w:before="0" w:after="0"/>
-        <w:ind w:left="283"/>
-      </w:pPr>
-      <w:r>
-        <w:rPr>
-          <w:rFonts w:ascii="Courier New" w:hAnsi="Courier New"/>
-          <w:color w:val="24292E"/>
-          <w:sz w:val="18"/>
-        </w:rPr>
-        <w:t>aws stepfunctions describe-execution \</w:t>
-      </w:r>
-    </w:p>
-    <w:p>
-      <w:pPr>
-        <w:shd w:val="clear" w:color="auto" w:fill="F4F4F4"/>
-        <w:spacing w:before="0" w:after="0"/>
-        <w:ind w:left="283"/>
-      </w:pPr>
-      <w:r>
-        <w:rPr>
-          <w:rFonts w:ascii="Courier New" w:hAnsi="Courier New"/>
-          <w:color w:val="24292E"/>
-          <w:sz w:val="18"/>
-        </w:rPr>
-        <w:t xml:space="preserve">  --execution-arn &lt;ARN from above&gt;</w:t>
-      </w:r>
-    </w:p>
-    <w:p>
-      <w:pPr>
-        <w:shd w:val="clear" w:color="auto" w:fill="F4F4F4"/>
-        <w:spacing w:before="0" w:after="0"/>
-        <w:ind w:left="283"/>
-      </w:pPr>
-      <w:r>
-        <w:rPr>
-          <w:rFonts w:ascii="Courier New" w:hAnsi="Courier New"/>
-          <w:color w:val="24292E"/>
-          <w:sz w:val="18"/>
-        </w:rPr>
-        <w:t xml:space="preserve"> </w:t>
-      </w:r>
-    </w:p>
-    <w:p>
-      <w:pPr>
-        <w:shd w:val="clear" w:color="auto" w:fill="F4F4F4"/>
-        <w:spacing w:before="0" w:after="0"/>
-        <w:ind w:left="283"/>
-      </w:pPr>
-      <w:r>
-        <w:rPr>
-          <w:rFonts w:ascii="Courier New" w:hAnsi="Courier New"/>
-          <w:color w:val="24292E"/>
-          <w:sz w:val="18"/>
-        </w:rPr>
-        <w:t># 5. Flip to live mode when satisfied</w:t>
-      </w:r>
-    </w:p>
-    <w:p>
-      <w:pPr>
-        <w:shd w:val="clear" w:color="auto" w:fill="F4F4F4"/>
-        <w:spacing w:before="0" w:after="0"/>
-        <w:ind w:left="283"/>
-      </w:pPr>
-      <w:r>
-        <w:rPr>
-          <w:rFonts w:ascii="Courier New" w:hAnsi="Courier New"/>
-          <w:color w:val="24292E"/>
-          <w:sz w:val="18"/>
-        </w:rPr>
-        <w:t># Edit terraform.tfvars: dry_run = "false"</w:t>
-      </w:r>
-    </w:p>
-    <w:p>
-      <w:pPr>
-        <w:shd w:val="clear" w:color="auto" w:fill="F4F4F4"/>
-        <w:spacing w:before="0" w:after="0"/>
-        <w:ind w:left="283"/>
-      </w:pPr>
-      <w:r>
-        <w:rPr>
-          <w:rFonts w:ascii="Courier New" w:hAnsi="Courier New"/>
-          <w:color w:val="24292E"/>
-          <w:sz w:val="18"/>
-        </w:rPr>
-        <w:t>terraform apply</w:t>
-      </w:r>
-    </w:p>
-    <w:p>
-      <w:pPr>
         <w:spacing w:after="80"/>
       </w:pPr>
     </w:p>
@@ -9283,2429 +7012,8 @@
       </w:pPr>
     </w:p>
     <w:p>
-      <w:pPr>
-        <w:pStyle w:val="Heading3"/>
-      </w:pPr>
-      <w:r>
-        <w:rPr>
-          <w:b/>
-          <w:color w:val="1F497D"/>
-          <w:sz w:val="28"/>
-        </w:rPr>
-        <w:t>9.7 EventBridge Schedule</w:t>
-      </w:r>
-    </w:p>
-    <w:p>
-      <w:r>
-        <w:t xml:space="preserve">The Step Functions pipeline runs automatically every </w:t>
-      </w:r>
-      <w:r>
-        <w:rPr>
-          <w:b/>
-        </w:rPr>
-        <w:t>Monday at 08:00 UTC</w:t>
-      </w:r>
-      <w:r>
-        <w:t xml:space="preserve"> via an EventBridge Scheduler rule (provisioned by Terraform). To trigger on-demand:</w:t>
-      </w:r>
-    </w:p>
-    <w:p>
-      <w:pPr>
-        <w:shd w:val="clear" w:color="auto" w:fill="F4F4F4"/>
-        <w:spacing w:before="0" w:after="0"/>
-        <w:ind w:left="283"/>
-      </w:pPr>
-      <w:r>
-        <w:rPr>
-          <w:rFonts w:ascii="Courier New" w:hAnsi="Courier New"/>
-          <w:color w:val="24292E"/>
-          <w:sz w:val="18"/>
-        </w:rPr>
-        <w:t>aws stepfunctions start-execution \</w:t>
-      </w:r>
-    </w:p>
-    <w:p>
-      <w:pPr>
-        <w:shd w:val="clear" w:color="auto" w:fill="F4F4F4"/>
-        <w:spacing w:before="0" w:after="0"/>
-        <w:ind w:left="283"/>
-      </w:pPr>
-      <w:r>
-        <w:rPr>
-          <w:rFonts w:ascii="Courier New" w:hAnsi="Courier New"/>
-          <w:color w:val="24292E"/>
-          <w:sz w:val="18"/>
-        </w:rPr>
-        <w:t xml:space="preserve">  --state-machine-arn &lt;STATE_MACHINE_ARN&gt; \</w:t>
-      </w:r>
-    </w:p>
-    <w:p>
-      <w:pPr>
-        <w:shd w:val="clear" w:color="auto" w:fill="F4F4F4"/>
-        <w:spacing w:before="0" w:after="0"/>
-        <w:ind w:left="283"/>
-      </w:pPr>
-      <w:r>
-        <w:rPr>
-          <w:rFonts w:ascii="Courier New" w:hAnsi="Courier New"/>
-          <w:color w:val="24292E"/>
-          <w:sz w:val="18"/>
-        </w:rPr>
-        <w:t xml:space="preserve">  --input '{"triggered_by": "manual", "tier_filter": "ORPHANED"}'</w:t>
-      </w:r>
-    </w:p>
-    <w:p>
-      <w:pPr>
-        <w:spacing w:after="80"/>
-      </w:pPr>
-    </w:p>
-    <w:p>
-      <w:pPr>
-        <w:pBdr>
-          <w:bottom w:val="single" w:sz="6" w:space="1" w:color="CCCCCC"/>
-        </w:pBdr>
-      </w:pPr>
-    </w:p>
-    <w:p>
-      <w:pPr>
-        <w:pStyle w:val="Heading3"/>
-      </w:pPr>
-      <w:r>
-        <w:rPr>
-          <w:b/>
-          <w:color w:val="1F497D"/>
-          <w:sz w:val="28"/>
-        </w:rPr>
-        <w:t>9.8 SNS Alert for New Orphaned APIs</w:t>
-      </w:r>
-    </w:p>
-    <w:p>
-      <w:pPr>
-        <w:shd w:val="clear" w:color="auto" w:fill="F4F4F4"/>
-        <w:spacing w:before="0" w:after="0"/>
-        <w:ind w:left="283"/>
-      </w:pPr>
-      <w:r>
-        <w:rPr>
-          <w:rFonts w:ascii="Courier New" w:hAnsi="Courier New"/>
-          <w:color w:val="24292E"/>
-          <w:sz w:val="18"/>
-        </w:rPr>
-        <w:t># Create the alert topic (handled by Terraform, or manually)</w:t>
-      </w:r>
-    </w:p>
-    <w:p>
-      <w:pPr>
-        <w:shd w:val="clear" w:color="auto" w:fill="F4F4F4"/>
-        <w:spacing w:before="0" w:after="0"/>
-        <w:ind w:left="283"/>
-      </w:pPr>
-      <w:r>
-        <w:rPr>
-          <w:rFonts w:ascii="Courier New" w:hAnsi="Courier New"/>
-          <w:color w:val="24292E"/>
-          <w:sz w:val="18"/>
-        </w:rPr>
-        <w:t>aws sns create-topic --name api-gateway-orphan-alerts</w:t>
-      </w:r>
-    </w:p>
-    <w:p>
-      <w:pPr>
-        <w:shd w:val="clear" w:color="auto" w:fill="F4F4F4"/>
-        <w:spacing w:before="0" w:after="0"/>
-        <w:ind w:left="283"/>
-      </w:pPr>
-      <w:r>
-        <w:rPr>
-          <w:rFonts w:ascii="Courier New" w:hAnsi="Courier New"/>
-          <w:color w:val="24292E"/>
-          <w:sz w:val="18"/>
-        </w:rPr>
-        <w:t xml:space="preserve"> </w:t>
-      </w:r>
-    </w:p>
-    <w:p>
-      <w:pPr>
-        <w:shd w:val="clear" w:color="auto" w:fill="F4F4F4"/>
-        <w:spacing w:before="0" w:after="0"/>
-        <w:ind w:left="283"/>
-      </w:pPr>
-      <w:r>
-        <w:rPr>
-          <w:rFonts w:ascii="Courier New" w:hAnsi="Courier New"/>
-          <w:color w:val="24292E"/>
-          <w:sz w:val="18"/>
-        </w:rPr>
-        <w:t>aws sns subscribe \</w:t>
-      </w:r>
-    </w:p>
-    <w:p>
-      <w:pPr>
-        <w:shd w:val="clear" w:color="auto" w:fill="F4F4F4"/>
-        <w:spacing w:before="0" w:after="0"/>
-        <w:ind w:left="283"/>
-      </w:pPr>
-      <w:r>
-        <w:rPr>
-          <w:rFonts w:ascii="Courier New" w:hAnsi="Courier New"/>
-          <w:color w:val="24292E"/>
-          <w:sz w:val="18"/>
-        </w:rPr>
-        <w:t xml:space="preserve">  --topic-arn arn:aws:sns:&lt;REGION&gt;:&lt;ACCOUNT_ID&gt;:api-gateway-orphan-alerts \</w:t>
-      </w:r>
-    </w:p>
-    <w:p>
-      <w:pPr>
-        <w:shd w:val="clear" w:color="auto" w:fill="F4F4F4"/>
-        <w:spacing w:before="0" w:after="0"/>
-        <w:ind w:left="283"/>
-      </w:pPr>
-      <w:r>
-        <w:rPr>
-          <w:rFonts w:ascii="Courier New" w:hAnsi="Courier New"/>
-          <w:color w:val="24292E"/>
-          <w:sz w:val="18"/>
-        </w:rPr>
-        <w:t xml:space="preserve">  --protocol email \</w:t>
-      </w:r>
-    </w:p>
-    <w:p>
-      <w:pPr>
-        <w:shd w:val="clear" w:color="auto" w:fill="F4F4F4"/>
-        <w:spacing w:before="0" w:after="0"/>
-        <w:ind w:left="283"/>
-      </w:pPr>
-      <w:r>
-        <w:rPr>
-          <w:rFonts w:ascii="Courier New" w:hAnsi="Courier New"/>
-          <w:color w:val="24292E"/>
-          <w:sz w:val="18"/>
-        </w:rPr>
-        <w:t xml:space="preserve">  --notification-endpoint mdziaur.rahman@corebridgefinancial.com</w:t>
-      </w:r>
-    </w:p>
-    <w:p>
-      <w:pPr>
-        <w:spacing w:after="80"/>
-      </w:pPr>
-    </w:p>
-    <w:p>
-      <w:pPr>
-        <w:pBdr>
-          <w:bottom w:val="single" w:sz="6" w:space="1" w:color="CCCCCC"/>
-        </w:pBdr>
-      </w:pPr>
-    </w:p>
-    <w:p>
-      <w:pPr>
-        <w:pStyle w:val="Heading2"/>
-      </w:pPr>
-      <w:r>
-        <w:rPr>
-          <w:b/>
-          <w:color w:val="1F497D"/>
-          <w:sz w:val="32"/>
-        </w:rPr>
-        <w:t>10. Governance &amp; Ongoing Monitoring</w:t>
-      </w:r>
-    </w:p>
-    <w:p>
-      <w:pPr>
-        <w:pStyle w:val="Heading3"/>
-      </w:pPr>
-      <w:r>
-        <w:rPr>
-          <w:b/>
-          <w:color w:val="1F497D"/>
-          <w:sz w:val="28"/>
-        </w:rPr>
-        <w:t>10.1 Mandatory Tagging Policy</w:t>
-      </w:r>
-    </w:p>
-    <w:p>
-      <w:r>
-        <w:t xml:space="preserve">All new API Gateway APIs </w:t>
-      </w:r>
-      <w:r>
-        <w:rPr>
-          <w:b/>
-        </w:rPr>
-        <w:t>must</w:t>
-      </w:r>
-      <w:r>
-        <w:t xml:space="preserve"> include the following tags at creation time:</w:t>
-      </w:r>
-    </w:p>
-    <w:tbl>
-      <w:tblPr>
-        <w:tblStyle w:val="TableGrid"/>
-        <w:tblW w:type="auto" w:w="0"/>
-        <w:tblLook w:firstColumn="1" w:firstRow="1" w:lastColumn="0" w:lastRow="0" w:noHBand="0" w:noVBand="1" w:val="04A0"/>
-        <w:tblBorders>
-          <w:top w:val="single" w:sz="4" w:space="0" w:color="AAAAAA"/>
-          <w:left w:val="single" w:sz="4" w:space="0" w:color="AAAAAA"/>
-          <w:bottom w:val="single" w:sz="4" w:space="0" w:color="AAAAAA"/>
-          <w:right w:val="single" w:sz="4" w:space="0" w:color="AAAAAA"/>
-          <w:insideH w:val="single" w:sz="4" w:space="0" w:color="AAAAAA"/>
-          <w:insideV w:val="single" w:sz="4" w:space="0" w:color="AAAAAA"/>
-        </w:tblBorders>
-      </w:tblPr>
-      <w:tblGrid>
-        <w:gridCol w:w="3135"/>
-        <w:gridCol w:w="3135"/>
-        <w:gridCol w:w="3135"/>
-      </w:tblGrid>
-      <w:tr>
-        <w:tc>
-          <w:tcPr>
-            <w:tcW w:type="dxa" w:w="3135"/>
-            <w:shd w:val="clear" w:color="auto" w:fill="D6E4F0"/>
-          </w:tcPr>
-          <w:p>
-            <w:r>
-              <w:rPr>
-                <w:b/>
-                <w:color w:val="1F497D"/>
-                <w:sz w:val="20"/>
-              </w:rPr>
-              <w:t>Tag Key</w:t>
-            </w:r>
-          </w:p>
-        </w:tc>
-        <w:tc>
-          <w:tcPr>
-            <w:tcW w:type="dxa" w:w="3135"/>
-            <w:shd w:val="clear" w:color="auto" w:fill="D6E4F0"/>
-          </w:tcPr>
-          <w:p>
-            <w:r>
-              <w:rPr>
-                <w:b/>
-                <w:color w:val="1F497D"/>
-                <w:sz w:val="20"/>
-              </w:rPr>
-              <w:t>Example Value</w:t>
-            </w:r>
-          </w:p>
-        </w:tc>
-        <w:tc>
-          <w:tcPr>
-            <w:tcW w:type="dxa" w:w="3135"/>
-            <w:shd w:val="clear" w:color="auto" w:fill="D6E4F0"/>
-          </w:tcPr>
-          <w:p>
-            <w:r>
-              <w:rPr>
-                <w:b/>
-                <w:color w:val="1F497D"/>
-                <w:sz w:val="20"/>
-              </w:rPr>
-              <w:t>Required</w:t>
-            </w:r>
-          </w:p>
-        </w:tc>
-      </w:tr>
-      <w:tr>
-        <w:tc>
-          <w:tcPr>
-            <w:tcW w:type="dxa" w:w="3135"/>
-          </w:tcPr>
-          <w:p>
-            <w:r>
-              <w:rPr>
-                <w:sz w:val="20"/>
-              </w:rPr>
-              <w:t>`owner`</w:t>
-            </w:r>
-          </w:p>
-        </w:tc>
-        <w:tc>
-          <w:tcPr>
-            <w:tcW w:type="dxa" w:w="3135"/>
-          </w:tcPr>
-          <w:p>
-            <w:r>
-              <w:rPr>
-                <w:sz w:val="20"/>
-              </w:rPr>
-              <w:t>`ritwik.roy@corebridgefinancial.com`</w:t>
-            </w:r>
-          </w:p>
-        </w:tc>
-        <w:tc>
-          <w:tcPr>
-            <w:tcW w:type="dxa" w:w="3135"/>
-          </w:tcPr>
-          <w:p>
-            <w:r>
-              <w:rPr>
-                <w:sz w:val="20"/>
-              </w:rPr>
-              <w:t>✅ Yes</w:t>
-            </w:r>
-          </w:p>
-        </w:tc>
-      </w:tr>
-      <w:tr>
-        <w:tc>
-          <w:tcPr>
-            <w:tcW w:type="dxa" w:w="3135"/>
-          </w:tcPr>
-          <w:p>
-            <w:r>
-              <w:rPr>
-                <w:sz w:val="20"/>
-              </w:rPr>
-              <w:t>`team`</w:t>
-            </w:r>
-          </w:p>
-        </w:tc>
-        <w:tc>
-          <w:tcPr>
-            <w:tcW w:type="dxa" w:w="3135"/>
-          </w:tcPr>
-          <w:p>
-            <w:r>
-              <w:rPr>
-                <w:sz w:val="20"/>
-              </w:rPr>
-              <w:t>`payments-platform`</w:t>
-            </w:r>
-          </w:p>
-        </w:tc>
-        <w:tc>
-          <w:tcPr>
-            <w:tcW w:type="dxa" w:w="3135"/>
-          </w:tcPr>
-          <w:p>
-            <w:r>
-              <w:rPr>
-                <w:sz w:val="20"/>
-              </w:rPr>
-              <w:t>✅ Yes</w:t>
-            </w:r>
-          </w:p>
-        </w:tc>
-      </w:tr>
-      <w:tr>
-        <w:tc>
-          <w:tcPr>
-            <w:tcW w:type="dxa" w:w="3135"/>
-          </w:tcPr>
-          <w:p>
-            <w:r>
-              <w:rPr>
-                <w:sz w:val="20"/>
-              </w:rPr>
-              <w:t>`environment`</w:t>
-            </w:r>
-          </w:p>
-        </w:tc>
-        <w:tc>
-          <w:tcPr>
-            <w:tcW w:type="dxa" w:w="3135"/>
-          </w:tcPr>
-          <w:p>
-            <w:r>
-              <w:rPr>
-                <w:sz w:val="20"/>
-              </w:rPr>
-              <w:t>`production`</w:t>
-            </w:r>
-          </w:p>
-        </w:tc>
-        <w:tc>
-          <w:tcPr>
-            <w:tcW w:type="dxa" w:w="3135"/>
-          </w:tcPr>
-          <w:p>
-            <w:r>
-              <w:rPr>
-                <w:sz w:val="20"/>
-              </w:rPr>
-              <w:t>✅ Yes</w:t>
-            </w:r>
-          </w:p>
-        </w:tc>
-      </w:tr>
-      <w:tr>
-        <w:tc>
-          <w:tcPr>
-            <w:tcW w:type="dxa" w:w="3135"/>
-          </w:tcPr>
-          <w:p>
-            <w:r>
-              <w:rPr>
-                <w:sz w:val="20"/>
-              </w:rPr>
-              <w:t>`project`</w:t>
-            </w:r>
-          </w:p>
-        </w:tc>
-        <w:tc>
-          <w:tcPr>
-            <w:tcW w:type="dxa" w:w="3135"/>
-          </w:tcPr>
-          <w:p>
-            <w:r>
-              <w:rPr>
-                <w:sz w:val="20"/>
-              </w:rPr>
-              <w:t>`checkout-v2`</w:t>
-            </w:r>
-          </w:p>
-        </w:tc>
-        <w:tc>
-          <w:tcPr>
-            <w:tcW w:type="dxa" w:w="3135"/>
-          </w:tcPr>
-          <w:p>
-            <w:r>
-              <w:rPr>
-                <w:sz w:val="20"/>
-              </w:rPr>
-              <w:t>✅ Yes</w:t>
-            </w:r>
-          </w:p>
-        </w:tc>
-      </w:tr>
-      <w:tr>
-        <w:tc>
-          <w:tcPr>
-            <w:tcW w:type="dxa" w:w="3135"/>
-          </w:tcPr>
-          <w:p>
-            <w:r>
-              <w:rPr>
-                <w:sz w:val="20"/>
-              </w:rPr>
-              <w:t>`lifecycle`</w:t>
-            </w:r>
-          </w:p>
-        </w:tc>
-        <w:tc>
-          <w:tcPr>
-            <w:tcW w:type="dxa" w:w="3135"/>
-          </w:tcPr>
-          <w:p>
-            <w:r>
-              <w:rPr>
-                <w:sz w:val="20"/>
-              </w:rPr>
-              <w:t>`active` or `protected`</w:t>
-            </w:r>
-          </w:p>
-        </w:tc>
-        <w:tc>
-          <w:tcPr>
-            <w:tcW w:type="dxa" w:w="3135"/>
-          </w:tcPr>
-          <w:p>
-            <w:r>
-              <w:rPr>
-                <w:sz w:val="20"/>
-              </w:rPr>
-              <w:t>✅ Yes</w:t>
-            </w:r>
-          </w:p>
-        </w:tc>
-      </w:tr>
-      <w:tr>
-        <w:tc>
-          <w:tcPr>
-            <w:tcW w:type="dxa" w:w="3135"/>
-          </w:tcPr>
-          <w:p>
-            <w:r>
-              <w:rPr>
-                <w:sz w:val="20"/>
-              </w:rPr>
-              <w:t>`last-reviewed`</w:t>
-            </w:r>
-          </w:p>
-        </w:tc>
-        <w:tc>
-          <w:tcPr>
-            <w:tcW w:type="dxa" w:w="3135"/>
-          </w:tcPr>
-          <w:p>
-            <w:r>
-              <w:rPr>
-                <w:sz w:val="20"/>
-              </w:rPr>
-              <w:t>`2026-04-13`</w:t>
-            </w:r>
-          </w:p>
-        </w:tc>
-        <w:tc>
-          <w:tcPr>
-            <w:tcW w:type="dxa" w:w="3135"/>
-          </w:tcPr>
-          <w:p>
-            <w:r>
-              <w:rPr>
-                <w:sz w:val="20"/>
-              </w:rPr>
-              <w:t>✅ Yes</w:t>
-            </w:r>
-          </w:p>
-        </w:tc>
-      </w:tr>
-      <w:tr>
-        <w:tc>
-          <w:tcPr>
-            <w:tcW w:type="dxa" w:w="3135"/>
-          </w:tcPr>
-          <w:p>
-            <w:r>
-              <w:rPr>
-                <w:sz w:val="20"/>
-              </w:rPr>
-              <w:t>`cost-center`</w:t>
-            </w:r>
-          </w:p>
-        </w:tc>
-        <w:tc>
-          <w:tcPr>
-            <w:tcW w:type="dxa" w:w="3135"/>
-          </w:tcPr>
-          <w:p>
-            <w:r>
-              <w:rPr>
-                <w:sz w:val="20"/>
-              </w:rPr>
-              <w:t>`CC-1042`</w:t>
-            </w:r>
-          </w:p>
-        </w:tc>
-        <w:tc>
-          <w:tcPr>
-            <w:tcW w:type="dxa" w:w="3135"/>
-          </w:tcPr>
-          <w:p>
-            <w:r>
-              <w:rPr>
-                <w:sz w:val="20"/>
-              </w:rPr>
-              <w:t>✅ Yes</w:t>
-            </w:r>
-          </w:p>
-        </w:tc>
-      </w:tr>
-    </w:tbl>
-    <w:p/>
-    <w:p>
-      <w:r>
-        <w:t>Enforce this via an AWS Config rule:</w:t>
-      </w:r>
-    </w:p>
-    <w:p>
-      <w:pPr>
-        <w:shd w:val="clear" w:color="auto" w:fill="F4F4F4"/>
-        <w:spacing w:before="0" w:after="0"/>
-        <w:ind w:left="283"/>
-      </w:pPr>
-      <w:r>
-        <w:rPr>
-          <w:rFonts w:ascii="Courier New" w:hAnsi="Courier New"/>
-          <w:color w:val="24292E"/>
-          <w:sz w:val="18"/>
-        </w:rPr>
-        <w:t>{</w:t>
-      </w:r>
-    </w:p>
-    <w:p>
-      <w:pPr>
-        <w:shd w:val="clear" w:color="auto" w:fill="F4F4F4"/>
-        <w:spacing w:before="0" w:after="0"/>
-        <w:ind w:left="283"/>
-      </w:pPr>
-      <w:r>
-        <w:rPr>
-          <w:rFonts w:ascii="Courier New" w:hAnsi="Courier New"/>
-          <w:color w:val="24292E"/>
-          <w:sz w:val="18"/>
-        </w:rPr>
-        <w:t xml:space="preserve">  "ConfigRuleName": "api-gateway-required-tags",</w:t>
-      </w:r>
-    </w:p>
-    <w:p>
-      <w:pPr>
-        <w:shd w:val="clear" w:color="auto" w:fill="F4F4F4"/>
-        <w:spacing w:before="0" w:after="0"/>
-        <w:ind w:left="283"/>
-      </w:pPr>
-      <w:r>
-        <w:rPr>
-          <w:rFonts w:ascii="Courier New" w:hAnsi="Courier New"/>
-          <w:color w:val="24292E"/>
-          <w:sz w:val="18"/>
-        </w:rPr>
-        <w:t xml:space="preserve">  "Source": {</w:t>
-      </w:r>
-    </w:p>
-    <w:p>
-      <w:pPr>
-        <w:shd w:val="clear" w:color="auto" w:fill="F4F4F4"/>
-        <w:spacing w:before="0" w:after="0"/>
-        <w:ind w:left="283"/>
-      </w:pPr>
-      <w:r>
-        <w:rPr>
-          <w:rFonts w:ascii="Courier New" w:hAnsi="Courier New"/>
-          <w:color w:val="24292E"/>
-          <w:sz w:val="18"/>
-        </w:rPr>
-        <w:t xml:space="preserve">    "Owner": "AWS",</w:t>
-      </w:r>
-    </w:p>
-    <w:p>
-      <w:pPr>
-        <w:shd w:val="clear" w:color="auto" w:fill="F4F4F4"/>
-        <w:spacing w:before="0" w:after="0"/>
-        <w:ind w:left="283"/>
-      </w:pPr>
-      <w:r>
-        <w:rPr>
-          <w:rFonts w:ascii="Courier New" w:hAnsi="Courier New"/>
-          <w:color w:val="24292E"/>
-          <w:sz w:val="18"/>
-        </w:rPr>
-        <w:t xml:space="preserve">    "SourceIdentifier": "REQUIRED_TAGS"</w:t>
-      </w:r>
-    </w:p>
-    <w:p>
-      <w:pPr>
-        <w:shd w:val="clear" w:color="auto" w:fill="F4F4F4"/>
-        <w:spacing w:before="0" w:after="0"/>
-        <w:ind w:left="283"/>
-      </w:pPr>
-      <w:r>
-        <w:rPr>
-          <w:rFonts w:ascii="Courier New" w:hAnsi="Courier New"/>
-          <w:color w:val="24292E"/>
-          <w:sz w:val="18"/>
-        </w:rPr>
-        <w:t xml:space="preserve">  },</w:t>
-      </w:r>
-    </w:p>
-    <w:p>
-      <w:pPr>
-        <w:shd w:val="clear" w:color="auto" w:fill="F4F4F4"/>
-        <w:spacing w:before="0" w:after="0"/>
-        <w:ind w:left="283"/>
-      </w:pPr>
-      <w:r>
-        <w:rPr>
-          <w:rFonts w:ascii="Courier New" w:hAnsi="Courier New"/>
-          <w:color w:val="24292E"/>
-          <w:sz w:val="18"/>
-        </w:rPr>
-        <w:t xml:space="preserve">  "Scope": {</w:t>
-      </w:r>
-    </w:p>
-    <w:p>
-      <w:pPr>
-        <w:shd w:val="clear" w:color="auto" w:fill="F4F4F4"/>
-        <w:spacing w:before="0" w:after="0"/>
-        <w:ind w:left="283"/>
-      </w:pPr>
-      <w:r>
-        <w:rPr>
-          <w:rFonts w:ascii="Courier New" w:hAnsi="Courier New"/>
-          <w:color w:val="24292E"/>
-          <w:sz w:val="18"/>
-        </w:rPr>
-        <w:t xml:space="preserve">    "ComplianceResourceTypes": [</w:t>
-      </w:r>
-    </w:p>
-    <w:p>
-      <w:pPr>
-        <w:shd w:val="clear" w:color="auto" w:fill="F4F4F4"/>
-        <w:spacing w:before="0" w:after="0"/>
-        <w:ind w:left="283"/>
-      </w:pPr>
-      <w:r>
-        <w:rPr>
-          <w:rFonts w:ascii="Courier New" w:hAnsi="Courier New"/>
-          <w:color w:val="24292E"/>
-          <w:sz w:val="18"/>
-        </w:rPr>
-        <w:t xml:space="preserve">      "AWS::ApiGateway::RestApi",</w:t>
-      </w:r>
-    </w:p>
-    <w:p>
-      <w:pPr>
-        <w:shd w:val="clear" w:color="auto" w:fill="F4F4F4"/>
-        <w:spacing w:before="0" w:after="0"/>
-        <w:ind w:left="283"/>
-      </w:pPr>
-      <w:r>
-        <w:rPr>
-          <w:rFonts w:ascii="Courier New" w:hAnsi="Courier New"/>
-          <w:color w:val="24292E"/>
-          <w:sz w:val="18"/>
-        </w:rPr>
-        <w:t xml:space="preserve">      "AWS::ApiGatewayV2::Api"</w:t>
-      </w:r>
-    </w:p>
-    <w:p>
-      <w:pPr>
-        <w:shd w:val="clear" w:color="auto" w:fill="F4F4F4"/>
-        <w:spacing w:before="0" w:after="0"/>
-        <w:ind w:left="283"/>
-      </w:pPr>
-      <w:r>
-        <w:rPr>
-          <w:rFonts w:ascii="Courier New" w:hAnsi="Courier New"/>
-          <w:color w:val="24292E"/>
-          <w:sz w:val="18"/>
-        </w:rPr>
-        <w:t xml:space="preserve">    ]</w:t>
-      </w:r>
-    </w:p>
-    <w:p>
-      <w:pPr>
-        <w:shd w:val="clear" w:color="auto" w:fill="F4F4F4"/>
-        <w:spacing w:before="0" w:after="0"/>
-        <w:ind w:left="283"/>
-      </w:pPr>
-      <w:r>
-        <w:rPr>
-          <w:rFonts w:ascii="Courier New" w:hAnsi="Courier New"/>
-          <w:color w:val="24292E"/>
-          <w:sz w:val="18"/>
-        </w:rPr>
-        <w:t xml:space="preserve">  },</w:t>
-      </w:r>
-    </w:p>
-    <w:p>
-      <w:pPr>
-        <w:shd w:val="clear" w:color="auto" w:fill="F4F4F4"/>
-        <w:spacing w:before="0" w:after="0"/>
-        <w:ind w:left="283"/>
-      </w:pPr>
-      <w:r>
-        <w:rPr>
-          <w:rFonts w:ascii="Courier New" w:hAnsi="Courier New"/>
-          <w:color w:val="24292E"/>
-          <w:sz w:val="18"/>
-        </w:rPr>
-        <w:t xml:space="preserve">  "InputParameters": "{\"tag1Key\":\"owner\",\"tag2Key\":\"team\",\"tag3Key\":\"environment\",\"tag4Key\":\"lifecycle\"}"</w:t>
-      </w:r>
-    </w:p>
-    <w:p>
-      <w:pPr>
-        <w:shd w:val="clear" w:color="auto" w:fill="F4F4F4"/>
-        <w:spacing w:before="0" w:after="0"/>
-        <w:ind w:left="283"/>
-      </w:pPr>
-      <w:r>
-        <w:rPr>
-          <w:rFonts w:ascii="Courier New" w:hAnsi="Courier New"/>
-          <w:color w:val="24292E"/>
-          <w:sz w:val="18"/>
-        </w:rPr>
-        <w:t>}</w:t>
-      </w:r>
-    </w:p>
-    <w:p>
-      <w:pPr>
-        <w:spacing w:after="80"/>
-      </w:pPr>
-    </w:p>
-    <w:p>
-      <w:pPr>
-        <w:pStyle w:val="Heading3"/>
-      </w:pPr>
-      <w:r>
-        <w:rPr>
-          <w:b/>
-          <w:color w:val="1F497D"/>
-          <w:sz w:val="28"/>
-        </w:rPr>
-        <w:t>10.2 CloudWatch Alarm: Traffic Drop to Zero</w:t>
-      </w:r>
-    </w:p>
-    <w:p>
-      <w:r>
-        <w:t xml:space="preserve">Create an alarm that fires when an API's </w:t>
-      </w:r>
-      <w:r>
-        <w:rPr>
-          <w:rFonts w:ascii="Courier New" w:hAnsi="Courier New"/>
-          <w:color w:val="24292E"/>
-          <w:sz w:val="20"/>
-        </w:rPr>
-        <w:t>Count</w:t>
-      </w:r>
-      <w:r>
-        <w:t xml:space="preserve"> metric drops to zero for 7 consecutive days:</w:t>
-      </w:r>
-    </w:p>
-    <w:p>
-      <w:pPr>
-        <w:shd w:val="clear" w:color="auto" w:fill="F4F4F4"/>
-        <w:spacing w:before="0" w:after="0"/>
-        <w:ind w:left="283"/>
-      </w:pPr>
-      <w:r>
-        <w:rPr>
-          <w:rFonts w:ascii="Courier New" w:hAnsi="Courier New"/>
-          <w:color w:val="24292E"/>
-          <w:sz w:val="18"/>
-        </w:rPr>
-        <w:t>aws cloudwatch put-metric-alarm \</w:t>
-      </w:r>
-    </w:p>
-    <w:p>
-      <w:pPr>
-        <w:shd w:val="clear" w:color="auto" w:fill="F4F4F4"/>
-        <w:spacing w:before="0" w:after="0"/>
-        <w:ind w:left="283"/>
-      </w:pPr>
-      <w:r>
-        <w:rPr>
-          <w:rFonts w:ascii="Courier New" w:hAnsi="Courier New"/>
-          <w:color w:val="24292E"/>
-          <w:sz w:val="18"/>
-        </w:rPr>
-        <w:t xml:space="preserve">  --alarm-name "api-zero-traffic-&lt;API_NAME&gt;" \</w:t>
-      </w:r>
-    </w:p>
-    <w:p>
-      <w:pPr>
-        <w:shd w:val="clear" w:color="auto" w:fill="F4F4F4"/>
-        <w:spacing w:before="0" w:after="0"/>
-        <w:ind w:left="283"/>
-      </w:pPr>
-      <w:r>
-        <w:rPr>
-          <w:rFonts w:ascii="Courier New" w:hAnsi="Courier New"/>
-          <w:color w:val="24292E"/>
-          <w:sz w:val="18"/>
-        </w:rPr>
-        <w:t xml:space="preserve">  --alarm-description "API has received zero traffic for 7 days" \</w:t>
-      </w:r>
-    </w:p>
-    <w:p>
-      <w:pPr>
-        <w:shd w:val="clear" w:color="auto" w:fill="F4F4F4"/>
-        <w:spacing w:before="0" w:after="0"/>
-        <w:ind w:left="283"/>
-      </w:pPr>
-      <w:r>
-        <w:rPr>
-          <w:rFonts w:ascii="Courier New" w:hAnsi="Courier New"/>
-          <w:color w:val="24292E"/>
-          <w:sz w:val="18"/>
-        </w:rPr>
-        <w:t xml:space="preserve">  --namespace "AWS/ApiGateway" \</w:t>
-      </w:r>
-    </w:p>
-    <w:p>
-      <w:pPr>
-        <w:shd w:val="clear" w:color="auto" w:fill="F4F4F4"/>
-        <w:spacing w:before="0" w:after="0"/>
-        <w:ind w:left="283"/>
-      </w:pPr>
-      <w:r>
-        <w:rPr>
-          <w:rFonts w:ascii="Courier New" w:hAnsi="Courier New"/>
-          <w:color w:val="24292E"/>
-          <w:sz w:val="18"/>
-        </w:rPr>
-        <w:t xml:space="preserve">  --metric-name "Count" \</w:t>
-      </w:r>
-    </w:p>
-    <w:p>
-      <w:pPr>
-        <w:shd w:val="clear" w:color="auto" w:fill="F4F4F4"/>
-        <w:spacing w:before="0" w:after="0"/>
-        <w:ind w:left="283"/>
-      </w:pPr>
-      <w:r>
-        <w:rPr>
-          <w:rFonts w:ascii="Courier New" w:hAnsi="Courier New"/>
-          <w:color w:val="24292E"/>
-          <w:sz w:val="18"/>
-        </w:rPr>
-        <w:t xml:space="preserve">  --dimensions Name=ApiName,Value=&lt;API_NAME&gt; \</w:t>
-      </w:r>
-    </w:p>
-    <w:p>
-      <w:pPr>
-        <w:shd w:val="clear" w:color="auto" w:fill="F4F4F4"/>
-        <w:spacing w:before="0" w:after="0"/>
-        <w:ind w:left="283"/>
-      </w:pPr>
-      <w:r>
-        <w:rPr>
-          <w:rFonts w:ascii="Courier New" w:hAnsi="Courier New"/>
-          <w:color w:val="24292E"/>
-          <w:sz w:val="18"/>
-        </w:rPr>
-        <w:t xml:space="preserve">  --statistic Sum \</w:t>
-      </w:r>
-    </w:p>
-    <w:p>
-      <w:pPr>
-        <w:shd w:val="clear" w:color="auto" w:fill="F4F4F4"/>
-        <w:spacing w:before="0" w:after="0"/>
-        <w:ind w:left="283"/>
-      </w:pPr>
-      <w:r>
-        <w:rPr>
-          <w:rFonts w:ascii="Courier New" w:hAnsi="Courier New"/>
-          <w:color w:val="24292E"/>
-          <w:sz w:val="18"/>
-        </w:rPr>
-        <w:t xml:space="preserve">  --period 86400 \</w:t>
-      </w:r>
-    </w:p>
-    <w:p>
-      <w:pPr>
-        <w:shd w:val="clear" w:color="auto" w:fill="F4F4F4"/>
-        <w:spacing w:before="0" w:after="0"/>
-        <w:ind w:left="283"/>
-      </w:pPr>
-      <w:r>
-        <w:rPr>
-          <w:rFonts w:ascii="Courier New" w:hAnsi="Courier New"/>
-          <w:color w:val="24292E"/>
-          <w:sz w:val="18"/>
-        </w:rPr>
-        <w:t xml:space="preserve">  --evaluation-periods 7 \</w:t>
-      </w:r>
-    </w:p>
-    <w:p>
-      <w:pPr>
-        <w:shd w:val="clear" w:color="auto" w:fill="F4F4F4"/>
-        <w:spacing w:before="0" w:after="0"/>
-        <w:ind w:left="283"/>
-      </w:pPr>
-      <w:r>
-        <w:rPr>
-          <w:rFonts w:ascii="Courier New" w:hAnsi="Courier New"/>
-          <w:color w:val="24292E"/>
-          <w:sz w:val="18"/>
-        </w:rPr>
-        <w:t xml:space="preserve">  --threshold 1 \</w:t>
-      </w:r>
-    </w:p>
-    <w:p>
-      <w:pPr>
-        <w:shd w:val="clear" w:color="auto" w:fill="F4F4F4"/>
-        <w:spacing w:before="0" w:after="0"/>
-        <w:ind w:left="283"/>
-      </w:pPr>
-      <w:r>
-        <w:rPr>
-          <w:rFonts w:ascii="Courier New" w:hAnsi="Courier New"/>
-          <w:color w:val="24292E"/>
-          <w:sz w:val="18"/>
-        </w:rPr>
-        <w:t xml:space="preserve">  --comparison-operator LessThanThreshold \</w:t>
-      </w:r>
-    </w:p>
-    <w:p>
-      <w:pPr>
-        <w:shd w:val="clear" w:color="auto" w:fill="F4F4F4"/>
-        <w:spacing w:before="0" w:after="0"/>
-        <w:ind w:left="283"/>
-      </w:pPr>
-      <w:r>
-        <w:rPr>
-          <w:rFonts w:ascii="Courier New" w:hAnsi="Courier New"/>
-          <w:color w:val="24292E"/>
-          <w:sz w:val="18"/>
-        </w:rPr>
-        <w:t xml:space="preserve">  --treat-missing-data breaching \</w:t>
-      </w:r>
-    </w:p>
-    <w:p>
-      <w:pPr>
-        <w:shd w:val="clear" w:color="auto" w:fill="F4F4F4"/>
-        <w:spacing w:before="0" w:after="0"/>
-        <w:ind w:left="283"/>
-      </w:pPr>
-      <w:r>
-        <w:rPr>
-          <w:rFonts w:ascii="Courier New" w:hAnsi="Courier New"/>
-          <w:color w:val="24292E"/>
-          <w:sz w:val="18"/>
-        </w:rPr>
-        <w:t xml:space="preserve">  --alarm-actions arn:aws:sns:&lt;REGION&gt;:&lt;ACCOUNT_ID&gt;:api-gateway-orphan-alerts</w:t>
-      </w:r>
-    </w:p>
-    <w:p>
-      <w:pPr>
-        <w:spacing w:after="80"/>
-      </w:pPr>
-    </w:p>
-    <w:p>
-      <w:pPr>
-        <w:pStyle w:val="Heading3"/>
-      </w:pPr>
-      <w:r>
-        <w:rPr>
-          <w:b/>
-          <w:color w:val="1F497D"/>
-          <w:sz w:val="28"/>
-        </w:rPr>
-        <w:t>10.3 Quarterly Review Cadence</w:t>
-      </w:r>
-    </w:p>
-    <w:tbl>
-      <w:tblPr>
-        <w:tblStyle w:val="TableGrid"/>
-        <w:tblW w:type="auto" w:w="0"/>
-        <w:tblLook w:firstColumn="1" w:firstRow="1" w:lastColumn="0" w:lastRow="0" w:noHBand="0" w:noVBand="1" w:val="04A0"/>
-        <w:tblBorders>
-          <w:top w:val="single" w:sz="4" w:space="0" w:color="AAAAAA"/>
-          <w:left w:val="single" w:sz="4" w:space="0" w:color="AAAAAA"/>
-          <w:bottom w:val="single" w:sz="4" w:space="0" w:color="AAAAAA"/>
-          <w:right w:val="single" w:sz="4" w:space="0" w:color="AAAAAA"/>
-          <w:insideH w:val="single" w:sz="4" w:space="0" w:color="AAAAAA"/>
-          <w:insideV w:val="single" w:sz="4" w:space="0" w:color="AAAAAA"/>
-        </w:tblBorders>
-      </w:tblPr>
-      <w:tblGrid>
-        <w:gridCol w:w="3135"/>
-        <w:gridCol w:w="3135"/>
-        <w:gridCol w:w="3135"/>
-      </w:tblGrid>
-      <w:tr>
-        <w:tc>
-          <w:tcPr>
-            <w:tcW w:type="dxa" w:w="3135"/>
-            <w:shd w:val="clear" w:color="auto" w:fill="D6E4F0"/>
-          </w:tcPr>
-          <w:p>
-            <w:r>
-              <w:rPr>
-                <w:b/>
-                <w:color w:val="1F497D"/>
-                <w:sz w:val="20"/>
-              </w:rPr>
-              <w:t>Activity</w:t>
-            </w:r>
-          </w:p>
-        </w:tc>
-        <w:tc>
-          <w:tcPr>
-            <w:tcW w:type="dxa" w:w="3135"/>
-            <w:shd w:val="clear" w:color="auto" w:fill="D6E4F0"/>
-          </w:tcPr>
-          <w:p>
-            <w:r>
-              <w:rPr>
-                <w:b/>
-                <w:color w:val="1F497D"/>
-                <w:sz w:val="20"/>
-              </w:rPr>
-              <w:t>Frequency</w:t>
-            </w:r>
-          </w:p>
-        </w:tc>
-        <w:tc>
-          <w:tcPr>
-            <w:tcW w:type="dxa" w:w="3135"/>
-            <w:shd w:val="clear" w:color="auto" w:fill="D6E4F0"/>
-          </w:tcPr>
-          <w:p>
-            <w:r>
-              <w:rPr>
-                <w:b/>
-                <w:color w:val="1F497D"/>
-                <w:sz w:val="20"/>
-              </w:rPr>
-              <w:t>Owner</w:t>
-            </w:r>
-          </w:p>
-        </w:tc>
-      </w:tr>
-      <w:tr>
-        <w:tc>
-          <w:tcPr>
-            <w:tcW w:type="dxa" w:w="3135"/>
-          </w:tcPr>
-          <w:p>
-            <w:r>
-              <w:rPr>
-                <w:sz w:val="20"/>
-              </w:rPr>
-              <w:t>Full inventory scan</w:t>
-            </w:r>
-          </w:p>
-        </w:tc>
-        <w:tc>
-          <w:tcPr>
-            <w:tcW w:type="dxa" w:w="3135"/>
-          </w:tcPr>
-          <w:p>
-            <w:r>
-              <w:rPr>
-                <w:sz w:val="20"/>
-              </w:rPr>
-              <w:t>Weekly (automated)</w:t>
-            </w:r>
-          </w:p>
-        </w:tc>
-        <w:tc>
-          <w:tcPr>
-            <w:tcW w:type="dxa" w:w="3135"/>
-          </w:tcPr>
-          <w:p>
-            <w:r>
-              <w:rPr>
-                <w:sz w:val="20"/>
-              </w:rPr>
-              <w:t>Platform Engineering</w:t>
-            </w:r>
-          </w:p>
-        </w:tc>
-      </w:tr>
-      <w:tr>
-        <w:tc>
-          <w:tcPr>
-            <w:tcW w:type="dxa" w:w="3135"/>
-          </w:tcPr>
-          <w:p>
-            <w:r>
-              <w:rPr>
-                <w:sz w:val="20"/>
-              </w:rPr>
-              <w:t>Review LOW_TRAFFIC APIs</w:t>
-            </w:r>
-          </w:p>
-        </w:tc>
-        <w:tc>
-          <w:tcPr>
-            <w:tcW w:type="dxa" w:w="3135"/>
-          </w:tcPr>
-          <w:p>
-            <w:r>
-              <w:rPr>
-                <w:sz w:val="20"/>
-              </w:rPr>
-              <w:t>Monthly</w:t>
-            </w:r>
-          </w:p>
-        </w:tc>
-        <w:tc>
-          <w:tcPr>
-            <w:tcW w:type="dxa" w:w="3135"/>
-          </w:tcPr>
-          <w:p>
-            <w:r>
-              <w:rPr>
-                <w:sz w:val="20"/>
-              </w:rPr>
-              <w:t>API Owners</w:t>
-            </w:r>
-          </w:p>
-        </w:tc>
-      </w:tr>
-      <w:tr>
-        <w:tc>
-          <w:tcPr>
-            <w:tcW w:type="dxa" w:w="3135"/>
-          </w:tcPr>
-          <w:p>
-            <w:r>
-              <w:rPr>
-                <w:sz w:val="20"/>
-              </w:rPr>
-              <w:t>Review DORMANT / ORPHANED queue</w:t>
-            </w:r>
-          </w:p>
-        </w:tc>
-        <w:tc>
-          <w:tcPr>
-            <w:tcW w:type="dxa" w:w="3135"/>
-          </w:tcPr>
-          <w:p>
-            <w:r>
-              <w:rPr>
-                <w:sz w:val="20"/>
-              </w:rPr>
-              <w:t>Bi-weekly</w:t>
-            </w:r>
-          </w:p>
-        </w:tc>
-        <w:tc>
-          <w:tcPr>
-            <w:tcW w:type="dxa" w:w="3135"/>
-          </w:tcPr>
-          <w:p>
-            <w:r>
-              <w:rPr>
-                <w:sz w:val="20"/>
-              </w:rPr>
-              <w:t>Platform Engineering</w:t>
-            </w:r>
-          </w:p>
-        </w:tc>
-      </w:tr>
-      <w:tr>
-        <w:tc>
-          <w:tcPr>
-            <w:tcW w:type="dxa" w:w="3135"/>
-          </w:tcPr>
-          <w:p>
-            <w:r>
-              <w:rPr>
-                <w:sz w:val="20"/>
-              </w:rPr>
-              <w:t>Bulk deletion execution</w:t>
-            </w:r>
-          </w:p>
-        </w:tc>
-        <w:tc>
-          <w:tcPr>
-            <w:tcW w:type="dxa" w:w="3135"/>
-          </w:tcPr>
-          <w:p>
-            <w:r>
-              <w:rPr>
-                <w:sz w:val="20"/>
-              </w:rPr>
-              <w:t>Quarterly</w:t>
-            </w:r>
-          </w:p>
-        </w:tc>
-        <w:tc>
-          <w:tcPr>
-            <w:tcW w:type="dxa" w:w="3135"/>
-          </w:tcPr>
-          <w:p>
-            <w:r>
-              <w:rPr>
-                <w:sz w:val="20"/>
-              </w:rPr>
-              <w:t>Platform Engineering + Security</w:t>
-            </w:r>
-          </w:p>
-        </w:tc>
-      </w:tr>
-      <w:tr>
-        <w:tc>
-          <w:tcPr>
-            <w:tcW w:type="dxa" w:w="3135"/>
-          </w:tcPr>
-          <w:p>
-            <w:r>
-              <w:rPr>
-                <w:sz w:val="20"/>
-              </w:rPr>
-              <w:t>Policy and threshold review</w:t>
-            </w:r>
-          </w:p>
-        </w:tc>
-        <w:tc>
-          <w:tcPr>
-            <w:tcW w:type="dxa" w:w="3135"/>
-          </w:tcPr>
-          <w:p>
-            <w:r>
-              <w:rPr>
-                <w:sz w:val="20"/>
-              </w:rPr>
-              <w:t>Quarterly</w:t>
-            </w:r>
-          </w:p>
-        </w:tc>
-        <w:tc>
-          <w:tcPr>
-            <w:tcW w:type="dxa" w:w="3135"/>
-          </w:tcPr>
-          <w:p>
-            <w:r>
-              <w:rPr>
-                <w:sz w:val="20"/>
-              </w:rPr>
-              <w:t>Engineering Manager</w:t>
-            </w:r>
-          </w:p>
-        </w:tc>
-      </w:tr>
-      <w:tr>
-        <w:tc>
-          <w:tcPr>
-            <w:tcW w:type="dxa" w:w="3135"/>
-          </w:tcPr>
-          <w:p>
-            <w:r>
-              <w:rPr>
-                <w:sz w:val="20"/>
-              </w:rPr>
-              <w:t>Cost saving report</w:t>
-            </w:r>
-          </w:p>
-        </w:tc>
-        <w:tc>
-          <w:tcPr>
-            <w:tcW w:type="dxa" w:w="3135"/>
-          </w:tcPr>
-          <w:p>
-            <w:r>
-              <w:rPr>
-                <w:sz w:val="20"/>
-              </w:rPr>
-              <w:t>Quarterly</w:t>
-            </w:r>
-          </w:p>
-        </w:tc>
-        <w:tc>
-          <w:tcPr>
-            <w:tcW w:type="dxa" w:w="3135"/>
-          </w:tcPr>
-          <w:p>
-            <w:r>
-              <w:rPr>
-                <w:sz w:val="20"/>
-              </w:rPr>
-              <w:t>FinOps / Cloud Costs team</w:t>
-            </w:r>
-          </w:p>
-        </w:tc>
-      </w:tr>
-    </w:tbl>
-    <w:p/>
-    <w:p>
-      <w:pPr>
-        <w:pStyle w:val="Heading3"/>
-      </w:pPr>
-      <w:r>
-        <w:rPr>
-          <w:b/>
-          <w:color w:val="1F497D"/>
-          <w:sz w:val="28"/>
-        </w:rPr>
-        <w:t>10.4 Service Catalog Integration</w:t>
-      </w:r>
-    </w:p>
-    <w:p>
-      <w:r>
-        <w:t xml:space="preserve">Register a </w:t>
-      </w:r>
-      <w:r>
-        <w:rPr>
-          <w:b/>
-        </w:rPr>
-        <w:t>Service Catalog product</w:t>
-      </w:r>
-      <w:r>
-        <w:t xml:space="preserve"> for API Gateway API creation that:</w:t>
-      </w:r>
-    </w:p>
-    <w:p>
-      <w:pPr>
-        <w:pStyle w:val="ListNumber"/>
-        <w:ind w:left="360"/>
-      </w:pPr>
-      <w:r>
-        <w:t>Enforces the mandatory tag policy (§10.1)</w:t>
-      </w:r>
-    </w:p>
-    <w:p>
-      <w:pPr>
-        <w:pStyle w:val="ListNumber"/>
-        <w:ind w:left="360"/>
-      </w:pPr>
-      <w:r>
-        <w:t>Automatically creates a DynamoDB record in the inventory table</w:t>
-      </w:r>
-    </w:p>
-    <w:p>
-      <w:pPr>
-        <w:pStyle w:val="ListNumber"/>
-        <w:ind w:left="360"/>
-      </w:pPr>
-      <w:r>
-        <w:t>Creates a CloudWatch zero-traffic alarm (§10.2)</w:t>
-      </w:r>
-    </w:p>
-    <w:p>
-      <w:pPr>
-        <w:pStyle w:val="ListNumber"/>
-        <w:ind w:left="360"/>
-      </w:pPr>
-      <w:r>
-        <w:t xml:space="preserve">Assigns a default </w:t>
-      </w:r>
-      <w:r>
-        <w:rPr>
-          <w:rFonts w:ascii="Courier New" w:hAnsi="Courier New"/>
-          <w:color w:val="24292E"/>
-          <w:sz w:val="20"/>
-        </w:rPr>
-        <w:t>lifecycle: active</w:t>
-      </w:r>
-      <w:r>
-        <w:t xml:space="preserve"> tag</w:t>
-      </w:r>
-    </w:p>
-    <w:p>
-      <w:pPr>
-        <w:pStyle w:val="ListNumber"/>
-        <w:ind w:left="360"/>
-      </w:pPr>
-      <w:r>
-        <w:t>Sends a welcome notification to the owner with a link to the cleanup policy</w:t>
-      </w:r>
-    </w:p>
-    <w:p>
-      <w:pPr>
-        <w:pStyle w:val="Heading3"/>
-      </w:pPr>
-      <w:r>
-        <w:rPr>
-          <w:b/>
-          <w:color w:val="1F497D"/>
-          <w:sz w:val="28"/>
-        </w:rPr>
-        <w:t>10.5 Prevention: SCP to Block Untagged API Creation</w:t>
-      </w:r>
-    </w:p>
-    <w:p>
-      <w:r>
-        <w:t>Optionally enforce tagging at the AWS Organizations level using a Service Control Policy:</w:t>
-      </w:r>
-    </w:p>
-    <w:p>
-      <w:pPr>
-        <w:shd w:val="clear" w:color="auto" w:fill="F4F4F4"/>
-        <w:spacing w:before="0" w:after="0"/>
-        <w:ind w:left="283"/>
-      </w:pPr>
-      <w:r>
-        <w:rPr>
-          <w:rFonts w:ascii="Courier New" w:hAnsi="Courier New"/>
-          <w:color w:val="24292E"/>
-          <w:sz w:val="18"/>
-        </w:rPr>
-        <w:t>{</w:t>
-      </w:r>
-    </w:p>
-    <w:p>
-      <w:pPr>
-        <w:shd w:val="clear" w:color="auto" w:fill="F4F4F4"/>
-        <w:spacing w:before="0" w:after="0"/>
-        <w:ind w:left="283"/>
-      </w:pPr>
-      <w:r>
-        <w:rPr>
-          <w:rFonts w:ascii="Courier New" w:hAnsi="Courier New"/>
-          <w:color w:val="24292E"/>
-          <w:sz w:val="18"/>
-        </w:rPr>
-        <w:t xml:space="preserve">  "Version": "2012-10-17",</w:t>
-      </w:r>
-    </w:p>
-    <w:p>
-      <w:pPr>
-        <w:shd w:val="clear" w:color="auto" w:fill="F4F4F4"/>
-        <w:spacing w:before="0" w:after="0"/>
-        <w:ind w:left="283"/>
-      </w:pPr>
-      <w:r>
-        <w:rPr>
-          <w:rFonts w:ascii="Courier New" w:hAnsi="Courier New"/>
-          <w:color w:val="24292E"/>
-          <w:sz w:val="18"/>
-        </w:rPr>
-        <w:t xml:space="preserve">  "Statement": [</w:t>
-      </w:r>
-    </w:p>
-    <w:p>
-      <w:pPr>
-        <w:shd w:val="clear" w:color="auto" w:fill="F4F4F4"/>
-        <w:spacing w:before="0" w:after="0"/>
-        <w:ind w:left="283"/>
-      </w:pPr>
-      <w:r>
-        <w:rPr>
-          <w:rFonts w:ascii="Courier New" w:hAnsi="Courier New"/>
-          <w:color w:val="24292E"/>
-          <w:sz w:val="18"/>
-        </w:rPr>
-        <w:t xml:space="preserve">    {</w:t>
-      </w:r>
-    </w:p>
-    <w:p>
-      <w:pPr>
-        <w:shd w:val="clear" w:color="auto" w:fill="F4F4F4"/>
-        <w:spacing w:before="0" w:after="0"/>
-        <w:ind w:left="283"/>
-      </w:pPr>
-      <w:r>
-        <w:rPr>
-          <w:rFonts w:ascii="Courier New" w:hAnsi="Courier New"/>
-          <w:color w:val="24292E"/>
-          <w:sz w:val="18"/>
-        </w:rPr>
-        <w:t xml:space="preserve">      "Sid": "DenyAPIGatewayWithoutOwnerTag",</w:t>
-      </w:r>
-    </w:p>
-    <w:p>
-      <w:pPr>
-        <w:shd w:val="clear" w:color="auto" w:fill="F4F4F4"/>
-        <w:spacing w:before="0" w:after="0"/>
-        <w:ind w:left="283"/>
-      </w:pPr>
-      <w:r>
-        <w:rPr>
-          <w:rFonts w:ascii="Courier New" w:hAnsi="Courier New"/>
-          <w:color w:val="24292E"/>
-          <w:sz w:val="18"/>
-        </w:rPr>
-        <w:t xml:space="preserve">      "Effect": "Deny",</w:t>
-      </w:r>
-    </w:p>
-    <w:p>
-      <w:pPr>
-        <w:shd w:val="clear" w:color="auto" w:fill="F4F4F4"/>
-        <w:spacing w:before="0" w:after="0"/>
-        <w:ind w:left="283"/>
-      </w:pPr>
-      <w:r>
-        <w:rPr>
-          <w:rFonts w:ascii="Courier New" w:hAnsi="Courier New"/>
-          <w:color w:val="24292E"/>
-          <w:sz w:val="18"/>
-        </w:rPr>
-        <w:t xml:space="preserve">      "Action": [</w:t>
-      </w:r>
-    </w:p>
-    <w:p>
-      <w:pPr>
-        <w:shd w:val="clear" w:color="auto" w:fill="F4F4F4"/>
-        <w:spacing w:before="0" w:after="0"/>
-        <w:ind w:left="283"/>
-      </w:pPr>
-      <w:r>
-        <w:rPr>
-          <w:rFonts w:ascii="Courier New" w:hAnsi="Courier New"/>
-          <w:color w:val="24292E"/>
-          <w:sz w:val="18"/>
-        </w:rPr>
-        <w:t xml:space="preserve">        "apigateway:POST"</w:t>
-      </w:r>
-    </w:p>
-    <w:p>
-      <w:pPr>
-        <w:shd w:val="clear" w:color="auto" w:fill="F4F4F4"/>
-        <w:spacing w:before="0" w:after="0"/>
-        <w:ind w:left="283"/>
-      </w:pPr>
-      <w:r>
-        <w:rPr>
-          <w:rFonts w:ascii="Courier New" w:hAnsi="Courier New"/>
-          <w:color w:val="24292E"/>
-          <w:sz w:val="18"/>
-        </w:rPr>
-        <w:t xml:space="preserve">      ],</w:t>
-      </w:r>
-    </w:p>
-    <w:p>
-      <w:pPr>
-        <w:shd w:val="clear" w:color="auto" w:fill="F4F4F4"/>
-        <w:spacing w:before="0" w:after="0"/>
-        <w:ind w:left="283"/>
-      </w:pPr>
-      <w:r>
-        <w:rPr>
-          <w:rFonts w:ascii="Courier New" w:hAnsi="Courier New"/>
-          <w:color w:val="24292E"/>
-          <w:sz w:val="18"/>
-        </w:rPr>
-        <w:t xml:space="preserve">      "Resource": "*",</w:t>
-      </w:r>
-    </w:p>
-    <w:p>
-      <w:pPr>
-        <w:shd w:val="clear" w:color="auto" w:fill="F4F4F4"/>
-        <w:spacing w:before="0" w:after="0"/>
-        <w:ind w:left="283"/>
-      </w:pPr>
-      <w:r>
-        <w:rPr>
-          <w:rFonts w:ascii="Courier New" w:hAnsi="Courier New"/>
-          <w:color w:val="24292E"/>
-          <w:sz w:val="18"/>
-        </w:rPr>
-        <w:t xml:space="preserve">      "Condition": {</w:t>
-      </w:r>
-    </w:p>
-    <w:p>
-      <w:pPr>
-        <w:shd w:val="clear" w:color="auto" w:fill="F4F4F4"/>
-        <w:spacing w:before="0" w:after="0"/>
-        <w:ind w:left="283"/>
-      </w:pPr>
-      <w:r>
-        <w:rPr>
-          <w:rFonts w:ascii="Courier New" w:hAnsi="Courier New"/>
-          <w:color w:val="24292E"/>
-          <w:sz w:val="18"/>
-        </w:rPr>
-        <w:t xml:space="preserve">        "Null": {</w:t>
-      </w:r>
-    </w:p>
-    <w:p>
-      <w:pPr>
-        <w:shd w:val="clear" w:color="auto" w:fill="F4F4F4"/>
-        <w:spacing w:before="0" w:after="0"/>
-        <w:ind w:left="283"/>
-      </w:pPr>
-      <w:r>
-        <w:rPr>
-          <w:rFonts w:ascii="Courier New" w:hAnsi="Courier New"/>
-          <w:color w:val="24292E"/>
-          <w:sz w:val="18"/>
-        </w:rPr>
-        <w:t xml:space="preserve">          "aws:RequestTag/owner": "true"</w:t>
-      </w:r>
-    </w:p>
-    <w:p>
-      <w:pPr>
-        <w:shd w:val="clear" w:color="auto" w:fill="F4F4F4"/>
-        <w:spacing w:before="0" w:after="0"/>
-        <w:ind w:left="283"/>
-      </w:pPr>
-      <w:r>
-        <w:rPr>
-          <w:rFonts w:ascii="Courier New" w:hAnsi="Courier New"/>
-          <w:color w:val="24292E"/>
-          <w:sz w:val="18"/>
-        </w:rPr>
-        <w:t xml:space="preserve">        }</w:t>
-      </w:r>
-    </w:p>
-    <w:p>
-      <w:pPr>
-        <w:shd w:val="clear" w:color="auto" w:fill="F4F4F4"/>
-        <w:spacing w:before="0" w:after="0"/>
-        <w:ind w:left="283"/>
-      </w:pPr>
-      <w:r>
-        <w:rPr>
-          <w:rFonts w:ascii="Courier New" w:hAnsi="Courier New"/>
-          <w:color w:val="24292E"/>
-          <w:sz w:val="18"/>
-        </w:rPr>
-        <w:t xml:space="preserve">      }</w:t>
-      </w:r>
-    </w:p>
-    <w:p>
-      <w:pPr>
-        <w:shd w:val="clear" w:color="auto" w:fill="F4F4F4"/>
-        <w:spacing w:before="0" w:after="0"/>
-        <w:ind w:left="283"/>
-      </w:pPr>
-      <w:r>
-        <w:rPr>
-          <w:rFonts w:ascii="Courier New" w:hAnsi="Courier New"/>
-          <w:color w:val="24292E"/>
-          <w:sz w:val="18"/>
-        </w:rPr>
-        <w:t xml:space="preserve">    }</w:t>
-      </w:r>
-    </w:p>
-    <w:p>
-      <w:pPr>
-        <w:shd w:val="clear" w:color="auto" w:fill="F4F4F4"/>
-        <w:spacing w:before="0" w:after="0"/>
-        <w:ind w:left="283"/>
-      </w:pPr>
-      <w:r>
-        <w:rPr>
-          <w:rFonts w:ascii="Courier New" w:hAnsi="Courier New"/>
-          <w:color w:val="24292E"/>
-          <w:sz w:val="18"/>
-        </w:rPr>
-        <w:t xml:space="preserve">  ]</w:t>
-      </w:r>
-    </w:p>
-    <w:p>
-      <w:pPr>
-        <w:shd w:val="clear" w:color="auto" w:fill="F4F4F4"/>
-        <w:spacing w:before="0" w:after="0"/>
-        <w:ind w:left="283"/>
-      </w:pPr>
-      <w:r>
-        <w:rPr>
-          <w:rFonts w:ascii="Courier New" w:hAnsi="Courier New"/>
-          <w:color w:val="24292E"/>
-          <w:sz w:val="18"/>
-        </w:rPr>
-        <w:t>}</w:t>
-      </w:r>
-    </w:p>
-    <w:p>
-      <w:pPr>
-        <w:spacing w:after="80"/>
-      </w:pPr>
-    </w:p>
-    <w:p>
-      <w:pPr>
-        <w:pBdr>
-          <w:bottom w:val="single" w:sz="6" w:space="1" w:color="CCCCCC"/>
-        </w:pBdr>
-      </w:pPr>
-    </w:p>
-    <w:p>
-      <w:pPr>
-        <w:pStyle w:val="Heading2"/>
-      </w:pPr>
-      <w:r>
-        <w:rPr>
-          <w:b/>
-          <w:color w:val="1F497D"/>
-          <w:sz w:val="32"/>
-        </w:rPr>
-        <w:t>11. Appendix: Reference Commands</w:t>
-      </w:r>
-    </w:p>
-    <w:p>
-      <w:pPr>
-        <w:pStyle w:val="Heading3"/>
-      </w:pPr>
-      <w:r>
-        <w:rPr>
-          <w:b/>
-          <w:color w:val="1F497D"/>
-          <w:sz w:val="28"/>
-        </w:rPr>
-        <w:t>Quick Health Check for a Single API</w:t>
-      </w:r>
-    </w:p>
-    <w:p>
-      <w:pPr>
-        <w:shd w:val="clear" w:color="auto" w:fill="F4F4F4"/>
-        <w:spacing w:before="0" w:after="0"/>
-        <w:ind w:left="283"/>
-      </w:pPr>
-      <w:r>
-        <w:rPr>
-          <w:rFonts w:ascii="Courier New" w:hAnsi="Courier New"/>
-          <w:color w:val="24292E"/>
-          <w:sz w:val="18"/>
-        </w:rPr>
-        <w:t>API_ID="abc123def"</w:t>
-      </w:r>
-    </w:p>
-    <w:p>
-      <w:pPr>
-        <w:shd w:val="clear" w:color="auto" w:fill="F4F4F4"/>
-        <w:spacing w:before="0" w:after="0"/>
-        <w:ind w:left="283"/>
-      </w:pPr>
-      <w:r>
-        <w:rPr>
-          <w:rFonts w:ascii="Courier New" w:hAnsi="Courier New"/>
-          <w:color w:val="24292E"/>
-          <w:sz w:val="18"/>
-        </w:rPr>
-        <w:t>REGION="us-east-1"</w:t>
-      </w:r>
-    </w:p>
-    <w:p>
-      <w:pPr>
-        <w:shd w:val="clear" w:color="auto" w:fill="F4F4F4"/>
-        <w:spacing w:before="0" w:after="0"/>
-        <w:ind w:left="283"/>
-      </w:pPr>
-      <w:r>
-        <w:rPr>
-          <w:rFonts w:ascii="Courier New" w:hAnsi="Courier New"/>
-          <w:color w:val="24292E"/>
-          <w:sz w:val="18"/>
-        </w:rPr>
-        <w:t xml:space="preserve"> </w:t>
-      </w:r>
-    </w:p>
-    <w:p>
-      <w:pPr>
-        <w:shd w:val="clear" w:color="auto" w:fill="F4F4F4"/>
-        <w:spacing w:before="0" w:after="0"/>
-        <w:ind w:left="283"/>
-      </w:pPr>
-      <w:r>
-        <w:rPr>
-          <w:rFonts w:ascii="Courier New" w:hAnsi="Courier New"/>
-          <w:color w:val="24292E"/>
-          <w:sz w:val="18"/>
-        </w:rPr>
-        <w:t>echo "=== Stages ==="</w:t>
-      </w:r>
-    </w:p>
-    <w:p>
-      <w:pPr>
-        <w:shd w:val="clear" w:color="auto" w:fill="F4F4F4"/>
-        <w:spacing w:before="0" w:after="0"/>
-        <w:ind w:left="283"/>
-      </w:pPr>
-      <w:r>
-        <w:rPr>
-          <w:rFonts w:ascii="Courier New" w:hAnsi="Courier New"/>
-          <w:color w:val="24292E"/>
-          <w:sz w:val="18"/>
-        </w:rPr>
-        <w:t>aws apigateway get-stages --rest-api-id $API_ID --region $REGION</w:t>
-      </w:r>
-    </w:p>
-    <w:p>
-      <w:pPr>
-        <w:shd w:val="clear" w:color="auto" w:fill="F4F4F4"/>
-        <w:spacing w:before="0" w:after="0"/>
-        <w:ind w:left="283"/>
-      </w:pPr>
-      <w:r>
-        <w:rPr>
-          <w:rFonts w:ascii="Courier New" w:hAnsi="Courier New"/>
-          <w:color w:val="24292E"/>
-          <w:sz w:val="18"/>
-        </w:rPr>
-        <w:t xml:space="preserve"> </w:t>
-      </w:r>
-    </w:p>
-    <w:p>
-      <w:pPr>
-        <w:shd w:val="clear" w:color="auto" w:fill="F4F4F4"/>
-        <w:spacing w:before="0" w:after="0"/>
-        <w:ind w:left="283"/>
-      </w:pPr>
-      <w:r>
-        <w:rPr>
-          <w:rFonts w:ascii="Courier New" w:hAnsi="Courier New"/>
-          <w:color w:val="24292E"/>
-          <w:sz w:val="18"/>
-        </w:rPr>
-        <w:t>echo "=== Tags ==="</w:t>
-      </w:r>
-    </w:p>
-    <w:p>
-      <w:pPr>
-        <w:shd w:val="clear" w:color="auto" w:fill="F4F4F4"/>
-        <w:spacing w:before="0" w:after="0"/>
-        <w:ind w:left="283"/>
-      </w:pPr>
-      <w:r>
-        <w:rPr>
-          <w:rFonts w:ascii="Courier New" w:hAnsi="Courier New"/>
-          <w:color w:val="24292E"/>
-          <w:sz w:val="18"/>
-        </w:rPr>
-        <w:t>aws apigateway get-tags \</w:t>
-      </w:r>
-    </w:p>
-    <w:p>
-      <w:pPr>
-        <w:shd w:val="clear" w:color="auto" w:fill="F4F4F4"/>
-        <w:spacing w:before="0" w:after="0"/>
-        <w:ind w:left="283"/>
-      </w:pPr>
-      <w:r>
-        <w:rPr>
-          <w:rFonts w:ascii="Courier New" w:hAnsi="Courier New"/>
-          <w:color w:val="24292E"/>
-          <w:sz w:val="18"/>
-        </w:rPr>
-        <w:t xml:space="preserve">  --resource-arn "arn:aws:apigateway:${REGION}::restapis/${API_ID}"</w:t>
-      </w:r>
-    </w:p>
-    <w:p>
-      <w:pPr>
-        <w:shd w:val="clear" w:color="auto" w:fill="F4F4F4"/>
-        <w:spacing w:before="0" w:after="0"/>
-        <w:ind w:left="283"/>
-      </w:pPr>
-      <w:r>
-        <w:rPr>
-          <w:rFonts w:ascii="Courier New" w:hAnsi="Courier New"/>
-          <w:color w:val="24292E"/>
-          <w:sz w:val="18"/>
-        </w:rPr>
-        <w:t xml:space="preserve"> </w:t>
-      </w:r>
-    </w:p>
-    <w:p>
-      <w:pPr>
-        <w:shd w:val="clear" w:color="auto" w:fill="F4F4F4"/>
-        <w:spacing w:before="0" w:after="0"/>
-        <w:ind w:left="283"/>
-      </w:pPr>
-      <w:r>
-        <w:rPr>
-          <w:rFonts w:ascii="Courier New" w:hAnsi="Courier New"/>
-          <w:color w:val="24292E"/>
-          <w:sz w:val="18"/>
-        </w:rPr>
-        <w:t>echo "=== Last 90-day invocation count ==="</w:t>
-      </w:r>
-    </w:p>
-    <w:p>
-      <w:pPr>
-        <w:shd w:val="clear" w:color="auto" w:fill="F4F4F4"/>
-        <w:spacing w:before="0" w:after="0"/>
-        <w:ind w:left="283"/>
-      </w:pPr>
-      <w:r>
-        <w:rPr>
-          <w:rFonts w:ascii="Courier New" w:hAnsi="Courier New"/>
-          <w:color w:val="24292E"/>
-          <w:sz w:val="18"/>
-        </w:rPr>
-        <w:t>aws cloudwatch get-metric-statistics \</w:t>
-      </w:r>
-    </w:p>
-    <w:p>
-      <w:pPr>
-        <w:shd w:val="clear" w:color="auto" w:fill="F4F4F4"/>
-        <w:spacing w:before="0" w:after="0"/>
-        <w:ind w:left="283"/>
-      </w:pPr>
-      <w:r>
-        <w:rPr>
-          <w:rFonts w:ascii="Courier New" w:hAnsi="Courier New"/>
-          <w:color w:val="24292E"/>
-          <w:sz w:val="18"/>
-        </w:rPr>
-        <w:t xml:space="preserve">  --namespace "AWS/ApiGateway" \</w:t>
-      </w:r>
-    </w:p>
-    <w:p>
-      <w:pPr>
-        <w:shd w:val="clear" w:color="auto" w:fill="F4F4F4"/>
-        <w:spacing w:before="0" w:after="0"/>
-        <w:ind w:left="283"/>
-      </w:pPr>
-      <w:r>
-        <w:rPr>
-          <w:rFonts w:ascii="Courier New" w:hAnsi="Courier New"/>
-          <w:color w:val="24292E"/>
-          <w:sz w:val="18"/>
-        </w:rPr>
-        <w:t xml:space="preserve">  --metric-name "Count" \</w:t>
-      </w:r>
-    </w:p>
-    <w:p>
-      <w:pPr>
-        <w:shd w:val="clear" w:color="auto" w:fill="F4F4F4"/>
-        <w:spacing w:before="0" w:after="0"/>
-        <w:ind w:left="283"/>
-      </w:pPr>
-      <w:r>
-        <w:rPr>
-          <w:rFonts w:ascii="Courier New" w:hAnsi="Courier New"/>
-          <w:color w:val="24292E"/>
-          <w:sz w:val="18"/>
-        </w:rPr>
-        <w:t xml:space="preserve">  --dimensions Name=ApiId,Value=$API_ID \</w:t>
-      </w:r>
-    </w:p>
-    <w:p>
-      <w:pPr>
-        <w:shd w:val="clear" w:color="auto" w:fill="F4F4F4"/>
-        <w:spacing w:before="0" w:after="0"/>
-        <w:ind w:left="283"/>
-      </w:pPr>
-      <w:r>
-        <w:rPr>
-          <w:rFonts w:ascii="Courier New" w:hAnsi="Courier New"/>
-          <w:color w:val="24292E"/>
-          <w:sz w:val="18"/>
-        </w:rPr>
-        <w:t xml:space="preserve">  --start-time $(date -u -v-90d '+%Y-%m-%dT%H:%M:%SZ') \</w:t>
-      </w:r>
-    </w:p>
-    <w:p>
-      <w:pPr>
-        <w:shd w:val="clear" w:color="auto" w:fill="F4F4F4"/>
-        <w:spacing w:before="0" w:after="0"/>
-        <w:ind w:left="283"/>
-      </w:pPr>
-      <w:r>
-        <w:rPr>
-          <w:rFonts w:ascii="Courier New" w:hAnsi="Courier New"/>
-          <w:color w:val="24292E"/>
-          <w:sz w:val="18"/>
-        </w:rPr>
-        <w:t xml:space="preserve">  --end-time $(date -u '+%Y-%m-%dT%H:%M:%SZ') \</w:t>
-      </w:r>
-    </w:p>
-    <w:p>
-      <w:pPr>
-        <w:shd w:val="clear" w:color="auto" w:fill="F4F4F4"/>
-        <w:spacing w:before="0" w:after="0"/>
-        <w:ind w:left="283"/>
-      </w:pPr>
-      <w:r>
-        <w:rPr>
-          <w:rFonts w:ascii="Courier New" w:hAnsi="Courier New"/>
-          <w:color w:val="24292E"/>
-          <w:sz w:val="18"/>
-        </w:rPr>
-        <w:t xml:space="preserve">  --period 7776000 \</w:t>
-      </w:r>
-    </w:p>
-    <w:p>
-      <w:pPr>
-        <w:shd w:val="clear" w:color="auto" w:fill="F4F4F4"/>
-        <w:spacing w:before="0" w:after="0"/>
-        <w:ind w:left="283"/>
-      </w:pPr>
-      <w:r>
-        <w:rPr>
-          <w:rFonts w:ascii="Courier New" w:hAnsi="Courier New"/>
-          <w:color w:val="24292E"/>
-          <w:sz w:val="18"/>
-        </w:rPr>
-        <w:t xml:space="preserve">  --statistics Sum \</w:t>
-      </w:r>
-    </w:p>
-    <w:p>
-      <w:pPr>
-        <w:shd w:val="clear" w:color="auto" w:fill="F4F4F4"/>
-        <w:spacing w:before="0" w:after="0"/>
-        <w:ind w:left="283"/>
-      </w:pPr>
-      <w:r>
-        <w:rPr>
-          <w:rFonts w:ascii="Courier New" w:hAnsi="Courier New"/>
-          <w:color w:val="24292E"/>
-          <w:sz w:val="18"/>
-        </w:rPr>
-        <w:t xml:space="preserve">  --region $REGION</w:t>
-      </w:r>
-    </w:p>
-    <w:p>
-      <w:pPr>
-        <w:spacing w:after="80"/>
-      </w:pPr>
-    </w:p>
-    <w:p>
-      <w:pPr>
-        <w:pStyle w:val="Heading3"/>
-      </w:pPr>
-      <w:r>
-        <w:rPr>
-          <w:b/>
-          <w:color w:val="1F497D"/>
-          <w:sz w:val="28"/>
-        </w:rPr>
-        <w:t>Bulk List All APIs Across All Regions</w:t>
-      </w:r>
-    </w:p>
-    <w:p>
-      <w:pPr>
-        <w:shd w:val="clear" w:color="auto" w:fill="F4F4F4"/>
-        <w:spacing w:before="0" w:after="0"/>
-        <w:ind w:left="283"/>
-      </w:pPr>
-      <w:r>
-        <w:rPr>
-          <w:rFonts w:ascii="Courier New" w:hAnsi="Courier New"/>
-          <w:color w:val="24292E"/>
-          <w:sz w:val="18"/>
-        </w:rPr>
-        <w:t>for region in $(aws account list-regions \</w:t>
-      </w:r>
-    </w:p>
-    <w:p>
-      <w:pPr>
-        <w:shd w:val="clear" w:color="auto" w:fill="F4F4F4"/>
-        <w:spacing w:before="0" w:after="0"/>
-        <w:ind w:left="283"/>
-      </w:pPr>
-      <w:r>
-        <w:rPr>
-          <w:rFonts w:ascii="Courier New" w:hAnsi="Courier New"/>
-          <w:color w:val="24292E"/>
-          <w:sz w:val="18"/>
-        </w:rPr>
-        <w:t xml:space="preserve">  --region-opt-status-contains ENABLED \</w:t>
-      </w:r>
-    </w:p>
-    <w:p>
-      <w:pPr>
-        <w:shd w:val="clear" w:color="auto" w:fill="F4F4F4"/>
-        <w:spacing w:before="0" w:after="0"/>
-        <w:ind w:left="283"/>
-      </w:pPr>
-      <w:r>
-        <w:rPr>
-          <w:rFonts w:ascii="Courier New" w:hAnsi="Courier New"/>
-          <w:color w:val="24292E"/>
-          <w:sz w:val="18"/>
-        </w:rPr>
-        <w:t xml:space="preserve">  --query 'Regions[].RegionName' --output text); do</w:t>
-      </w:r>
-    </w:p>
-    <w:p>
-      <w:pPr>
-        <w:shd w:val="clear" w:color="auto" w:fill="F4F4F4"/>
-        <w:spacing w:before="0" w:after="0"/>
-        <w:ind w:left="283"/>
-      </w:pPr>
-      <w:r>
-        <w:rPr>
-          <w:rFonts w:ascii="Courier New" w:hAnsi="Courier New"/>
-          <w:color w:val="24292E"/>
-          <w:sz w:val="18"/>
-        </w:rPr>
-        <w:t xml:space="preserve">  echo "=== Region: $region ==="</w:t>
-      </w:r>
-    </w:p>
-    <w:p>
-      <w:pPr>
-        <w:shd w:val="clear" w:color="auto" w:fill="F4F4F4"/>
-        <w:spacing w:before="0" w:after="0"/>
-        <w:ind w:left="283"/>
-      </w:pPr>
-      <w:r>
-        <w:rPr>
-          <w:rFonts w:ascii="Courier New" w:hAnsi="Courier New"/>
-          <w:color w:val="24292E"/>
-          <w:sz w:val="18"/>
-        </w:rPr>
-        <w:t xml:space="preserve">  aws apigateway get-rest-apis --region $region \</w:t>
-      </w:r>
-    </w:p>
-    <w:p>
-      <w:pPr>
-        <w:shd w:val="clear" w:color="auto" w:fill="F4F4F4"/>
-        <w:spacing w:before="0" w:after="0"/>
-        <w:ind w:left="283"/>
-      </w:pPr>
-      <w:r>
-        <w:rPr>
-          <w:rFonts w:ascii="Courier New" w:hAnsi="Courier New"/>
-          <w:color w:val="24292E"/>
-          <w:sz w:val="18"/>
-        </w:rPr>
-        <w:t xml:space="preserve">    --query 'items[*].{ID:id,Name:name}' --output table 2&gt;/dev/null</w:t>
-      </w:r>
-    </w:p>
-    <w:p>
-      <w:pPr>
-        <w:shd w:val="clear" w:color="auto" w:fill="F4F4F4"/>
-        <w:spacing w:before="0" w:after="0"/>
-        <w:ind w:left="283"/>
-      </w:pPr>
-      <w:r>
-        <w:rPr>
-          <w:rFonts w:ascii="Courier New" w:hAnsi="Courier New"/>
-          <w:color w:val="24292E"/>
-          <w:sz w:val="18"/>
-        </w:rPr>
-        <w:t xml:space="preserve">  aws apigatewayv2 get-apis --region $region \</w:t>
-      </w:r>
-    </w:p>
-    <w:p>
-      <w:pPr>
-        <w:shd w:val="clear" w:color="auto" w:fill="F4F4F4"/>
-        <w:spacing w:before="0" w:after="0"/>
-        <w:ind w:left="283"/>
-      </w:pPr>
-      <w:r>
-        <w:rPr>
-          <w:rFonts w:ascii="Courier New" w:hAnsi="Courier New"/>
-          <w:color w:val="24292E"/>
-          <w:sz w:val="18"/>
-        </w:rPr>
-        <w:t xml:space="preserve">    --query 'Items[*].{ID:ApiId,Name:Name,Type:ProtocolType}' --output table 2&gt;/dev/null</w:t>
-      </w:r>
-    </w:p>
-    <w:p>
-      <w:pPr>
-        <w:shd w:val="clear" w:color="auto" w:fill="F4F4F4"/>
-        <w:spacing w:before="0" w:after="0"/>
-        <w:ind w:left="283"/>
-      </w:pPr>
-      <w:r>
-        <w:rPr>
-          <w:rFonts w:ascii="Courier New" w:hAnsi="Courier New"/>
-          <w:color w:val="24292E"/>
-          <w:sz w:val="18"/>
-        </w:rPr>
-        <w:t>done</w:t>
-      </w:r>
-    </w:p>
-    <w:p>
-      <w:pPr>
-        <w:spacing w:after="80"/>
-      </w:pPr>
-    </w:p>
-    <w:p>
-      <w:pPr>
-        <w:pStyle w:val="Heading3"/>
-      </w:pPr>
-      <w:r>
-        <w:rPr>
-          <w:b/>
-          <w:color w:val="1F497D"/>
-          <w:sz w:val="28"/>
-        </w:rPr>
-        <w:t>Find APIs With No Stages (Orphaned)</w:t>
-      </w:r>
-    </w:p>
-    <w:p>
-      <w:pPr>
-        <w:shd w:val="clear" w:color="auto" w:fill="F4F4F4"/>
-        <w:spacing w:before="0" w:after="0"/>
-        <w:ind w:left="283"/>
-      </w:pPr>
-      <w:r>
-        <w:rPr>
-          <w:rFonts w:ascii="Courier New" w:hAnsi="Courier New"/>
-          <w:color w:val="24292E"/>
-          <w:sz w:val="18"/>
-        </w:rPr>
-        <w:t>for api_id in $(aws apigateway get-rest-apis --region us-east-1 \</w:t>
-      </w:r>
-    </w:p>
-    <w:p>
-      <w:pPr>
-        <w:shd w:val="clear" w:color="auto" w:fill="F4F4F4"/>
-        <w:spacing w:before="0" w:after="0"/>
-        <w:ind w:left="283"/>
-      </w:pPr>
-      <w:r>
-        <w:rPr>
-          <w:rFonts w:ascii="Courier New" w:hAnsi="Courier New"/>
-          <w:color w:val="24292E"/>
-          <w:sz w:val="18"/>
-        </w:rPr>
-        <w:t xml:space="preserve">  --query 'items[*].id' --output text); do</w:t>
-      </w:r>
-    </w:p>
-    <w:p>
-      <w:pPr>
-        <w:shd w:val="clear" w:color="auto" w:fill="F4F4F4"/>
-        <w:spacing w:before="0" w:after="0"/>
-        <w:ind w:left="283"/>
-      </w:pPr>
-      <w:r>
-        <w:rPr>
-          <w:rFonts w:ascii="Courier New" w:hAnsi="Courier New"/>
-          <w:color w:val="24292E"/>
-          <w:sz w:val="18"/>
-        </w:rPr>
-        <w:t xml:space="preserve">  stage_count=$(aws apigateway get-stages \</w:t>
-      </w:r>
-    </w:p>
-    <w:p>
-      <w:pPr>
-        <w:shd w:val="clear" w:color="auto" w:fill="F4F4F4"/>
-        <w:spacing w:before="0" w:after="0"/>
-        <w:ind w:left="283"/>
-      </w:pPr>
-      <w:r>
-        <w:rPr>
-          <w:rFonts w:ascii="Courier New" w:hAnsi="Courier New"/>
-          <w:color w:val="24292E"/>
-          <w:sz w:val="18"/>
-        </w:rPr>
-        <w:t xml:space="preserve">    --rest-api-id $api_id --region us-east-1 \</w:t>
-      </w:r>
-    </w:p>
-    <w:p>
-      <w:pPr>
-        <w:shd w:val="clear" w:color="auto" w:fill="F4F4F4"/>
-        <w:spacing w:before="0" w:after="0"/>
-        <w:ind w:left="283"/>
-      </w:pPr>
-      <w:r>
-        <w:rPr>
-          <w:rFonts w:ascii="Courier New" w:hAnsi="Courier New"/>
-          <w:color w:val="24292E"/>
-          <w:sz w:val="18"/>
-        </w:rPr>
-        <w:t xml:space="preserve">    --query 'length(item)' --output text 2&gt;/dev/null || echo "0")</w:t>
-      </w:r>
-    </w:p>
-    <w:p>
-      <w:pPr>
-        <w:shd w:val="clear" w:color="auto" w:fill="F4F4F4"/>
-        <w:spacing w:before="0" w:after="0"/>
-        <w:ind w:left="283"/>
-      </w:pPr>
-      <w:r>
-        <w:rPr>
-          <w:rFonts w:ascii="Courier New" w:hAnsi="Courier New"/>
-          <w:color w:val="24292E"/>
-          <w:sz w:val="18"/>
-        </w:rPr>
-        <w:t xml:space="preserve">  if [ "$stage_count" = "0" ] || [ "$stage_count" = "None" ]; then</w:t>
-      </w:r>
-    </w:p>
-    <w:p>
-      <w:pPr>
-        <w:shd w:val="clear" w:color="auto" w:fill="F4F4F4"/>
-        <w:spacing w:before="0" w:after="0"/>
-        <w:ind w:left="283"/>
-      </w:pPr>
-      <w:r>
-        <w:rPr>
-          <w:rFonts w:ascii="Courier New" w:hAnsi="Courier New"/>
-          <w:color w:val="24292E"/>
-          <w:sz w:val="18"/>
-        </w:rPr>
-        <w:t xml:space="preserve">    echo "ORPHANED: $api_id"</w:t>
-      </w:r>
-    </w:p>
-    <w:p>
-      <w:pPr>
-        <w:shd w:val="clear" w:color="auto" w:fill="F4F4F4"/>
-        <w:spacing w:before="0" w:after="0"/>
-        <w:ind w:left="283"/>
-      </w:pPr>
-      <w:r>
-        <w:rPr>
-          <w:rFonts w:ascii="Courier New" w:hAnsi="Courier New"/>
-          <w:color w:val="24292E"/>
-          <w:sz w:val="18"/>
-        </w:rPr>
-        <w:t xml:space="preserve">  fi</w:t>
-      </w:r>
-    </w:p>
-    <w:p>
-      <w:pPr>
-        <w:shd w:val="clear" w:color="auto" w:fill="F4F4F4"/>
-        <w:spacing w:before="0" w:after="0"/>
-        <w:ind w:left="283"/>
-      </w:pPr>
-      <w:r>
-        <w:rPr>
-          <w:rFonts w:ascii="Courier New" w:hAnsi="Courier New"/>
-          <w:color w:val="24292E"/>
-          <w:sz w:val="18"/>
-        </w:rPr>
-        <w:t>done</w:t>
-      </w:r>
-    </w:p>
-    <w:p>
-      <w:pPr>
-        <w:spacing w:after="80"/>
-      </w:pPr>
-    </w:p>
-    <w:p>
-      <w:pPr>
-        <w:pBdr>
-          <w:bottom w:val="single" w:sz="6" w:space="1" w:color="CCCCCC"/>
-        </w:pBdr>
-      </w:pPr>
-    </w:p>
-    <w:p>
-      <w:r>
-        <w:rPr>
-          <w:i/>
-        </w:rPr>
-        <w:t>Document maintained by Platform Engineering. For questions or exceptions, contact mdziaur.rahman@corebridgefinancial.com.</w:t>
+      <w:r>
+        <w:t>##</w:t>
       </w:r>
     </w:p>
     <w:sectPr>
